--- a/DAY-5/Lab Exercise - Deploy EC2 in Dev and Prod Using Terragrunt on Ubuntu.docx
+++ b/DAY-5/Lab Exercise - Deploy EC2 in Dev and Prod Using Terragrunt on Ubuntu.docx
@@ -378,7 +378,7 @@
           <w:color w:val="000000" w:themeColor="text1"/>
         </w:rPr>
         <w:pict w14:anchorId="36861EDB">
-          <v:rect id="_x0000_i1140" style="width:0;height:1.5pt" o:hrstd="t" o:hr="t" fillcolor="#a0a0a0" stroked="f"/>
+          <v:rect id="_x0000_i1026" style="width:0;height:1.5pt" o:hrstd="t" o:hr="t" fillcolor="#a0a0a0" stroked="f"/>
         </w:pict>
       </w:r>
     </w:p>
@@ -448,7 +448,7 @@
           <w:color w:val="000000" w:themeColor="text1"/>
         </w:rPr>
         <w:pict w14:anchorId="525A8782">
-          <v:rect id="_x0000_i1141" style="width:0;height:1.5pt" o:hrstd="t" o:hr="t" fillcolor="#a0a0a0" stroked="f"/>
+          <v:rect id="_x0000_i1027" style="width:0;height:1.5pt" o:hrstd="t" o:hr="t" fillcolor="#a0a0a0" stroked="f"/>
         </w:pict>
       </w:r>
     </w:p>
@@ -490,6 +490,25 @@
         <w:spacing w:line="480" w:lineRule="auto"/>
         <w:rPr>
           <w:rFonts w:ascii="Georgia Pro" w:eastAsia="Georgia Pro" w:hAnsi="Georgia Pro" w:cs="Georgia Pro"/>
+          <w:color w:val="000000" w:themeColor="text1"/>
+        </w:rPr>
+      </w:pPr>
+      <w:r>
+        <w:rPr>
+          <w:rFonts w:ascii="Georgia Pro" w:eastAsia="Georgia Pro" w:hAnsi="Georgia Pro" w:cs="Georgia Pro"/>
+          <w:color w:val="000000" w:themeColor="text1"/>
+        </w:rPr>
+        <w:lastRenderedPageBreak/>
+        <w:pict w14:anchorId="760D58CB">
+          <v:rect id="_x0000_i1028" style="width:0;height:1.5pt" o:hrstd="t" o:hr="t" fillcolor="#a0a0a0" stroked="f"/>
+        </w:pict>
+      </w:r>
+    </w:p>
+    <w:p>
+      <w:pPr>
+        <w:spacing w:line="480" w:lineRule="auto"/>
+        <w:rPr>
+          <w:rFonts w:ascii="Georgia Pro" w:eastAsia="Georgia Pro" w:hAnsi="Georgia Pro" w:cs="Georgia Pro"/>
           <w:b/>
           <w:bCs/>
           <w:color w:val="000000" w:themeColor="text1"/>
@@ -502,24 +521,50 @@
           <w:bCs/>
           <w:color w:val="000000" w:themeColor="text1"/>
         </w:rPr>
-        <w:lastRenderedPageBreak/>
-        <w:t>Step 2: Install Terraform</w:t>
-      </w:r>
-    </w:p>
-    <w:p>
-      <w:pPr>
-        <w:spacing w:line="480" w:lineRule="auto"/>
-        <w:rPr>
-          <w:rFonts w:ascii="Georgia Pro" w:eastAsia="Georgia Pro" w:hAnsi="Georgia Pro" w:cs="Georgia Pro"/>
-          <w:color w:val="000000" w:themeColor="text1"/>
-        </w:rPr>
-      </w:pPr>
-      <w:r>
-        <w:rPr>
-          <w:rFonts w:ascii="Georgia Pro" w:eastAsia="Georgia Pro" w:hAnsi="Georgia Pro" w:cs="Georgia Pro"/>
-          <w:color w:val="000000" w:themeColor="text1"/>
-        </w:rPr>
-        <w:t>Download Terraform.</w:t>
+        <w:t xml:space="preserve">Step 3: Install </w:t>
+      </w:r>
+      <w:proofErr w:type="spellStart"/>
+      <w:r>
+        <w:rPr>
+          <w:rFonts w:ascii="Georgia Pro" w:eastAsia="Georgia Pro" w:hAnsi="Georgia Pro" w:cs="Georgia Pro"/>
+          <w:b/>
+          <w:bCs/>
+          <w:color w:val="000000" w:themeColor="text1"/>
+        </w:rPr>
+        <w:t>Terragrunt</w:t>
+      </w:r>
+      <w:proofErr w:type="spellEnd"/>
+    </w:p>
+    <w:p>
+      <w:pPr>
+        <w:spacing w:line="480" w:lineRule="auto"/>
+        <w:rPr>
+          <w:rFonts w:ascii="Georgia Pro" w:eastAsia="Georgia Pro" w:hAnsi="Georgia Pro" w:cs="Georgia Pro"/>
+          <w:color w:val="000000" w:themeColor="text1"/>
+        </w:rPr>
+      </w:pPr>
+      <w:r>
+        <w:rPr>
+          <w:rFonts w:ascii="Georgia Pro" w:eastAsia="Georgia Pro" w:hAnsi="Georgia Pro" w:cs="Georgia Pro"/>
+          <w:color w:val="000000" w:themeColor="text1"/>
+        </w:rPr>
+        <w:t xml:space="preserve">Download </w:t>
+      </w:r>
+      <w:proofErr w:type="spellStart"/>
+      <w:r>
+        <w:rPr>
+          <w:rFonts w:ascii="Georgia Pro" w:eastAsia="Georgia Pro" w:hAnsi="Georgia Pro" w:cs="Georgia Pro"/>
+          <w:color w:val="000000" w:themeColor="text1"/>
+        </w:rPr>
+        <w:t>Terragrunt</w:t>
+      </w:r>
+      <w:proofErr w:type="spellEnd"/>
+      <w:r>
+        <w:rPr>
+          <w:rFonts w:ascii="Georgia Pro" w:eastAsia="Georgia Pro" w:hAnsi="Georgia Pro" w:cs="Georgia Pro"/>
+          <w:color w:val="000000" w:themeColor="text1"/>
+        </w:rPr>
+        <w:t xml:space="preserve"> binary.</w:t>
       </w:r>
     </w:p>
     <w:p>
@@ -535,8 +580,8 @@
         <w:rPr>
           <w:rFonts w:ascii="Georgia Pro" w:eastAsia="Georgia Pro" w:hAnsi="Georgia Pro" w:cs="Georgia Pro"/>
           <w:color w:val="000000" w:themeColor="text1"/>
-          <w:sz w:val="22"/>
-          <w:szCs w:val="22"/>
+          <w:sz w:val="20"/>
+          <w:szCs w:val="20"/>
         </w:rPr>
       </w:pPr>
       <w:proofErr w:type="spellStart"/>
@@ -544,94 +589,36 @@
         <w:rPr>
           <w:rFonts w:ascii="Georgia Pro" w:eastAsia="Georgia Pro" w:hAnsi="Georgia Pro" w:cs="Georgia Pro"/>
           <w:color w:val="000000" w:themeColor="text1"/>
-          <w:sz w:val="22"/>
-          <w:szCs w:val="22"/>
-        </w:rPr>
-        <w:t>sudo</w:t>
+          <w:sz w:val="20"/>
+          <w:szCs w:val="20"/>
+        </w:rPr>
+        <w:t>wget</w:t>
       </w:r>
       <w:proofErr w:type="spellEnd"/>
       <w:r>
         <w:rPr>
           <w:rFonts w:ascii="Georgia Pro" w:eastAsia="Georgia Pro" w:hAnsi="Georgia Pro" w:cs="Georgia Pro"/>
           <w:color w:val="000000" w:themeColor="text1"/>
-          <w:sz w:val="22"/>
-          <w:szCs w:val="22"/>
-        </w:rPr>
-        <w:t xml:space="preserve"> apt install </w:t>
-      </w:r>
-      <w:proofErr w:type="spellStart"/>
-      <w:r>
-        <w:rPr>
-          <w:rFonts w:ascii="Georgia Pro" w:eastAsia="Georgia Pro" w:hAnsi="Georgia Pro" w:cs="Georgia Pro"/>
-          <w:color w:val="000000" w:themeColor="text1"/>
-          <w:sz w:val="22"/>
-          <w:szCs w:val="22"/>
-        </w:rPr>
-        <w:t>wget</w:t>
-      </w:r>
-      <w:proofErr w:type="spellEnd"/>
-      <w:r>
-        <w:rPr>
-          <w:rFonts w:ascii="Georgia Pro" w:eastAsia="Georgia Pro" w:hAnsi="Georgia Pro" w:cs="Georgia Pro"/>
-          <w:color w:val="000000" w:themeColor="text1"/>
-          <w:sz w:val="22"/>
-          <w:szCs w:val="22"/>
-        </w:rPr>
-        <w:t xml:space="preserve"> unzip -y</w:t>
-      </w:r>
-      <w:r>
-        <w:rPr>
-          <w:rFonts w:ascii="Georgia Pro" w:eastAsia="Georgia Pro" w:hAnsi="Georgia Pro" w:cs="Georgia Pro"/>
-          <w:color w:val="000000" w:themeColor="text1"/>
-          <w:sz w:val="22"/>
-          <w:szCs w:val="22"/>
-        </w:rPr>
-        <w:br/>
-      </w:r>
-      <w:proofErr w:type="spellStart"/>
-      <w:r>
-        <w:rPr>
-          <w:rFonts w:ascii="Georgia Pro" w:eastAsia="Georgia Pro" w:hAnsi="Georgia Pro" w:cs="Georgia Pro"/>
-          <w:color w:val="000000" w:themeColor="text1"/>
-          <w:sz w:val="22"/>
-          <w:szCs w:val="22"/>
-        </w:rPr>
-        <w:t>wget</w:t>
-      </w:r>
-      <w:proofErr w:type="spellEnd"/>
-      <w:r>
-        <w:rPr>
-          <w:rFonts w:ascii="Georgia Pro" w:eastAsia="Georgia Pro" w:hAnsi="Georgia Pro" w:cs="Georgia Pro"/>
-          <w:color w:val="000000" w:themeColor="text1"/>
-          <w:sz w:val="22"/>
-          <w:szCs w:val="22"/>
-        </w:rPr>
-        <w:t xml:space="preserve"> https://releases.hashicorp.com/terraform/1.7.5/terraform_1.7.5_linux_amd64.zip</w:t>
-      </w:r>
-    </w:p>
-    <w:p>
-      <w:pPr>
-        <w:spacing w:line="480" w:lineRule="auto"/>
-        <w:rPr>
-          <w:rFonts w:ascii="Georgia Pro" w:eastAsia="Georgia Pro" w:hAnsi="Georgia Pro" w:cs="Georgia Pro"/>
-          <w:color w:val="000000" w:themeColor="text1"/>
-        </w:rPr>
-      </w:pPr>
-    </w:p>
-    <w:p>
-      <w:pPr>
-        <w:spacing w:line="480" w:lineRule="auto"/>
-        <w:rPr>
-          <w:rFonts w:ascii="Georgia Pro" w:eastAsia="Georgia Pro" w:hAnsi="Georgia Pro" w:cs="Georgia Pro"/>
-          <w:color w:val="000000" w:themeColor="text1"/>
-        </w:rPr>
-      </w:pPr>
-      <w:r>
-        <w:rPr>
-          <w:rFonts w:ascii="Georgia Pro" w:eastAsia="Georgia Pro" w:hAnsi="Georgia Pro" w:cs="Georgia Pro"/>
-          <w:color w:val="000000" w:themeColor="text1"/>
-        </w:rPr>
-        <w:t>Unzip the file.</w:t>
+          <w:sz w:val="20"/>
+          <w:szCs w:val="20"/>
+        </w:rPr>
+        <w:t xml:space="preserve"> https://github.com/gruntwork-io/terragrunt/releases/latest/download/terragrunt_linux_arm64 </w:t>
+      </w:r>
+    </w:p>
+    <w:p>
+      <w:pPr>
+        <w:spacing w:line="480" w:lineRule="auto"/>
+        <w:rPr>
+          <w:rFonts w:ascii="Georgia Pro" w:eastAsia="Georgia Pro" w:hAnsi="Georgia Pro" w:cs="Georgia Pro"/>
+          <w:color w:val="000000" w:themeColor="text1"/>
+        </w:rPr>
+      </w:pPr>
+      <w:r>
+        <w:rPr>
+          <w:rFonts w:ascii="Georgia Pro" w:eastAsia="Georgia Pro" w:hAnsi="Georgia Pro" w:cs="Georgia Pro"/>
+          <w:color w:val="000000" w:themeColor="text1"/>
+        </w:rPr>
+        <w:t>Make executable.</w:t>
       </w:r>
     </w:p>
     <w:p>
@@ -649,12 +636,21 @@
           <w:color w:val="000000" w:themeColor="text1"/>
         </w:rPr>
       </w:pPr>
-      <w:r>
-        <w:rPr>
-          <w:rFonts w:ascii="Georgia Pro" w:eastAsia="Georgia Pro" w:hAnsi="Georgia Pro" w:cs="Georgia Pro"/>
-          <w:color w:val="000000" w:themeColor="text1"/>
-        </w:rPr>
-        <w:t>unzip terraform_1.7.5_linux_amd64.zip</w:t>
+      <w:proofErr w:type="spellStart"/>
+      <w:r>
+        <w:rPr>
+          <w:rFonts w:ascii="Georgia Pro" w:eastAsia="Georgia Pro" w:hAnsi="Georgia Pro" w:cs="Georgia Pro"/>
+          <w:color w:val="000000" w:themeColor="text1"/>
+        </w:rPr>
+        <w:t>chmod</w:t>
+      </w:r>
+      <w:proofErr w:type="spellEnd"/>
+      <w:r>
+        <w:rPr>
+          <w:rFonts w:ascii="Georgia Pro" w:eastAsia="Georgia Pro" w:hAnsi="Georgia Pro" w:cs="Georgia Pro"/>
+          <w:color w:val="000000" w:themeColor="text1"/>
+        </w:rPr>
+        <w:t xml:space="preserve"> +x terragrunt_linux_arm64 </w:t>
       </w:r>
     </w:p>
     <w:p>
@@ -702,7 +698,21 @@
           <w:rFonts w:ascii="Georgia Pro" w:eastAsia="Georgia Pro" w:hAnsi="Georgia Pro" w:cs="Georgia Pro"/>
           <w:color w:val="000000" w:themeColor="text1"/>
         </w:rPr>
-        <w:t xml:space="preserve"> mv terraform /</w:t>
+        <w:t xml:space="preserve"> mv </w:t>
+      </w:r>
+      <w:r>
+        <w:rPr>
+          <w:rFonts w:ascii="Georgia Pro" w:eastAsia="Georgia Pro" w:hAnsi="Georgia Pro" w:cs="Georgia Pro"/>
+          <w:color w:val="000000" w:themeColor="text1"/>
+        </w:rPr>
+        <w:t xml:space="preserve">terragrunt_linux_arm64 </w:t>
+      </w:r>
+      <w:r>
+        <w:rPr>
+          <w:rFonts w:ascii="Georgia Pro" w:eastAsia="Georgia Pro" w:hAnsi="Georgia Pro" w:cs="Georgia Pro"/>
+          <w:color w:val="000000" w:themeColor="text1"/>
+        </w:rPr>
+        <w:t>/</w:t>
       </w:r>
       <w:proofErr w:type="spellStart"/>
       <w:r>
@@ -720,6 +730,15 @@
         </w:rPr>
         <w:t>/local/bin/</w:t>
       </w:r>
+      <w:proofErr w:type="spellStart"/>
+      <w:r>
+        <w:rPr>
+          <w:rFonts w:ascii="Georgia Pro" w:eastAsia="Georgia Pro" w:hAnsi="Georgia Pro" w:cs="Georgia Pro"/>
+          <w:color w:val="000000" w:themeColor="text1"/>
+        </w:rPr>
+        <w:t>terragrunt</w:t>
+      </w:r>
+      <w:proofErr w:type="spellEnd"/>
     </w:p>
     <w:p>
       <w:pPr>
@@ -752,12 +771,21 @@
           <w:color w:val="000000" w:themeColor="text1"/>
         </w:rPr>
       </w:pPr>
-      <w:r>
-        <w:rPr>
-          <w:rFonts w:ascii="Georgia Pro" w:eastAsia="Georgia Pro" w:hAnsi="Georgia Pro" w:cs="Georgia Pro"/>
-          <w:color w:val="000000" w:themeColor="text1"/>
-        </w:rPr>
-        <w:t>terraform -version</w:t>
+      <w:proofErr w:type="spellStart"/>
+      <w:r>
+        <w:rPr>
+          <w:rFonts w:ascii="Georgia Pro" w:eastAsia="Georgia Pro" w:hAnsi="Georgia Pro" w:cs="Georgia Pro"/>
+          <w:color w:val="000000" w:themeColor="text1"/>
+        </w:rPr>
+        <w:t>terragrunt</w:t>
+      </w:r>
+      <w:proofErr w:type="spellEnd"/>
+      <w:r>
+        <w:rPr>
+          <w:rFonts w:ascii="Georgia Pro" w:eastAsia="Georgia Pro" w:hAnsi="Georgia Pro" w:cs="Georgia Pro"/>
+          <w:color w:val="000000" w:themeColor="text1"/>
+        </w:rPr>
+        <w:t xml:space="preserve"> --version</w:t>
       </w:r>
     </w:p>
     <w:p>
@@ -791,29 +819,38 @@
           <w:color w:val="000000" w:themeColor="text1"/>
         </w:rPr>
       </w:pPr>
-      <w:r>
-        <w:rPr>
-          <w:rFonts w:ascii="Georgia Pro" w:eastAsia="Georgia Pro" w:hAnsi="Georgia Pro" w:cs="Georgia Pro"/>
-          <w:color w:val="000000" w:themeColor="text1"/>
-        </w:rPr>
-        <w:t>Terraform v1.7.x</w:t>
-      </w:r>
-    </w:p>
-    <w:p>
-      <w:pPr>
-        <w:spacing w:line="480" w:lineRule="auto"/>
-        <w:rPr>
-          <w:rFonts w:ascii="Georgia Pro" w:eastAsia="Georgia Pro" w:hAnsi="Georgia Pro" w:cs="Georgia Pro"/>
-          <w:color w:val="000000" w:themeColor="text1"/>
-        </w:rPr>
-      </w:pPr>
-      <w:r>
-        <w:rPr>
-          <w:rFonts w:ascii="Georgia Pro" w:eastAsia="Georgia Pro" w:hAnsi="Georgia Pro" w:cs="Georgia Pro"/>
-          <w:color w:val="000000" w:themeColor="text1"/>
-        </w:rPr>
-        <w:pict w14:anchorId="760D58CB">
-          <v:rect id="_x0000_i1142" style="width:0;height:1.5pt" o:hrstd="t" o:hr="t" fillcolor="#a0a0a0" stroked="f"/>
+      <w:proofErr w:type="spellStart"/>
+      <w:r>
+        <w:rPr>
+          <w:rFonts w:ascii="Georgia Pro" w:eastAsia="Georgia Pro" w:hAnsi="Georgia Pro" w:cs="Georgia Pro"/>
+          <w:color w:val="000000" w:themeColor="text1"/>
+        </w:rPr>
+        <w:t>terragrunt</w:t>
+      </w:r>
+      <w:proofErr w:type="spellEnd"/>
+      <w:r>
+        <w:rPr>
+          <w:rFonts w:ascii="Georgia Pro" w:eastAsia="Georgia Pro" w:hAnsi="Georgia Pro" w:cs="Georgia Pro"/>
+          <w:color w:val="000000" w:themeColor="text1"/>
+        </w:rPr>
+        <w:t xml:space="preserve"> version v0.x.x</w:t>
+      </w:r>
+    </w:p>
+    <w:p>
+      <w:pPr>
+        <w:spacing w:line="480" w:lineRule="auto"/>
+        <w:rPr>
+          <w:rFonts w:ascii="Georgia Pro" w:eastAsia="Georgia Pro" w:hAnsi="Georgia Pro" w:cs="Georgia Pro"/>
+          <w:color w:val="000000" w:themeColor="text1"/>
+        </w:rPr>
+      </w:pPr>
+      <w:r>
+        <w:rPr>
+          <w:rFonts w:ascii="Georgia Pro" w:eastAsia="Georgia Pro" w:hAnsi="Georgia Pro" w:cs="Georgia Pro"/>
+          <w:color w:val="000000" w:themeColor="text1"/>
+        </w:rPr>
+        <w:pict w14:anchorId="79146A64">
+          <v:rect id="_x0000_i1029" style="width:0;height:1.5pt" o:hrstd="t" o:hr="t" fillcolor="#a0a0a0" stroked="f"/>
         </w:pict>
       </w:r>
     </w:p>
@@ -834,50 +871,7 @@
           <w:bCs/>
           <w:color w:val="000000" w:themeColor="text1"/>
         </w:rPr>
-        <w:t xml:space="preserve">Step 3: Install </w:t>
-      </w:r>
-      <w:proofErr w:type="spellStart"/>
-      <w:r>
-        <w:rPr>
-          <w:rFonts w:ascii="Georgia Pro" w:eastAsia="Georgia Pro" w:hAnsi="Georgia Pro" w:cs="Georgia Pro"/>
-          <w:b/>
-          <w:bCs/>
-          <w:color w:val="000000" w:themeColor="text1"/>
-        </w:rPr>
-        <w:t>Terragrunt</w:t>
-      </w:r>
-      <w:proofErr w:type="spellEnd"/>
-    </w:p>
-    <w:p>
-      <w:pPr>
-        <w:spacing w:line="480" w:lineRule="auto"/>
-        <w:rPr>
-          <w:rFonts w:ascii="Georgia Pro" w:eastAsia="Georgia Pro" w:hAnsi="Georgia Pro" w:cs="Georgia Pro"/>
-          <w:color w:val="000000" w:themeColor="text1"/>
-        </w:rPr>
-      </w:pPr>
-      <w:r>
-        <w:rPr>
-          <w:rFonts w:ascii="Georgia Pro" w:eastAsia="Georgia Pro" w:hAnsi="Georgia Pro" w:cs="Georgia Pro"/>
-          <w:color w:val="000000" w:themeColor="text1"/>
-        </w:rPr>
-        <w:t xml:space="preserve">Download </w:t>
-      </w:r>
-      <w:proofErr w:type="spellStart"/>
-      <w:r>
-        <w:rPr>
-          <w:rFonts w:ascii="Georgia Pro" w:eastAsia="Georgia Pro" w:hAnsi="Georgia Pro" w:cs="Georgia Pro"/>
-          <w:color w:val="000000" w:themeColor="text1"/>
-        </w:rPr>
-        <w:t>Terragrunt</w:t>
-      </w:r>
-      <w:proofErr w:type="spellEnd"/>
-      <w:r>
-        <w:rPr>
-          <w:rFonts w:ascii="Georgia Pro" w:eastAsia="Georgia Pro" w:hAnsi="Georgia Pro" w:cs="Georgia Pro"/>
-          <w:color w:val="000000" w:themeColor="text1"/>
-        </w:rPr>
-        <w:t xml:space="preserve"> binary.</w:t>
+        <w:t>Step 4: Install AWS CLI</w:t>
       </w:r>
     </w:p>
     <w:p>
@@ -893,8 +887,6 @@
         <w:rPr>
           <w:rFonts w:ascii="Georgia Pro" w:eastAsia="Georgia Pro" w:hAnsi="Georgia Pro" w:cs="Georgia Pro"/>
           <w:color w:val="000000" w:themeColor="text1"/>
-          <w:sz w:val="20"/>
-          <w:szCs w:val="20"/>
         </w:rPr>
       </w:pPr>
       <w:proofErr w:type="spellStart"/>
@@ -902,45 +894,48 @@
         <w:rPr>
           <w:rFonts w:ascii="Georgia Pro" w:eastAsia="Georgia Pro" w:hAnsi="Georgia Pro" w:cs="Georgia Pro"/>
           <w:color w:val="000000" w:themeColor="text1"/>
-          <w:sz w:val="20"/>
-          <w:szCs w:val="20"/>
-        </w:rPr>
-        <w:t>wget</w:t>
+        </w:rPr>
+        <w:t>sudo</w:t>
       </w:r>
       <w:proofErr w:type="spellEnd"/>
       <w:r>
         <w:rPr>
           <w:rFonts w:ascii="Georgia Pro" w:eastAsia="Georgia Pro" w:hAnsi="Georgia Pro" w:cs="Georgia Pro"/>
           <w:color w:val="000000" w:themeColor="text1"/>
-          <w:sz w:val="20"/>
-          <w:szCs w:val="20"/>
-        </w:rPr>
-        <w:t xml:space="preserve"> https://github.com/gruntwork-io/terragrunt/releases/latest/download/terragrunt_linux_arm64</w:t>
-      </w:r>
-      <w:r>
-        <w:rPr>
-          <w:rFonts w:ascii="Georgia Pro" w:eastAsia="Georgia Pro" w:hAnsi="Georgia Pro" w:cs="Georgia Pro"/>
-          <w:color w:val="000000" w:themeColor="text1"/>
-          <w:sz w:val="20"/>
-          <w:szCs w:val="20"/>
-        </w:rPr>
-        <w:t xml:space="preserve"> </w:t>
-      </w:r>
-    </w:p>
-    <w:p>
-      <w:pPr>
-        <w:spacing w:line="480" w:lineRule="auto"/>
-        <w:rPr>
-          <w:rFonts w:ascii="Georgia Pro" w:eastAsia="Georgia Pro" w:hAnsi="Georgia Pro" w:cs="Georgia Pro"/>
-          <w:color w:val="000000" w:themeColor="text1"/>
-        </w:rPr>
-      </w:pPr>
-      <w:r>
-        <w:rPr>
-          <w:rFonts w:ascii="Georgia Pro" w:eastAsia="Georgia Pro" w:hAnsi="Georgia Pro" w:cs="Georgia Pro"/>
-          <w:color w:val="000000" w:themeColor="text1"/>
-        </w:rPr>
-        <w:t>Make executable.</w:t>
+        </w:rPr>
+        <w:t xml:space="preserve"> apt install </w:t>
+      </w:r>
+      <w:proofErr w:type="spellStart"/>
+      <w:r>
+        <w:rPr>
+          <w:rFonts w:ascii="Georgia Pro" w:eastAsia="Georgia Pro" w:hAnsi="Georgia Pro" w:cs="Georgia Pro"/>
+          <w:color w:val="000000" w:themeColor="text1"/>
+        </w:rPr>
+        <w:t>awscli</w:t>
+      </w:r>
+      <w:proofErr w:type="spellEnd"/>
+      <w:r>
+        <w:rPr>
+          <w:rFonts w:ascii="Georgia Pro" w:eastAsia="Georgia Pro" w:hAnsi="Georgia Pro" w:cs="Georgia Pro"/>
+          <w:color w:val="000000" w:themeColor="text1"/>
+        </w:rPr>
+        <w:t xml:space="preserve"> -y</w:t>
+      </w:r>
+    </w:p>
+    <w:p>
+      <w:pPr>
+        <w:spacing w:line="480" w:lineRule="auto"/>
+        <w:rPr>
+          <w:rFonts w:ascii="Georgia Pro" w:eastAsia="Georgia Pro" w:hAnsi="Georgia Pro" w:cs="Georgia Pro"/>
+          <w:color w:val="000000" w:themeColor="text1"/>
+        </w:rPr>
+      </w:pPr>
+      <w:r>
+        <w:rPr>
+          <w:rFonts w:ascii="Georgia Pro" w:eastAsia="Georgia Pro" w:hAnsi="Georgia Pro" w:cs="Georgia Pro"/>
+          <w:color w:val="000000" w:themeColor="text1"/>
+        </w:rPr>
+        <w:t>Verify installation.</w:t>
       </w:r>
     </w:p>
     <w:p>
@@ -964,7 +959,7 @@
           <w:rFonts w:ascii="Georgia Pro" w:eastAsia="Georgia Pro" w:hAnsi="Georgia Pro" w:cs="Georgia Pro"/>
           <w:color w:val="000000" w:themeColor="text1"/>
         </w:rPr>
-        <w:t>chmod</w:t>
+        <w:t>aws</w:t>
       </w:r>
       <w:proofErr w:type="spellEnd"/>
       <w:r>
@@ -972,30 +967,84 @@
           <w:rFonts w:ascii="Georgia Pro" w:eastAsia="Georgia Pro" w:hAnsi="Georgia Pro" w:cs="Georgia Pro"/>
           <w:color w:val="000000" w:themeColor="text1"/>
         </w:rPr>
-        <w:t xml:space="preserve"> +x terragrunt_linux_arm64</w:t>
-      </w:r>
-      <w:r>
-        <w:rPr>
-          <w:rFonts w:ascii="Georgia Pro" w:eastAsia="Georgia Pro" w:hAnsi="Georgia Pro" w:cs="Georgia Pro"/>
-          <w:color w:val="000000" w:themeColor="text1"/>
-        </w:rPr>
-        <w:t xml:space="preserve"> </w:t>
-      </w:r>
-    </w:p>
-    <w:p>
-      <w:pPr>
-        <w:spacing w:line="480" w:lineRule="auto"/>
-        <w:rPr>
-          <w:rFonts w:ascii="Georgia Pro" w:eastAsia="Georgia Pro" w:hAnsi="Georgia Pro" w:cs="Georgia Pro"/>
-          <w:color w:val="000000" w:themeColor="text1"/>
-        </w:rPr>
-      </w:pPr>
-      <w:r>
-        <w:rPr>
-          <w:rFonts w:ascii="Georgia Pro" w:eastAsia="Georgia Pro" w:hAnsi="Georgia Pro" w:cs="Georgia Pro"/>
-          <w:color w:val="000000" w:themeColor="text1"/>
-        </w:rPr>
-        <w:t>Move binary.</w:t>
+        <w:t xml:space="preserve"> --version</w:t>
+      </w:r>
+    </w:p>
+    <w:p>
+      <w:pPr>
+        <w:spacing w:line="480" w:lineRule="auto"/>
+        <w:rPr>
+          <w:rFonts w:ascii="Georgia Pro" w:eastAsia="Georgia Pro" w:hAnsi="Georgia Pro" w:cs="Georgia Pro"/>
+          <w:color w:val="000000" w:themeColor="text1"/>
+        </w:rPr>
+      </w:pPr>
+      <w:r>
+        <w:rPr>
+          <w:rFonts w:ascii="Georgia Pro" w:eastAsia="Georgia Pro" w:hAnsi="Georgia Pro" w:cs="Georgia Pro"/>
+          <w:color w:val="000000" w:themeColor="text1"/>
+        </w:rPr>
+        <w:pict w14:anchorId="1F4267E8">
+          <v:rect id="_x0000_i1042" style="width:0;height:1.5pt" o:hrstd="t" o:hr="t" fillcolor="#a0a0a0" stroked="f"/>
+        </w:pict>
+      </w:r>
+    </w:p>
+    <w:p>
+      <w:pPr>
+        <w:spacing w:line="480" w:lineRule="auto"/>
+        <w:rPr>
+          <w:rFonts w:ascii="Georgia Pro" w:eastAsia="Georgia Pro" w:hAnsi="Georgia Pro" w:cs="Georgia Pro"/>
+          <w:b/>
+          <w:bCs/>
+          <w:color w:val="000000" w:themeColor="text1"/>
+        </w:rPr>
+      </w:pPr>
+    </w:p>
+    <w:p>
+      <w:pPr>
+        <w:spacing w:line="480" w:lineRule="auto"/>
+        <w:rPr>
+          <w:rFonts w:ascii="Georgia Pro" w:eastAsia="Georgia Pro" w:hAnsi="Georgia Pro" w:cs="Georgia Pro"/>
+          <w:b/>
+          <w:bCs/>
+          <w:color w:val="000000" w:themeColor="text1"/>
+        </w:rPr>
+      </w:pPr>
+    </w:p>
+    <w:p>
+      <w:pPr>
+        <w:spacing w:line="480" w:lineRule="auto"/>
+        <w:rPr>
+          <w:rFonts w:ascii="Georgia Pro" w:eastAsia="Georgia Pro" w:hAnsi="Georgia Pro" w:cs="Georgia Pro"/>
+          <w:b/>
+          <w:bCs/>
+          <w:color w:val="000000" w:themeColor="text1"/>
+        </w:rPr>
+      </w:pPr>
+      <w:r>
+        <w:rPr>
+          <w:rFonts w:ascii="Georgia Pro" w:eastAsia="Georgia Pro" w:hAnsi="Georgia Pro" w:cs="Georgia Pro"/>
+          <w:b/>
+          <w:bCs/>
+          <w:color w:val="000000" w:themeColor="text1"/>
+        </w:rPr>
+        <w:lastRenderedPageBreak/>
+        <w:t>Step 5: Configure AWS Credentials</w:t>
+      </w:r>
+    </w:p>
+    <w:p>
+      <w:pPr>
+        <w:spacing w:line="480" w:lineRule="auto"/>
+        <w:rPr>
+          <w:rFonts w:ascii="Georgia Pro" w:eastAsia="Georgia Pro" w:hAnsi="Georgia Pro" w:cs="Georgia Pro"/>
+          <w:color w:val="000000" w:themeColor="text1"/>
+        </w:rPr>
+      </w:pPr>
+      <w:r>
+        <w:rPr>
+          <w:rFonts w:ascii="Georgia Pro" w:eastAsia="Georgia Pro" w:hAnsi="Georgia Pro" w:cs="Georgia Pro"/>
+          <w:color w:val="000000" w:themeColor="text1"/>
+        </w:rPr>
+        <w:t>Run:</w:t>
       </w:r>
     </w:p>
     <w:p>
@@ -1019,7 +1068,7 @@
           <w:rFonts w:ascii="Georgia Pro" w:eastAsia="Georgia Pro" w:hAnsi="Georgia Pro" w:cs="Georgia Pro"/>
           <w:color w:val="000000" w:themeColor="text1"/>
         </w:rPr>
-        <w:t>sudo</w:t>
+        <w:t>aws</w:t>
       </w:r>
       <w:proofErr w:type="spellEnd"/>
       <w:r>
@@ -1027,63 +1076,23 @@
           <w:rFonts w:ascii="Georgia Pro" w:eastAsia="Georgia Pro" w:hAnsi="Georgia Pro" w:cs="Georgia Pro"/>
           <w:color w:val="000000" w:themeColor="text1"/>
         </w:rPr>
-        <w:t xml:space="preserve"> mv </w:t>
-      </w:r>
-      <w:r>
-        <w:rPr>
-          <w:rFonts w:ascii="Georgia Pro" w:eastAsia="Georgia Pro" w:hAnsi="Georgia Pro" w:cs="Georgia Pro"/>
-          <w:color w:val="000000" w:themeColor="text1"/>
-        </w:rPr>
-        <w:t xml:space="preserve">terragrunt_linux_arm64 </w:t>
-      </w:r>
-      <w:r>
-        <w:rPr>
-          <w:rFonts w:ascii="Georgia Pro" w:eastAsia="Georgia Pro" w:hAnsi="Georgia Pro" w:cs="Georgia Pro"/>
-          <w:color w:val="000000" w:themeColor="text1"/>
-        </w:rPr>
-        <w:t>/</w:t>
-      </w:r>
-      <w:proofErr w:type="spellStart"/>
-      <w:r>
-        <w:rPr>
-          <w:rFonts w:ascii="Georgia Pro" w:eastAsia="Georgia Pro" w:hAnsi="Georgia Pro" w:cs="Georgia Pro"/>
-          <w:color w:val="000000" w:themeColor="text1"/>
-        </w:rPr>
-        <w:t>usr</w:t>
-      </w:r>
-      <w:proofErr w:type="spellEnd"/>
-      <w:r>
-        <w:rPr>
-          <w:rFonts w:ascii="Georgia Pro" w:eastAsia="Georgia Pro" w:hAnsi="Georgia Pro" w:cs="Georgia Pro"/>
-          <w:color w:val="000000" w:themeColor="text1"/>
-        </w:rPr>
-        <w:t>/local/bin/</w:t>
-      </w:r>
-      <w:proofErr w:type="spellStart"/>
-      <w:r>
-        <w:rPr>
-          <w:rFonts w:ascii="Georgia Pro" w:eastAsia="Georgia Pro" w:hAnsi="Georgia Pro" w:cs="Georgia Pro"/>
-          <w:color w:val="000000" w:themeColor="text1"/>
-        </w:rPr>
-        <w:t>terragrunt</w:t>
-      </w:r>
-      <w:proofErr w:type="spellEnd"/>
-    </w:p>
-    <w:p>
-      <w:pPr>
-        <w:spacing w:line="480" w:lineRule="auto"/>
-        <w:rPr>
-          <w:rFonts w:ascii="Georgia Pro" w:eastAsia="Georgia Pro" w:hAnsi="Georgia Pro" w:cs="Georgia Pro"/>
-          <w:color w:val="000000" w:themeColor="text1"/>
-        </w:rPr>
-      </w:pPr>
-      <w:r>
-        <w:rPr>
-          <w:rFonts w:ascii="Georgia Pro" w:eastAsia="Georgia Pro" w:hAnsi="Georgia Pro" w:cs="Georgia Pro"/>
-          <w:color w:val="000000" w:themeColor="text1"/>
-        </w:rPr>
-        <w:lastRenderedPageBreak/>
-        <w:t>Verify installation.</w:t>
+        <w:t xml:space="preserve"> configure</w:t>
+      </w:r>
+    </w:p>
+    <w:p>
+      <w:pPr>
+        <w:spacing w:line="480" w:lineRule="auto"/>
+        <w:rPr>
+          <w:rFonts w:ascii="Georgia Pro" w:eastAsia="Georgia Pro" w:hAnsi="Georgia Pro" w:cs="Georgia Pro"/>
+          <w:color w:val="000000" w:themeColor="text1"/>
+        </w:rPr>
+      </w:pPr>
+      <w:r>
+        <w:rPr>
+          <w:rFonts w:ascii="Georgia Pro" w:eastAsia="Georgia Pro" w:hAnsi="Georgia Pro" w:cs="Georgia Pro"/>
+          <w:color w:val="000000" w:themeColor="text1"/>
+        </w:rPr>
+        <w:t>Enter:</w:t>
       </w:r>
     </w:p>
     <w:p>
@@ -1101,37 +1110,83 @@
           <w:color w:val="000000" w:themeColor="text1"/>
         </w:rPr>
       </w:pPr>
+      <w:r>
+        <w:rPr>
+          <w:rFonts w:ascii="Georgia Pro" w:eastAsia="Georgia Pro" w:hAnsi="Georgia Pro" w:cs="Georgia Pro"/>
+          <w:color w:val="000000" w:themeColor="text1"/>
+        </w:rPr>
+        <w:t>AWS Access Key ID</w:t>
+      </w:r>
+      <w:r>
+        <w:rPr>
+          <w:rFonts w:ascii="Georgia Pro" w:eastAsia="Georgia Pro" w:hAnsi="Georgia Pro" w:cs="Georgia Pro"/>
+          <w:color w:val="000000" w:themeColor="text1"/>
+        </w:rPr>
+        <w:br/>
+        <w:t>AWS Secret Access Key</w:t>
+      </w:r>
+      <w:r>
+        <w:rPr>
+          <w:rFonts w:ascii="Georgia Pro" w:eastAsia="Georgia Pro" w:hAnsi="Georgia Pro" w:cs="Georgia Pro"/>
+          <w:color w:val="000000" w:themeColor="text1"/>
+        </w:rPr>
+        <w:br/>
+        <w:t>Region: us-east-1</w:t>
+      </w:r>
+      <w:r>
+        <w:rPr>
+          <w:rFonts w:ascii="Georgia Pro" w:eastAsia="Georgia Pro" w:hAnsi="Georgia Pro" w:cs="Georgia Pro"/>
+          <w:color w:val="000000" w:themeColor="text1"/>
+        </w:rPr>
+        <w:br/>
+        <w:t xml:space="preserve">Output format: </w:t>
+      </w:r>
       <w:proofErr w:type="spellStart"/>
       <w:r>
         <w:rPr>
           <w:rFonts w:ascii="Georgia Pro" w:eastAsia="Georgia Pro" w:hAnsi="Georgia Pro" w:cs="Georgia Pro"/>
           <w:color w:val="000000" w:themeColor="text1"/>
         </w:rPr>
-        <w:t>terragrunt</w:t>
+        <w:t>json</w:t>
       </w:r>
       <w:proofErr w:type="spellEnd"/>
-      <w:r>
-        <w:rPr>
-          <w:rFonts w:ascii="Georgia Pro" w:eastAsia="Georgia Pro" w:hAnsi="Georgia Pro" w:cs="Georgia Pro"/>
-          <w:color w:val="000000" w:themeColor="text1"/>
-        </w:rPr>
-        <w:t xml:space="preserve"> --version</w:t>
-      </w:r>
-    </w:p>
-    <w:p>
-      <w:pPr>
-        <w:spacing w:line="480" w:lineRule="auto"/>
-        <w:rPr>
-          <w:rFonts w:ascii="Georgia Pro" w:eastAsia="Georgia Pro" w:hAnsi="Georgia Pro" w:cs="Georgia Pro"/>
-          <w:color w:val="000000" w:themeColor="text1"/>
-        </w:rPr>
-      </w:pPr>
-      <w:r>
-        <w:rPr>
-          <w:rFonts w:ascii="Georgia Pro" w:eastAsia="Georgia Pro" w:hAnsi="Georgia Pro" w:cs="Georgia Pro"/>
-          <w:color w:val="000000" w:themeColor="text1"/>
-        </w:rPr>
-        <w:t>Example output:</w:t>
+    </w:p>
+    <w:p>
+      <w:pPr>
+        <w:spacing w:line="480" w:lineRule="auto"/>
+        <w:rPr>
+          <w:rFonts w:ascii="Georgia Pro" w:eastAsia="Georgia Pro" w:hAnsi="Georgia Pro" w:cs="Georgia Pro"/>
+          <w:color w:val="000000" w:themeColor="text1"/>
+        </w:rPr>
+      </w:pPr>
+      <w:r>
+        <w:rPr>
+          <w:rFonts w:ascii="Georgia Pro" w:eastAsia="Georgia Pro" w:hAnsi="Georgia Pro" w:cs="Georgia Pro"/>
+          <w:color w:val="000000" w:themeColor="text1"/>
+        </w:rPr>
+        <w:pict w14:anchorId="5198E035">
+          <v:rect id="_x0000_i1031" style="width:0;height:1.5pt" o:hrstd="t" o:hr="t" fillcolor="#a0a0a0" stroked="f"/>
+        </w:pict>
+      </w:r>
+    </w:p>
+    <w:p>
+      <w:pPr>
+        <w:spacing w:line="480" w:lineRule="auto"/>
+        <w:rPr>
+          <w:rFonts w:ascii="Georgia Pro" w:eastAsia="Georgia Pro" w:hAnsi="Georgia Pro" w:cs="Georgia Pro"/>
+          <w:b/>
+          <w:bCs/>
+          <w:color w:val="000000" w:themeColor="text1"/>
+        </w:rPr>
+      </w:pPr>
+      <w:r>
+        <w:rPr>
+          <w:rFonts w:ascii="Georgia Pro" w:eastAsia="Georgia Pro" w:hAnsi="Georgia Pro" w:cs="Georgia Pro"/>
+          <w:b/>
+          <w:bCs/>
+          <w:color w:val="000000" w:themeColor="text1"/>
+        </w:rPr>
+        <w:t>Step 6: Create Project Directory</w:t>
       </w:r>
     </w:p>
     <w:p>
@@ -1155,7 +1210,7 @@
           <w:rFonts w:ascii="Georgia Pro" w:eastAsia="Georgia Pro" w:hAnsi="Georgia Pro" w:cs="Georgia Pro"/>
           <w:color w:val="000000" w:themeColor="text1"/>
         </w:rPr>
-        <w:t>terragrunt</w:t>
+        <w:t>mkdir</w:t>
       </w:r>
       <w:proofErr w:type="spellEnd"/>
       <w:r>
@@ -1163,45 +1218,31 @@
           <w:rFonts w:ascii="Georgia Pro" w:eastAsia="Georgia Pro" w:hAnsi="Georgia Pro" w:cs="Georgia Pro"/>
           <w:color w:val="000000" w:themeColor="text1"/>
         </w:rPr>
-        <w:t xml:space="preserve"> version v0.x.x</w:t>
-      </w:r>
-    </w:p>
-    <w:p>
-      <w:pPr>
-        <w:spacing w:line="480" w:lineRule="auto"/>
-        <w:rPr>
-          <w:rFonts w:ascii="Georgia Pro" w:eastAsia="Georgia Pro" w:hAnsi="Georgia Pro" w:cs="Georgia Pro"/>
-          <w:color w:val="000000" w:themeColor="text1"/>
-        </w:rPr>
-      </w:pPr>
-      <w:r>
-        <w:rPr>
-          <w:rFonts w:ascii="Georgia Pro" w:eastAsia="Georgia Pro" w:hAnsi="Georgia Pro" w:cs="Georgia Pro"/>
-          <w:color w:val="000000" w:themeColor="text1"/>
-        </w:rPr>
-        <w:pict w14:anchorId="79146A64">
-          <v:rect id="_x0000_i1143" style="width:0;height:1.5pt" o:hrstd="t" o:hr="t" fillcolor="#a0a0a0" stroked="f"/>
-        </w:pict>
-      </w:r>
-    </w:p>
-    <w:p>
-      <w:pPr>
-        <w:spacing w:line="480" w:lineRule="auto"/>
-        <w:rPr>
-          <w:rFonts w:ascii="Georgia Pro" w:eastAsia="Georgia Pro" w:hAnsi="Georgia Pro" w:cs="Georgia Pro"/>
-          <w:b/>
-          <w:bCs/>
-          <w:color w:val="000000" w:themeColor="text1"/>
-        </w:rPr>
-      </w:pPr>
-      <w:r>
-        <w:rPr>
-          <w:rFonts w:ascii="Georgia Pro" w:eastAsia="Georgia Pro" w:hAnsi="Georgia Pro" w:cs="Georgia Pro"/>
-          <w:b/>
-          <w:bCs/>
-          <w:color w:val="000000" w:themeColor="text1"/>
-        </w:rPr>
-        <w:t>Step 4: Install AWS CLI</w:t>
+        <w:t xml:space="preserve"> terragrunt-ec2-lab</w:t>
+      </w:r>
+      <w:r>
+        <w:rPr>
+          <w:rFonts w:ascii="Georgia Pro" w:eastAsia="Georgia Pro" w:hAnsi="Georgia Pro" w:cs="Georgia Pro"/>
+          <w:color w:val="000000" w:themeColor="text1"/>
+        </w:rPr>
+        <w:br/>
+        <w:t>cd terragrunt-ec2-lab</w:t>
+      </w:r>
+    </w:p>
+    <w:p>
+      <w:pPr>
+        <w:spacing w:line="480" w:lineRule="auto"/>
+        <w:rPr>
+          <w:rFonts w:ascii="Georgia Pro" w:eastAsia="Georgia Pro" w:hAnsi="Georgia Pro" w:cs="Georgia Pro"/>
+          <w:color w:val="000000" w:themeColor="text1"/>
+        </w:rPr>
+      </w:pPr>
+      <w:r>
+        <w:rPr>
+          <w:rFonts w:ascii="Georgia Pro" w:eastAsia="Georgia Pro" w:hAnsi="Georgia Pro" w:cs="Georgia Pro"/>
+          <w:color w:val="000000" w:themeColor="text1"/>
+        </w:rPr>
+        <w:t>Create required folders.</w:t>
       </w:r>
     </w:p>
     <w:p>
@@ -1225,7 +1266,7 @@
           <w:rFonts w:ascii="Georgia Pro" w:eastAsia="Georgia Pro" w:hAnsi="Georgia Pro" w:cs="Georgia Pro"/>
           <w:color w:val="000000" w:themeColor="text1"/>
         </w:rPr>
-        <w:t>sudo</w:t>
+        <w:t>mkdir</w:t>
       </w:r>
       <w:proofErr w:type="spellEnd"/>
       <w:r>
@@ -1233,7 +1274,14 @@
           <w:rFonts w:ascii="Georgia Pro" w:eastAsia="Georgia Pro" w:hAnsi="Georgia Pro" w:cs="Georgia Pro"/>
           <w:color w:val="000000" w:themeColor="text1"/>
         </w:rPr>
-        <w:t xml:space="preserve"> apt install </w:t>
+        <w:t xml:space="preserve"> -p modules/ec2</w:t>
+      </w:r>
+      <w:r>
+        <w:rPr>
+          <w:rFonts w:ascii="Georgia Pro" w:eastAsia="Georgia Pro" w:hAnsi="Georgia Pro" w:cs="Georgia Pro"/>
+          <w:color w:val="000000" w:themeColor="text1"/>
+        </w:rPr>
+        <w:br/>
       </w:r>
       <w:proofErr w:type="spellStart"/>
       <w:r>
@@ -1241,7 +1289,7 @@
           <w:rFonts w:ascii="Georgia Pro" w:eastAsia="Georgia Pro" w:hAnsi="Georgia Pro" w:cs="Georgia Pro"/>
           <w:color w:val="000000" w:themeColor="text1"/>
         </w:rPr>
-        <w:t>awscli</w:t>
+        <w:t>mkdir</w:t>
       </w:r>
       <w:proofErr w:type="spellEnd"/>
       <w:r>
@@ -1249,23 +1297,46 @@
           <w:rFonts w:ascii="Georgia Pro" w:eastAsia="Georgia Pro" w:hAnsi="Georgia Pro" w:cs="Georgia Pro"/>
           <w:color w:val="000000" w:themeColor="text1"/>
         </w:rPr>
-        <w:t xml:space="preserve"> -y</w:t>
-      </w:r>
-    </w:p>
-    <w:p>
-      <w:pPr>
-        <w:spacing w:line="480" w:lineRule="auto"/>
-        <w:rPr>
-          <w:rFonts w:ascii="Georgia Pro" w:eastAsia="Georgia Pro" w:hAnsi="Georgia Pro" w:cs="Georgia Pro"/>
-          <w:color w:val="000000" w:themeColor="text1"/>
-        </w:rPr>
-      </w:pPr>
-      <w:r>
-        <w:rPr>
-          <w:rFonts w:ascii="Georgia Pro" w:eastAsia="Georgia Pro" w:hAnsi="Georgia Pro" w:cs="Georgia Pro"/>
-          <w:color w:val="000000" w:themeColor="text1"/>
-        </w:rPr>
-        <w:t>Verify installation.</w:t>
+        <w:t xml:space="preserve"> -p live/dev/ec2</w:t>
+      </w:r>
+      <w:r>
+        <w:rPr>
+          <w:rFonts w:ascii="Georgia Pro" w:eastAsia="Georgia Pro" w:hAnsi="Georgia Pro" w:cs="Georgia Pro"/>
+          <w:color w:val="000000" w:themeColor="text1"/>
+        </w:rPr>
+        <w:br/>
+      </w:r>
+      <w:proofErr w:type="spellStart"/>
+      <w:r>
+        <w:rPr>
+          <w:rFonts w:ascii="Georgia Pro" w:eastAsia="Georgia Pro" w:hAnsi="Georgia Pro" w:cs="Georgia Pro"/>
+          <w:color w:val="000000" w:themeColor="text1"/>
+        </w:rPr>
+        <w:t>mkdir</w:t>
+      </w:r>
+      <w:proofErr w:type="spellEnd"/>
+      <w:r>
+        <w:rPr>
+          <w:rFonts w:ascii="Georgia Pro" w:eastAsia="Georgia Pro" w:hAnsi="Georgia Pro" w:cs="Georgia Pro"/>
+          <w:color w:val="000000" w:themeColor="text1"/>
+        </w:rPr>
+        <w:t xml:space="preserve"> -p live/prod/ec2</w:t>
+      </w:r>
+    </w:p>
+    <w:p>
+      <w:pPr>
+        <w:spacing w:line="480" w:lineRule="auto"/>
+        <w:rPr>
+          <w:rFonts w:ascii="Georgia Pro" w:eastAsia="Georgia Pro" w:hAnsi="Georgia Pro" w:cs="Georgia Pro"/>
+          <w:color w:val="000000" w:themeColor="text1"/>
+        </w:rPr>
+      </w:pPr>
+      <w:r>
+        <w:rPr>
+          <w:rFonts w:ascii="Georgia Pro" w:eastAsia="Georgia Pro" w:hAnsi="Georgia Pro" w:cs="Georgia Pro"/>
+          <w:color w:val="000000" w:themeColor="text1"/>
+        </w:rPr>
+        <w:t>Project structure:</w:t>
       </w:r>
     </w:p>
     <w:p>
@@ -1283,13 +1354,126 @@
           <w:color w:val="000000" w:themeColor="text1"/>
         </w:rPr>
       </w:pPr>
+      <w:r>
+        <w:rPr>
+          <w:rFonts w:ascii="Georgia Pro" w:eastAsia="Georgia Pro" w:hAnsi="Georgia Pro" w:cs="Georgia Pro"/>
+          <w:color w:val="000000" w:themeColor="text1"/>
+        </w:rPr>
+        <w:t>terragrunt-ec2-lab</w:t>
+      </w:r>
+      <w:r>
+        <w:rPr>
+          <w:rFonts w:ascii="Georgia Pro" w:eastAsia="Georgia Pro" w:hAnsi="Georgia Pro" w:cs="Georgia Pro"/>
+          <w:color w:val="000000" w:themeColor="text1"/>
+        </w:rPr>
+        <w:br/>
+        <w:t>│</w:t>
+      </w:r>
+      <w:r>
+        <w:rPr>
+          <w:rFonts w:ascii="Georgia Pro" w:eastAsia="Georgia Pro" w:hAnsi="Georgia Pro" w:cs="Georgia Pro"/>
+          <w:color w:val="000000" w:themeColor="text1"/>
+        </w:rPr>
+        <w:br/>
+      </w:r>
+      <w:r>
+        <w:rPr>
+          <w:rFonts w:ascii="MS Mincho" w:eastAsia="MS Mincho" w:hAnsi="MS Mincho" w:cs="MS Mincho" w:hint="eastAsia"/>
+          <w:color w:val="000000" w:themeColor="text1"/>
+        </w:rPr>
+        <w:t>├</w:t>
+      </w:r>
+      <w:r>
+        <w:rPr>
+          <w:rFonts w:ascii="Georgia Pro" w:eastAsia="Georgia Pro" w:hAnsi="Georgia Pro" w:cs="Georgia Pro"/>
+          <w:color w:val="000000" w:themeColor="text1"/>
+        </w:rPr>
+        <w:t>── modules</w:t>
+      </w:r>
+      <w:r>
+        <w:rPr>
+          <w:rFonts w:ascii="Georgia Pro" w:eastAsia="Georgia Pro" w:hAnsi="Georgia Pro" w:cs="Georgia Pro"/>
+          <w:color w:val="000000" w:themeColor="text1"/>
+        </w:rPr>
+        <w:br/>
+        <w:t>│   └── ec2</w:t>
+      </w:r>
+      <w:r>
+        <w:rPr>
+          <w:rFonts w:ascii="Georgia Pro" w:eastAsia="Georgia Pro" w:hAnsi="Georgia Pro" w:cs="Georgia Pro"/>
+          <w:color w:val="000000" w:themeColor="text1"/>
+        </w:rPr>
+        <w:br/>
+        <w:t>│       └── main.tf</w:t>
+      </w:r>
+      <w:r>
+        <w:rPr>
+          <w:rFonts w:ascii="Georgia Pro" w:eastAsia="Georgia Pro" w:hAnsi="Georgia Pro" w:cs="Georgia Pro"/>
+          <w:color w:val="000000" w:themeColor="text1"/>
+        </w:rPr>
+        <w:br/>
+        <w:t>│</w:t>
+      </w:r>
+      <w:r>
+        <w:rPr>
+          <w:rFonts w:ascii="Georgia Pro" w:eastAsia="Georgia Pro" w:hAnsi="Georgia Pro" w:cs="Georgia Pro"/>
+          <w:color w:val="000000" w:themeColor="text1"/>
+        </w:rPr>
+        <w:br/>
+      </w:r>
+      <w:r>
+        <w:rPr>
+          <w:rFonts w:ascii="Georgia Pro" w:eastAsia="Georgia Pro" w:hAnsi="Georgia Pro" w:cs="Georgia Pro"/>
+          <w:color w:val="000000" w:themeColor="text1"/>
+        </w:rPr>
+        <w:lastRenderedPageBreak/>
+        <w:t>└── live</w:t>
+      </w:r>
+      <w:r>
+        <w:rPr>
+          <w:rFonts w:ascii="Georgia Pro" w:eastAsia="Georgia Pro" w:hAnsi="Georgia Pro" w:cs="Georgia Pro"/>
+          <w:color w:val="000000" w:themeColor="text1"/>
+        </w:rPr>
+        <w:br/>
+        <w:t xml:space="preserve">    </w:t>
+      </w:r>
+      <w:r>
+        <w:rPr>
+          <w:rFonts w:ascii="MS Mincho" w:eastAsia="MS Mincho" w:hAnsi="MS Mincho" w:cs="MS Mincho" w:hint="eastAsia"/>
+          <w:color w:val="000000" w:themeColor="text1"/>
+        </w:rPr>
+        <w:t>├</w:t>
+      </w:r>
+      <w:r>
+        <w:rPr>
+          <w:rFonts w:ascii="Georgia Pro" w:eastAsia="Georgia Pro" w:hAnsi="Georgia Pro" w:cs="Georgia Pro"/>
+          <w:color w:val="000000" w:themeColor="text1"/>
+        </w:rPr>
+        <w:t>── dev</w:t>
+      </w:r>
+      <w:r>
+        <w:rPr>
+          <w:rFonts w:ascii="Georgia Pro" w:eastAsia="Georgia Pro" w:hAnsi="Georgia Pro" w:cs="Georgia Pro"/>
+          <w:color w:val="000000" w:themeColor="text1"/>
+        </w:rPr>
+        <w:br/>
+        <w:t xml:space="preserve">    │   └── ec2</w:t>
+      </w:r>
+      <w:r>
+        <w:rPr>
+          <w:rFonts w:ascii="Georgia Pro" w:eastAsia="Georgia Pro" w:hAnsi="Georgia Pro" w:cs="Georgia Pro"/>
+          <w:color w:val="000000" w:themeColor="text1"/>
+        </w:rPr>
+        <w:br/>
+        <w:t xml:space="preserve">    │       └── </w:t>
+      </w:r>
       <w:proofErr w:type="spellStart"/>
       <w:r>
         <w:rPr>
           <w:rFonts w:ascii="Georgia Pro" w:eastAsia="Georgia Pro" w:hAnsi="Georgia Pro" w:cs="Georgia Pro"/>
           <w:color w:val="000000" w:themeColor="text1"/>
         </w:rPr>
-        <w:t>aws</w:t>
+        <w:t>terragrunt.hcl</w:t>
       </w:r>
       <w:proofErr w:type="spellEnd"/>
       <w:r>
@@ -1297,24 +1481,58 @@
           <w:rFonts w:ascii="Georgia Pro" w:eastAsia="Georgia Pro" w:hAnsi="Georgia Pro" w:cs="Georgia Pro"/>
           <w:color w:val="000000" w:themeColor="text1"/>
         </w:rPr>
-        <w:t xml:space="preserve"> --version</w:t>
-      </w:r>
-    </w:p>
-    <w:p>
-      <w:pPr>
-        <w:spacing w:line="480" w:lineRule="auto"/>
-        <w:rPr>
-          <w:rFonts w:ascii="Georgia Pro" w:eastAsia="Georgia Pro" w:hAnsi="Georgia Pro" w:cs="Georgia Pro"/>
-          <w:color w:val="000000" w:themeColor="text1"/>
-        </w:rPr>
-      </w:pPr>
-      <w:r>
-        <w:rPr>
-          <w:rFonts w:ascii="Georgia Pro" w:eastAsia="Georgia Pro" w:hAnsi="Georgia Pro" w:cs="Georgia Pro"/>
-          <w:color w:val="000000" w:themeColor="text1"/>
-        </w:rPr>
-        <w:pict w14:anchorId="1F4267E8">
-          <v:rect id="_x0000_i1144" style="width:0;height:1.5pt" o:hrstd="t" o:hr="t" fillcolor="#a0a0a0" stroked="f"/>
+        <w:br/>
+        <w:t xml:space="preserve">    │</w:t>
+      </w:r>
+      <w:r>
+        <w:rPr>
+          <w:rFonts w:ascii="Georgia Pro" w:eastAsia="Georgia Pro" w:hAnsi="Georgia Pro" w:cs="Georgia Pro"/>
+          <w:color w:val="000000" w:themeColor="text1"/>
+        </w:rPr>
+        <w:br/>
+        <w:t xml:space="preserve">    └── prod</w:t>
+      </w:r>
+      <w:r>
+        <w:rPr>
+          <w:rFonts w:ascii="Georgia Pro" w:eastAsia="Georgia Pro" w:hAnsi="Georgia Pro" w:cs="Georgia Pro"/>
+          <w:color w:val="000000" w:themeColor="text1"/>
+        </w:rPr>
+        <w:br/>
+        <w:t xml:space="preserve">        └── ec2</w:t>
+      </w:r>
+      <w:r>
+        <w:rPr>
+          <w:rFonts w:ascii="Georgia Pro" w:eastAsia="Georgia Pro" w:hAnsi="Georgia Pro" w:cs="Georgia Pro"/>
+          <w:color w:val="000000" w:themeColor="text1"/>
+        </w:rPr>
+        <w:br/>
+        <w:t xml:space="preserve">            └── </w:t>
+      </w:r>
+      <w:proofErr w:type="spellStart"/>
+      <w:r>
+        <w:rPr>
+          <w:rFonts w:ascii="Georgia Pro" w:eastAsia="Georgia Pro" w:hAnsi="Georgia Pro" w:cs="Georgia Pro"/>
+          <w:color w:val="000000" w:themeColor="text1"/>
+        </w:rPr>
+        <w:t>terragrunt.hcl</w:t>
+      </w:r>
+      <w:proofErr w:type="spellEnd"/>
+    </w:p>
+    <w:p>
+      <w:pPr>
+        <w:spacing w:line="480" w:lineRule="auto"/>
+        <w:rPr>
+          <w:rFonts w:ascii="Georgia Pro" w:eastAsia="Georgia Pro" w:hAnsi="Georgia Pro" w:cs="Georgia Pro"/>
+          <w:color w:val="000000" w:themeColor="text1"/>
+        </w:rPr>
+      </w:pPr>
+      <w:r>
+        <w:rPr>
+          <w:rFonts w:ascii="Georgia Pro" w:eastAsia="Georgia Pro" w:hAnsi="Georgia Pro" w:cs="Georgia Pro"/>
+          <w:color w:val="000000" w:themeColor="text1"/>
+        </w:rPr>
+        <w:pict w14:anchorId="70DE428B">
+          <v:rect id="_x0000_i1032" style="width:0;height:1.5pt" o:hrstd="t" o:hr="t" fillcolor="#a0a0a0" stroked="f"/>
         </w:pict>
       </w:r>
     </w:p>
@@ -1328,566 +1546,24 @@
           <w:color w:val="000000" w:themeColor="text1"/>
         </w:rPr>
       </w:pPr>
-      <w:r>
+    </w:p>
+    <w:p>
+      <w:pPr>
+        <w:spacing w:line="480" w:lineRule="auto"/>
         <w:rPr>
           <w:rFonts w:ascii="Georgia Pro" w:eastAsia="Georgia Pro" w:hAnsi="Georgia Pro" w:cs="Georgia Pro"/>
           <w:b/>
           <w:bCs/>
           <w:color w:val="000000" w:themeColor="text1"/>
         </w:rPr>
-        <w:t>Step 5: Configure AWS Credentials</w:t>
-      </w:r>
-    </w:p>
-    <w:p>
-      <w:pPr>
-        <w:spacing w:line="480" w:lineRule="auto"/>
-        <w:rPr>
-          <w:rFonts w:ascii="Georgia Pro" w:eastAsia="Georgia Pro" w:hAnsi="Georgia Pro" w:cs="Georgia Pro"/>
-          <w:color w:val="000000" w:themeColor="text1"/>
-        </w:rPr>
-      </w:pPr>
-      <w:r>
-        <w:rPr>
-          <w:rFonts w:ascii="Georgia Pro" w:eastAsia="Georgia Pro" w:hAnsi="Georgia Pro" w:cs="Georgia Pro"/>
-          <w:color w:val="000000" w:themeColor="text1"/>
-        </w:rPr>
-        <w:t>Run:</w:t>
-      </w:r>
-    </w:p>
-    <w:p>
-      <w:pPr>
-        <w:pBdr>
-          <w:top w:val="single" w:sz="4" w:space="1" w:color="auto"/>
-          <w:left w:val="single" w:sz="4" w:space="4" w:color="auto"/>
-          <w:bottom w:val="single" w:sz="4" w:space="1" w:color="auto"/>
-          <w:right w:val="single" w:sz="4" w:space="4" w:color="auto"/>
-        </w:pBdr>
-        <w:shd w:val="clear" w:color="auto" w:fill="F2F2F2" w:themeFill="background1" w:themeFillShade="F2"/>
-        <w:spacing w:line="480" w:lineRule="auto"/>
-        <w:rPr>
-          <w:rFonts w:ascii="Georgia Pro" w:eastAsia="Georgia Pro" w:hAnsi="Georgia Pro" w:cs="Georgia Pro"/>
-          <w:color w:val="000000" w:themeColor="text1"/>
-        </w:rPr>
-      </w:pPr>
-      <w:proofErr w:type="spellStart"/>
-      <w:r>
-        <w:rPr>
-          <w:rFonts w:ascii="Georgia Pro" w:eastAsia="Georgia Pro" w:hAnsi="Georgia Pro" w:cs="Georgia Pro"/>
-          <w:color w:val="000000" w:themeColor="text1"/>
-        </w:rPr>
-        <w:t>aws</w:t>
-      </w:r>
-      <w:proofErr w:type="spellEnd"/>
-      <w:r>
-        <w:rPr>
-          <w:rFonts w:ascii="Georgia Pro" w:eastAsia="Georgia Pro" w:hAnsi="Georgia Pro" w:cs="Georgia Pro"/>
-          <w:color w:val="000000" w:themeColor="text1"/>
-        </w:rPr>
-        <w:t xml:space="preserve"> configure</w:t>
-      </w:r>
-    </w:p>
-    <w:p>
-      <w:pPr>
-        <w:spacing w:line="480" w:lineRule="auto"/>
-        <w:rPr>
-          <w:rFonts w:ascii="Georgia Pro" w:eastAsia="Georgia Pro" w:hAnsi="Georgia Pro" w:cs="Georgia Pro"/>
-          <w:color w:val="000000" w:themeColor="text1"/>
-        </w:rPr>
-      </w:pPr>
-      <w:r>
-        <w:rPr>
-          <w:rFonts w:ascii="Georgia Pro" w:eastAsia="Georgia Pro" w:hAnsi="Georgia Pro" w:cs="Georgia Pro"/>
-          <w:color w:val="000000" w:themeColor="text1"/>
-        </w:rPr>
-        <w:t>Enter:</w:t>
-      </w:r>
-    </w:p>
-    <w:p>
-      <w:pPr>
-        <w:pBdr>
-          <w:top w:val="single" w:sz="4" w:space="1" w:color="auto"/>
-          <w:left w:val="single" w:sz="4" w:space="4" w:color="auto"/>
-          <w:bottom w:val="single" w:sz="4" w:space="1" w:color="auto"/>
-          <w:right w:val="single" w:sz="4" w:space="4" w:color="auto"/>
-        </w:pBdr>
-        <w:shd w:val="clear" w:color="auto" w:fill="F2F2F2" w:themeFill="background1" w:themeFillShade="F2"/>
-        <w:spacing w:line="480" w:lineRule="auto"/>
-        <w:rPr>
-          <w:rFonts w:ascii="Georgia Pro" w:eastAsia="Georgia Pro" w:hAnsi="Georgia Pro" w:cs="Georgia Pro"/>
-          <w:color w:val="000000" w:themeColor="text1"/>
-        </w:rPr>
-      </w:pPr>
-      <w:r>
-        <w:rPr>
-          <w:rFonts w:ascii="Georgia Pro" w:eastAsia="Georgia Pro" w:hAnsi="Georgia Pro" w:cs="Georgia Pro"/>
-          <w:color w:val="000000" w:themeColor="text1"/>
-        </w:rPr>
-        <w:t>AWS Access Key ID</w:t>
-      </w:r>
-      <w:r>
-        <w:rPr>
-          <w:rFonts w:ascii="Georgia Pro" w:eastAsia="Georgia Pro" w:hAnsi="Georgia Pro" w:cs="Georgia Pro"/>
-          <w:color w:val="000000" w:themeColor="text1"/>
-        </w:rPr>
-        <w:br/>
-        <w:t>AWS Secret Access Key</w:t>
-      </w:r>
-      <w:r>
-        <w:rPr>
-          <w:rFonts w:ascii="Georgia Pro" w:eastAsia="Georgia Pro" w:hAnsi="Georgia Pro" w:cs="Georgia Pro"/>
-          <w:color w:val="000000" w:themeColor="text1"/>
-        </w:rPr>
-        <w:br/>
-        <w:t>Region: us-east-1</w:t>
-      </w:r>
-      <w:r>
-        <w:rPr>
-          <w:rFonts w:ascii="Georgia Pro" w:eastAsia="Georgia Pro" w:hAnsi="Georgia Pro" w:cs="Georgia Pro"/>
-          <w:color w:val="000000" w:themeColor="text1"/>
-        </w:rPr>
-        <w:br/>
-        <w:t xml:space="preserve">Output format: </w:t>
-      </w:r>
-      <w:proofErr w:type="spellStart"/>
-      <w:r>
-        <w:rPr>
-          <w:rFonts w:ascii="Georgia Pro" w:eastAsia="Georgia Pro" w:hAnsi="Georgia Pro" w:cs="Georgia Pro"/>
-          <w:color w:val="000000" w:themeColor="text1"/>
-        </w:rPr>
-        <w:t>json</w:t>
-      </w:r>
-      <w:proofErr w:type="spellEnd"/>
-    </w:p>
-    <w:p>
-      <w:pPr>
-        <w:spacing w:line="480" w:lineRule="auto"/>
-        <w:rPr>
-          <w:rFonts w:ascii="Georgia Pro" w:eastAsia="Georgia Pro" w:hAnsi="Georgia Pro" w:cs="Georgia Pro"/>
-          <w:color w:val="000000" w:themeColor="text1"/>
-        </w:rPr>
-      </w:pPr>
-      <w:r>
-        <w:rPr>
-          <w:rFonts w:ascii="Georgia Pro" w:eastAsia="Georgia Pro" w:hAnsi="Georgia Pro" w:cs="Georgia Pro"/>
-          <w:color w:val="000000" w:themeColor="text1"/>
-        </w:rPr>
-        <w:pict w14:anchorId="5198E035">
-          <v:rect id="_x0000_i1145" style="width:0;height:1.5pt" o:hrstd="t" o:hr="t" fillcolor="#a0a0a0" stroked="f"/>
-        </w:pict>
-      </w:r>
-    </w:p>
-    <w:p>
-      <w:pPr>
-        <w:spacing w:line="480" w:lineRule="auto"/>
+      </w:pPr>
+      <w:r>
         <w:rPr>
           <w:rFonts w:ascii="Georgia Pro" w:eastAsia="Georgia Pro" w:hAnsi="Georgia Pro" w:cs="Georgia Pro"/>
           <w:b/>
           <w:bCs/>
           <w:color w:val="000000" w:themeColor="text1"/>
         </w:rPr>
-      </w:pPr>
-    </w:p>
-    <w:p>
-      <w:pPr>
-        <w:spacing w:line="480" w:lineRule="auto"/>
-        <w:rPr>
-          <w:rFonts w:ascii="Georgia Pro" w:eastAsia="Georgia Pro" w:hAnsi="Georgia Pro" w:cs="Georgia Pro"/>
-          <w:b/>
-          <w:bCs/>
-          <w:color w:val="000000" w:themeColor="text1"/>
-        </w:rPr>
-      </w:pPr>
-    </w:p>
-    <w:p>
-      <w:pPr>
-        <w:spacing w:line="480" w:lineRule="auto"/>
-        <w:rPr>
-          <w:rFonts w:ascii="Georgia Pro" w:eastAsia="Georgia Pro" w:hAnsi="Georgia Pro" w:cs="Georgia Pro"/>
-          <w:b/>
-          <w:bCs/>
-          <w:color w:val="000000" w:themeColor="text1"/>
-        </w:rPr>
-      </w:pPr>
-      <w:r>
-        <w:rPr>
-          <w:rFonts w:ascii="Georgia Pro" w:eastAsia="Georgia Pro" w:hAnsi="Georgia Pro" w:cs="Georgia Pro"/>
-          <w:b/>
-          <w:bCs/>
-          <w:color w:val="000000" w:themeColor="text1"/>
-        </w:rPr>
-        <w:lastRenderedPageBreak/>
-        <w:t>Step 6: Create Project Directory</w:t>
-      </w:r>
-    </w:p>
-    <w:p>
-      <w:pPr>
-        <w:pBdr>
-          <w:top w:val="single" w:sz="4" w:space="1" w:color="auto"/>
-          <w:left w:val="single" w:sz="4" w:space="4" w:color="auto"/>
-          <w:bottom w:val="single" w:sz="4" w:space="1" w:color="auto"/>
-          <w:right w:val="single" w:sz="4" w:space="4" w:color="auto"/>
-        </w:pBdr>
-        <w:shd w:val="clear" w:color="auto" w:fill="F2F2F2" w:themeFill="background1" w:themeFillShade="F2"/>
-        <w:spacing w:line="480" w:lineRule="auto"/>
-        <w:rPr>
-          <w:rFonts w:ascii="Georgia Pro" w:eastAsia="Georgia Pro" w:hAnsi="Georgia Pro" w:cs="Georgia Pro"/>
-          <w:color w:val="000000" w:themeColor="text1"/>
-        </w:rPr>
-      </w:pPr>
-      <w:proofErr w:type="spellStart"/>
-      <w:r>
-        <w:rPr>
-          <w:rFonts w:ascii="Georgia Pro" w:eastAsia="Georgia Pro" w:hAnsi="Georgia Pro" w:cs="Georgia Pro"/>
-          <w:color w:val="000000" w:themeColor="text1"/>
-        </w:rPr>
-        <w:t>mkdir</w:t>
-      </w:r>
-      <w:proofErr w:type="spellEnd"/>
-      <w:r>
-        <w:rPr>
-          <w:rFonts w:ascii="Georgia Pro" w:eastAsia="Georgia Pro" w:hAnsi="Georgia Pro" w:cs="Georgia Pro"/>
-          <w:color w:val="000000" w:themeColor="text1"/>
-        </w:rPr>
-        <w:t xml:space="preserve"> terragrunt-ec2-lab</w:t>
-      </w:r>
-      <w:r>
-        <w:rPr>
-          <w:rFonts w:ascii="Georgia Pro" w:eastAsia="Georgia Pro" w:hAnsi="Georgia Pro" w:cs="Georgia Pro"/>
-          <w:color w:val="000000" w:themeColor="text1"/>
-        </w:rPr>
-        <w:br/>
-        <w:t>cd terragrunt-ec2-lab</w:t>
-      </w:r>
-    </w:p>
-    <w:p>
-      <w:pPr>
-        <w:spacing w:line="480" w:lineRule="auto"/>
-        <w:rPr>
-          <w:rFonts w:ascii="Georgia Pro" w:eastAsia="Georgia Pro" w:hAnsi="Georgia Pro" w:cs="Georgia Pro"/>
-          <w:color w:val="000000" w:themeColor="text1"/>
-        </w:rPr>
-      </w:pPr>
-      <w:r>
-        <w:rPr>
-          <w:rFonts w:ascii="Georgia Pro" w:eastAsia="Georgia Pro" w:hAnsi="Georgia Pro" w:cs="Georgia Pro"/>
-          <w:color w:val="000000" w:themeColor="text1"/>
-        </w:rPr>
-        <w:t>Create required folders.</w:t>
-      </w:r>
-    </w:p>
-    <w:p>
-      <w:pPr>
-        <w:pBdr>
-          <w:top w:val="single" w:sz="4" w:space="1" w:color="auto"/>
-          <w:left w:val="single" w:sz="4" w:space="4" w:color="auto"/>
-          <w:bottom w:val="single" w:sz="4" w:space="1" w:color="auto"/>
-          <w:right w:val="single" w:sz="4" w:space="4" w:color="auto"/>
-        </w:pBdr>
-        <w:shd w:val="clear" w:color="auto" w:fill="F2F2F2" w:themeFill="background1" w:themeFillShade="F2"/>
-        <w:spacing w:line="480" w:lineRule="auto"/>
-        <w:rPr>
-          <w:rFonts w:ascii="Georgia Pro" w:eastAsia="Georgia Pro" w:hAnsi="Georgia Pro" w:cs="Georgia Pro"/>
-          <w:color w:val="000000" w:themeColor="text1"/>
-        </w:rPr>
-      </w:pPr>
-      <w:proofErr w:type="spellStart"/>
-      <w:r>
-        <w:rPr>
-          <w:rFonts w:ascii="Georgia Pro" w:eastAsia="Georgia Pro" w:hAnsi="Georgia Pro" w:cs="Georgia Pro"/>
-          <w:color w:val="000000" w:themeColor="text1"/>
-        </w:rPr>
-        <w:t>mkdir</w:t>
-      </w:r>
-      <w:proofErr w:type="spellEnd"/>
-      <w:r>
-        <w:rPr>
-          <w:rFonts w:ascii="Georgia Pro" w:eastAsia="Georgia Pro" w:hAnsi="Georgia Pro" w:cs="Georgia Pro"/>
-          <w:color w:val="000000" w:themeColor="text1"/>
-        </w:rPr>
-        <w:t xml:space="preserve"> -p modules/ec2</w:t>
-      </w:r>
-      <w:r>
-        <w:rPr>
-          <w:rFonts w:ascii="Georgia Pro" w:eastAsia="Georgia Pro" w:hAnsi="Georgia Pro" w:cs="Georgia Pro"/>
-          <w:color w:val="000000" w:themeColor="text1"/>
-        </w:rPr>
-        <w:br/>
-      </w:r>
-      <w:proofErr w:type="spellStart"/>
-      <w:r>
-        <w:rPr>
-          <w:rFonts w:ascii="Georgia Pro" w:eastAsia="Georgia Pro" w:hAnsi="Georgia Pro" w:cs="Georgia Pro"/>
-          <w:color w:val="000000" w:themeColor="text1"/>
-        </w:rPr>
-        <w:t>mkdir</w:t>
-      </w:r>
-      <w:proofErr w:type="spellEnd"/>
-      <w:r>
-        <w:rPr>
-          <w:rFonts w:ascii="Georgia Pro" w:eastAsia="Georgia Pro" w:hAnsi="Georgia Pro" w:cs="Georgia Pro"/>
-          <w:color w:val="000000" w:themeColor="text1"/>
-        </w:rPr>
-        <w:t xml:space="preserve"> -p live/dev/ec2</w:t>
-      </w:r>
-      <w:r>
-        <w:rPr>
-          <w:rFonts w:ascii="Georgia Pro" w:eastAsia="Georgia Pro" w:hAnsi="Georgia Pro" w:cs="Georgia Pro"/>
-          <w:color w:val="000000" w:themeColor="text1"/>
-        </w:rPr>
-        <w:br/>
-      </w:r>
-      <w:proofErr w:type="spellStart"/>
-      <w:r>
-        <w:rPr>
-          <w:rFonts w:ascii="Georgia Pro" w:eastAsia="Georgia Pro" w:hAnsi="Georgia Pro" w:cs="Georgia Pro"/>
-          <w:color w:val="000000" w:themeColor="text1"/>
-        </w:rPr>
-        <w:t>mkdir</w:t>
-      </w:r>
-      <w:proofErr w:type="spellEnd"/>
-      <w:r>
-        <w:rPr>
-          <w:rFonts w:ascii="Georgia Pro" w:eastAsia="Georgia Pro" w:hAnsi="Georgia Pro" w:cs="Georgia Pro"/>
-          <w:color w:val="000000" w:themeColor="text1"/>
-        </w:rPr>
-        <w:t xml:space="preserve"> -p live/prod/ec2</w:t>
-      </w:r>
-    </w:p>
-    <w:p>
-      <w:pPr>
-        <w:spacing w:line="480" w:lineRule="auto"/>
-        <w:rPr>
-          <w:rFonts w:ascii="Georgia Pro" w:eastAsia="Georgia Pro" w:hAnsi="Georgia Pro" w:cs="Georgia Pro"/>
-          <w:color w:val="000000" w:themeColor="text1"/>
-        </w:rPr>
-      </w:pPr>
-      <w:r>
-        <w:rPr>
-          <w:rFonts w:ascii="Georgia Pro" w:eastAsia="Georgia Pro" w:hAnsi="Georgia Pro" w:cs="Georgia Pro"/>
-          <w:color w:val="000000" w:themeColor="text1"/>
-        </w:rPr>
-        <w:t>Project structure:</w:t>
-      </w:r>
-    </w:p>
-    <w:p>
-      <w:pPr>
-        <w:pBdr>
-          <w:top w:val="single" w:sz="4" w:space="1" w:color="auto"/>
-          <w:left w:val="single" w:sz="4" w:space="4" w:color="auto"/>
-          <w:bottom w:val="single" w:sz="4" w:space="1" w:color="auto"/>
-          <w:right w:val="single" w:sz="4" w:space="4" w:color="auto"/>
-        </w:pBdr>
-        <w:shd w:val="clear" w:color="auto" w:fill="F2F2F2" w:themeFill="background1" w:themeFillShade="F2"/>
-        <w:spacing w:line="480" w:lineRule="auto"/>
-        <w:rPr>
-          <w:rFonts w:ascii="Georgia Pro" w:eastAsia="Georgia Pro" w:hAnsi="Georgia Pro" w:cs="Georgia Pro"/>
-          <w:color w:val="000000" w:themeColor="text1"/>
-        </w:rPr>
-      </w:pPr>
-      <w:r>
-        <w:rPr>
-          <w:rFonts w:ascii="Georgia Pro" w:eastAsia="Georgia Pro" w:hAnsi="Georgia Pro" w:cs="Georgia Pro"/>
-          <w:color w:val="000000" w:themeColor="text1"/>
-        </w:rPr>
-        <w:t>terragrunt-ec2-lab</w:t>
-      </w:r>
-      <w:r>
-        <w:rPr>
-          <w:rFonts w:ascii="Georgia Pro" w:eastAsia="Georgia Pro" w:hAnsi="Georgia Pro" w:cs="Georgia Pro"/>
-          <w:color w:val="000000" w:themeColor="text1"/>
-        </w:rPr>
-        <w:br/>
-        <w:t>│</w:t>
-      </w:r>
-      <w:r>
-        <w:rPr>
-          <w:rFonts w:ascii="Georgia Pro" w:eastAsia="Georgia Pro" w:hAnsi="Georgia Pro" w:cs="Georgia Pro"/>
-          <w:color w:val="000000" w:themeColor="text1"/>
-        </w:rPr>
-        <w:br/>
-      </w:r>
-      <w:r>
-        <w:rPr>
-          <w:rFonts w:ascii="MS Mincho" w:eastAsia="MS Mincho" w:hAnsi="MS Mincho" w:cs="MS Mincho" w:hint="eastAsia"/>
-          <w:color w:val="000000" w:themeColor="text1"/>
-        </w:rPr>
-        <w:t>├</w:t>
-      </w:r>
-      <w:r>
-        <w:rPr>
-          <w:rFonts w:ascii="Georgia Pro" w:eastAsia="Georgia Pro" w:hAnsi="Georgia Pro" w:cs="Georgia Pro"/>
-          <w:color w:val="000000" w:themeColor="text1"/>
-        </w:rPr>
-        <w:t>── modules</w:t>
-      </w:r>
-      <w:r>
-        <w:rPr>
-          <w:rFonts w:ascii="Georgia Pro" w:eastAsia="Georgia Pro" w:hAnsi="Georgia Pro" w:cs="Georgia Pro"/>
-          <w:color w:val="000000" w:themeColor="text1"/>
-        </w:rPr>
-        <w:br/>
-        <w:t>│   └── ec2</w:t>
-      </w:r>
-      <w:r>
-        <w:rPr>
-          <w:rFonts w:ascii="Georgia Pro" w:eastAsia="Georgia Pro" w:hAnsi="Georgia Pro" w:cs="Georgia Pro"/>
-          <w:color w:val="000000" w:themeColor="text1"/>
-        </w:rPr>
-        <w:br/>
-        <w:t>│       └── main.tf</w:t>
-      </w:r>
-      <w:r>
-        <w:rPr>
-          <w:rFonts w:ascii="Georgia Pro" w:eastAsia="Georgia Pro" w:hAnsi="Georgia Pro" w:cs="Georgia Pro"/>
-          <w:color w:val="000000" w:themeColor="text1"/>
-        </w:rPr>
-        <w:br/>
-        <w:t>│</w:t>
-      </w:r>
-      <w:r>
-        <w:rPr>
-          <w:rFonts w:ascii="Georgia Pro" w:eastAsia="Georgia Pro" w:hAnsi="Georgia Pro" w:cs="Georgia Pro"/>
-          <w:color w:val="000000" w:themeColor="text1"/>
-        </w:rPr>
-        <w:br/>
-        <w:t>└── live</w:t>
-      </w:r>
-      <w:r>
-        <w:rPr>
-          <w:rFonts w:ascii="Georgia Pro" w:eastAsia="Georgia Pro" w:hAnsi="Georgia Pro" w:cs="Georgia Pro"/>
-          <w:color w:val="000000" w:themeColor="text1"/>
-        </w:rPr>
-        <w:br/>
-        <w:t xml:space="preserve">    </w:t>
-      </w:r>
-      <w:r>
-        <w:rPr>
-          <w:rFonts w:ascii="MS Mincho" w:eastAsia="MS Mincho" w:hAnsi="MS Mincho" w:cs="MS Mincho" w:hint="eastAsia"/>
-          <w:color w:val="000000" w:themeColor="text1"/>
-        </w:rPr>
-        <w:t>├</w:t>
-      </w:r>
-      <w:r>
-        <w:rPr>
-          <w:rFonts w:ascii="Georgia Pro" w:eastAsia="Georgia Pro" w:hAnsi="Georgia Pro" w:cs="Georgia Pro"/>
-          <w:color w:val="000000" w:themeColor="text1"/>
-        </w:rPr>
-        <w:t>── dev</w:t>
-      </w:r>
-      <w:r>
-        <w:rPr>
-          <w:rFonts w:ascii="Georgia Pro" w:eastAsia="Georgia Pro" w:hAnsi="Georgia Pro" w:cs="Georgia Pro"/>
-          <w:color w:val="000000" w:themeColor="text1"/>
-        </w:rPr>
-        <w:br/>
-        <w:t xml:space="preserve">    │   └── ec2</w:t>
-      </w:r>
-      <w:r>
-        <w:rPr>
-          <w:rFonts w:ascii="Georgia Pro" w:eastAsia="Georgia Pro" w:hAnsi="Georgia Pro" w:cs="Georgia Pro"/>
-          <w:color w:val="000000" w:themeColor="text1"/>
-        </w:rPr>
-        <w:br/>
-        <w:t xml:space="preserve">    │       └── </w:t>
-      </w:r>
-      <w:proofErr w:type="spellStart"/>
-      <w:r>
-        <w:rPr>
-          <w:rFonts w:ascii="Georgia Pro" w:eastAsia="Georgia Pro" w:hAnsi="Georgia Pro" w:cs="Georgia Pro"/>
-          <w:color w:val="000000" w:themeColor="text1"/>
-        </w:rPr>
-        <w:t>terragrunt.hcl</w:t>
-      </w:r>
-      <w:proofErr w:type="spellEnd"/>
-      <w:r>
-        <w:rPr>
-          <w:rFonts w:ascii="Georgia Pro" w:eastAsia="Georgia Pro" w:hAnsi="Georgia Pro" w:cs="Georgia Pro"/>
-          <w:color w:val="000000" w:themeColor="text1"/>
-        </w:rPr>
-        <w:br/>
-        <w:t xml:space="preserve">    │</w:t>
-      </w:r>
-      <w:r>
-        <w:rPr>
-          <w:rFonts w:ascii="Georgia Pro" w:eastAsia="Georgia Pro" w:hAnsi="Georgia Pro" w:cs="Georgia Pro"/>
-          <w:color w:val="000000" w:themeColor="text1"/>
-        </w:rPr>
-        <w:br/>
-        <w:t xml:space="preserve">    └── prod</w:t>
-      </w:r>
-      <w:r>
-        <w:rPr>
-          <w:rFonts w:ascii="Georgia Pro" w:eastAsia="Georgia Pro" w:hAnsi="Georgia Pro" w:cs="Georgia Pro"/>
-          <w:color w:val="000000" w:themeColor="text1"/>
-        </w:rPr>
-        <w:br/>
-        <w:t xml:space="preserve">        └── ec2</w:t>
-      </w:r>
-      <w:r>
-        <w:rPr>
-          <w:rFonts w:ascii="Georgia Pro" w:eastAsia="Georgia Pro" w:hAnsi="Georgia Pro" w:cs="Georgia Pro"/>
-          <w:color w:val="000000" w:themeColor="text1"/>
-        </w:rPr>
-        <w:br/>
-        <w:t xml:space="preserve">            └── </w:t>
-      </w:r>
-      <w:proofErr w:type="spellStart"/>
-      <w:r>
-        <w:rPr>
-          <w:rFonts w:ascii="Georgia Pro" w:eastAsia="Georgia Pro" w:hAnsi="Georgia Pro" w:cs="Georgia Pro"/>
-          <w:color w:val="000000" w:themeColor="text1"/>
-        </w:rPr>
-        <w:t>terragrunt.hcl</w:t>
-      </w:r>
-      <w:proofErr w:type="spellEnd"/>
-    </w:p>
-    <w:p>
-      <w:pPr>
-        <w:spacing w:line="480" w:lineRule="auto"/>
-        <w:rPr>
-          <w:rFonts w:ascii="Georgia Pro" w:eastAsia="Georgia Pro" w:hAnsi="Georgia Pro" w:cs="Georgia Pro"/>
-          <w:color w:val="000000" w:themeColor="text1"/>
-        </w:rPr>
-      </w:pPr>
-      <w:r>
-        <w:rPr>
-          <w:rFonts w:ascii="Georgia Pro" w:eastAsia="Georgia Pro" w:hAnsi="Georgia Pro" w:cs="Georgia Pro"/>
-          <w:color w:val="000000" w:themeColor="text1"/>
-        </w:rPr>
-        <w:pict w14:anchorId="70DE428B">
-          <v:rect id="_x0000_i1146" style="width:0;height:1.5pt" o:hrstd="t" o:hr="t" fillcolor="#a0a0a0" stroked="f"/>
-        </w:pict>
-      </w:r>
-    </w:p>
-    <w:p>
-      <w:pPr>
-        <w:spacing w:line="480" w:lineRule="auto"/>
-        <w:rPr>
-          <w:rFonts w:ascii="Georgia Pro" w:eastAsia="Georgia Pro" w:hAnsi="Georgia Pro" w:cs="Georgia Pro"/>
-          <w:b/>
-          <w:bCs/>
-          <w:color w:val="000000" w:themeColor="text1"/>
-        </w:rPr>
-      </w:pPr>
-    </w:p>
-    <w:p>
-      <w:pPr>
-        <w:spacing w:line="480" w:lineRule="auto"/>
-        <w:rPr>
-          <w:rFonts w:ascii="Georgia Pro" w:eastAsia="Georgia Pro" w:hAnsi="Georgia Pro" w:cs="Georgia Pro"/>
-          <w:b/>
-          <w:bCs/>
-          <w:color w:val="000000" w:themeColor="text1"/>
-        </w:rPr>
-      </w:pPr>
-      <w:r>
-        <w:rPr>
-          <w:rFonts w:ascii="Georgia Pro" w:eastAsia="Georgia Pro" w:hAnsi="Georgia Pro" w:cs="Georgia Pro"/>
-          <w:b/>
-          <w:bCs/>
-          <w:color w:val="000000" w:themeColor="text1"/>
-        </w:rPr>
-        <w:lastRenderedPageBreak/>
         <w:t>Step 7: Create Terraform Module</w:t>
       </w:r>
     </w:p>
@@ -2252,7 +1928,21 @@
           <w:rFonts w:ascii="Georgia Pro" w:eastAsia="Georgia Pro" w:hAnsi="Georgia Pro" w:cs="Georgia Pro"/>
           <w:color w:val="000000" w:themeColor="text1"/>
         </w:rPr>
-        <w:t>  region     = "ap-south-1"</w:t>
+        <w:t>  region     = "</w:t>
+      </w:r>
+      <w:r>
+        <w:rPr>
+          <w:rFonts w:ascii="Georgia Pro" w:eastAsia="Georgia Pro" w:hAnsi="Georgia Pro" w:cs="Georgia Pro"/>
+          <w:color w:val="000000" w:themeColor="text1"/>
+        </w:rPr>
+        <w:t>us-east-1</w:t>
+      </w:r>
+      <w:r>
+        <w:rPr>
+          <w:rFonts w:ascii="Georgia Pro" w:eastAsia="Georgia Pro" w:hAnsi="Georgia Pro" w:cs="Georgia Pro"/>
+          <w:color w:val="000000" w:themeColor="text1"/>
+        </w:rPr>
+        <w:t>"</w:t>
       </w:r>
     </w:p>
     <w:p>
@@ -2376,6 +2066,7 @@
           <w:rFonts w:ascii="Georgia Pro" w:eastAsia="Georgia Pro" w:hAnsi="Georgia Pro" w:cs="Georgia Pro"/>
           <w:color w:val="000000" w:themeColor="text1"/>
         </w:rPr>
+        <w:lastRenderedPageBreak/>
         <w:t>variable "region" {}</w:t>
       </w:r>
       <w:r>
@@ -2486,7 +2177,7 @@
           <w:rFonts w:ascii="Georgia Pro" w:eastAsia="Georgia Pro" w:hAnsi="Georgia Pro" w:cs="Georgia Pro"/>
           <w:color w:val="000000" w:themeColor="text1"/>
         </w:rPr>
-        <w:t>ami-0ec10929233384c7f</w:t>
+        <w:t>ami-0b6d9d3d33ba97d99</w:t>
       </w:r>
       <w:r>
         <w:rPr>
@@ -2537,176 +2228,6 @@
         <w:t>_type</w:t>
       </w:r>
       <w:proofErr w:type="spellEnd"/>
-      <w:r>
-        <w:rPr>
-          <w:rFonts w:ascii="Georgia Pro" w:eastAsia="Georgia Pro" w:hAnsi="Georgia Pro" w:cs="Georgia Pro"/>
-          <w:color w:val="000000" w:themeColor="text1"/>
-        </w:rPr>
-        <w:br/>
-      </w:r>
-      <w:r>
-        <w:rPr>
-          <w:rFonts w:ascii="Georgia Pro" w:eastAsia="Georgia Pro" w:hAnsi="Georgia Pro" w:cs="Georgia Pro"/>
-          <w:color w:val="000000" w:themeColor="text1"/>
-        </w:rPr>
-        <w:br/>
-        <w:t xml:space="preserve">  tags = {</w:t>
-      </w:r>
-      <w:r>
-        <w:rPr>
-          <w:rFonts w:ascii="Georgia Pro" w:eastAsia="Georgia Pro" w:hAnsi="Georgia Pro" w:cs="Georgia Pro"/>
-          <w:color w:val="000000" w:themeColor="text1"/>
-        </w:rPr>
-        <w:br/>
-        <w:t xml:space="preserve">    Name = </w:t>
-      </w:r>
-      <w:proofErr w:type="spellStart"/>
-      <w:proofErr w:type="gramStart"/>
-      <w:r>
-        <w:rPr>
-          <w:rFonts w:ascii="Georgia Pro" w:eastAsia="Georgia Pro" w:hAnsi="Georgia Pro" w:cs="Georgia Pro"/>
-          <w:color w:val="000000" w:themeColor="text1"/>
-        </w:rPr>
-        <w:t>var.instance</w:t>
-      </w:r>
-      <w:proofErr w:type="gramEnd"/>
-      <w:r>
-        <w:rPr>
-          <w:rFonts w:ascii="Georgia Pro" w:eastAsia="Georgia Pro" w:hAnsi="Georgia Pro" w:cs="Georgia Pro"/>
-          <w:color w:val="000000" w:themeColor="text1"/>
-        </w:rPr>
-        <w:t>_name</w:t>
-      </w:r>
-      <w:proofErr w:type="spellEnd"/>
-      <w:r>
-        <w:rPr>
-          <w:rFonts w:ascii="Georgia Pro" w:eastAsia="Georgia Pro" w:hAnsi="Georgia Pro" w:cs="Georgia Pro"/>
-          <w:color w:val="000000" w:themeColor="text1"/>
-        </w:rPr>
-        <w:br/>
-        <w:t xml:space="preserve">  }</w:t>
-      </w:r>
-      <w:r>
-        <w:rPr>
-          <w:rFonts w:ascii="Georgia Pro" w:eastAsia="Georgia Pro" w:hAnsi="Georgia Pro" w:cs="Georgia Pro"/>
-          <w:color w:val="000000" w:themeColor="text1"/>
-        </w:rPr>
-        <w:br/>
-        <w:t>}</w:t>
-      </w:r>
-    </w:p>
-    <w:p>
-      <w:pPr>
-        <w:spacing w:line="480" w:lineRule="auto"/>
-        <w:rPr>
-          <w:rFonts w:ascii="Georgia Pro" w:eastAsia="Georgia Pro" w:hAnsi="Georgia Pro" w:cs="Georgia Pro"/>
-          <w:color w:val="000000" w:themeColor="text1"/>
-        </w:rPr>
-      </w:pPr>
-      <w:r>
-        <w:rPr>
-          <w:rFonts w:ascii="Georgia Pro" w:eastAsia="Georgia Pro" w:hAnsi="Georgia Pro" w:cs="Georgia Pro"/>
-          <w:color w:val="000000" w:themeColor="text1"/>
-        </w:rPr>
-        <w:pict w14:anchorId="19ABC0EA">
-          <v:rect id="_x0000_i1147" style="width:0;height:1.5pt" o:hrstd="t" o:hr="t" fillcolor="#a0a0a0" stroked="f"/>
-        </w:pict>
-      </w:r>
-    </w:p>
-    <w:p>
-      <w:pPr>
-        <w:spacing w:line="480" w:lineRule="auto"/>
-        <w:rPr>
-          <w:rFonts w:ascii="Georgia Pro" w:eastAsia="Georgia Pro" w:hAnsi="Georgia Pro" w:cs="Georgia Pro"/>
-          <w:b/>
-          <w:bCs/>
-          <w:color w:val="000000" w:themeColor="text1"/>
-        </w:rPr>
-      </w:pPr>
-    </w:p>
-    <w:p>
-      <w:pPr>
-        <w:spacing w:line="480" w:lineRule="auto"/>
-        <w:rPr>
-          <w:rFonts w:ascii="Georgia Pro" w:eastAsia="Georgia Pro" w:hAnsi="Georgia Pro" w:cs="Georgia Pro"/>
-          <w:b/>
-          <w:bCs/>
-          <w:color w:val="000000" w:themeColor="text1"/>
-        </w:rPr>
-      </w:pPr>
-      <w:r>
-        <w:rPr>
-          <w:rFonts w:ascii="Georgia Pro" w:eastAsia="Georgia Pro" w:hAnsi="Georgia Pro" w:cs="Georgia Pro"/>
-          <w:b/>
-          <w:bCs/>
-          <w:color w:val="000000" w:themeColor="text1"/>
-        </w:rPr>
-        <w:lastRenderedPageBreak/>
-        <w:t>Step 8: Create DEV Environment Configuration</w:t>
-      </w:r>
-    </w:p>
-    <w:p>
-      <w:pPr>
-        <w:spacing w:line="480" w:lineRule="auto"/>
-        <w:rPr>
-          <w:rFonts w:ascii="Georgia Pro" w:eastAsia="Georgia Pro" w:hAnsi="Georgia Pro" w:cs="Georgia Pro"/>
-          <w:color w:val="000000" w:themeColor="text1"/>
-        </w:rPr>
-      </w:pPr>
-      <w:r>
-        <w:rPr>
-          <w:rFonts w:ascii="Georgia Pro" w:eastAsia="Georgia Pro" w:hAnsi="Georgia Pro" w:cs="Georgia Pro"/>
-          <w:color w:val="000000" w:themeColor="text1"/>
-        </w:rPr>
-        <w:t>Create file:</w:t>
-      </w:r>
-    </w:p>
-    <w:p>
-      <w:pPr>
-        <w:spacing w:line="480" w:lineRule="auto"/>
-        <w:rPr>
-          <w:rFonts w:ascii="Georgia Pro" w:eastAsia="Georgia Pro" w:hAnsi="Georgia Pro" w:cs="Georgia Pro"/>
-          <w:b/>
-          <w:bCs/>
-          <w:color w:val="000000" w:themeColor="text1"/>
-        </w:rPr>
-      </w:pPr>
-      <w:r>
-        <w:rPr>
-          <w:rFonts w:ascii="Georgia Pro" w:eastAsia="Georgia Pro" w:hAnsi="Georgia Pro" w:cs="Georgia Pro"/>
-          <w:b/>
-          <w:bCs/>
-          <w:color w:val="000000" w:themeColor="text1"/>
-        </w:rPr>
-        <w:t>live/dev/ec2/</w:t>
-      </w:r>
-      <w:proofErr w:type="spellStart"/>
-      <w:r>
-        <w:rPr>
-          <w:rFonts w:ascii="Georgia Pro" w:eastAsia="Georgia Pro" w:hAnsi="Georgia Pro" w:cs="Georgia Pro"/>
-          <w:b/>
-          <w:bCs/>
-          <w:color w:val="000000" w:themeColor="text1"/>
-        </w:rPr>
-        <w:t>terragrunt.hcl</w:t>
-      </w:r>
-      <w:proofErr w:type="spellEnd"/>
-    </w:p>
-    <w:p>
-      <w:pPr>
-        <w:spacing w:line="480" w:lineRule="auto"/>
-        <w:rPr>
-          <w:rFonts w:ascii="Georgia Pro" w:eastAsia="Georgia Pro" w:hAnsi="Georgia Pro" w:cs="Georgia Pro"/>
-          <w:color w:val="000000" w:themeColor="text1"/>
-        </w:rPr>
-      </w:pPr>
-      <w:r>
-        <w:rPr>
-          <w:rFonts w:ascii="Georgia Pro" w:eastAsia="Georgia Pro" w:hAnsi="Georgia Pro" w:cs="Georgia Pro"/>
-          <w:color w:val="000000" w:themeColor="text1"/>
-        </w:rPr>
-        <w:t>Add:</w:t>
-      </w:r>
     </w:p>
     <w:p>
       <w:pPr>
@@ -2717,18 +2238,34 @@
           <w:right w:val="single" w:sz="4" w:space="4" w:color="auto"/>
         </w:pBdr>
         <w:shd w:val="clear" w:color="auto" w:fill="F2F2F2" w:themeFill="background1" w:themeFillShade="F2"/>
-        <w:spacing w:line="480" w:lineRule="auto"/>
-        <w:rPr>
-          <w:rFonts w:ascii="Georgia Pro" w:eastAsia="Georgia Pro" w:hAnsi="Georgia Pro" w:cs="Georgia Pro"/>
-          <w:color w:val="000000" w:themeColor="text1"/>
-        </w:rPr>
-      </w:pPr>
-      <w:r>
-        <w:rPr>
-          <w:rFonts w:ascii="Georgia Pro" w:eastAsia="Georgia Pro" w:hAnsi="Georgia Pro" w:cs="Georgia Pro"/>
-          <w:color w:val="000000" w:themeColor="text1"/>
-        </w:rPr>
-        <w:t>terraform {</w:t>
+        <w:spacing w:line="360" w:lineRule="auto"/>
+        <w:rPr>
+          <w:rFonts w:ascii="Georgia Pro" w:eastAsia="Georgia Pro" w:hAnsi="Georgia Pro" w:cs="Georgia Pro"/>
+          <w:color w:val="000000" w:themeColor="text1"/>
+        </w:rPr>
+      </w:pPr>
+      <w:r>
+        <w:rPr>
+          <w:rFonts w:ascii="Georgia Pro" w:eastAsia="Georgia Pro" w:hAnsi="Georgia Pro" w:cs="Georgia Pro"/>
+          <w:color w:val="000000" w:themeColor="text1"/>
+        </w:rPr>
+        <w:t xml:space="preserve">  </w:t>
+      </w:r>
+      <w:proofErr w:type="spellStart"/>
+      <w:r>
+        <w:rPr>
+          <w:rFonts w:ascii="Georgia Pro" w:eastAsia="Georgia Pro" w:hAnsi="Georgia Pro" w:cs="Georgia Pro"/>
+          <w:color w:val="000000" w:themeColor="text1"/>
+        </w:rPr>
+        <w:t>subnet_id</w:t>
+      </w:r>
+      <w:proofErr w:type="spellEnd"/>
+      <w:r>
+        <w:rPr>
+          <w:rFonts w:ascii="Georgia Pro" w:eastAsia="Georgia Pro" w:hAnsi="Georgia Pro" w:cs="Georgia Pro"/>
+          <w:color w:val="000000" w:themeColor="text1"/>
+        </w:rPr>
+        <w:t xml:space="preserve"> = "subnet-0dde2beaad047bb17"</w:t>
       </w:r>
       <w:r>
         <w:rPr>
@@ -2736,15 +2273,31 @@
           <w:color w:val="000000" w:themeColor="text1"/>
         </w:rPr>
         <w:br/>
-        <w:t xml:space="preserve">  source = </w:t>
-      </w:r>
+      </w:r>
+      <w:r>
+        <w:rPr>
+          <w:rFonts w:ascii="Georgia Pro" w:eastAsia="Georgia Pro" w:hAnsi="Georgia Pro" w:cs="Georgia Pro"/>
+          <w:color w:val="000000" w:themeColor="text1"/>
+        </w:rPr>
+        <w:br/>
+        <w:t xml:space="preserve">  tags = {</w:t>
+      </w:r>
+      <w:r>
+        <w:rPr>
+          <w:rFonts w:ascii="Georgia Pro" w:eastAsia="Georgia Pro" w:hAnsi="Georgia Pro" w:cs="Georgia Pro"/>
+          <w:color w:val="000000" w:themeColor="text1"/>
+        </w:rPr>
+        <w:br/>
+        <w:t xml:space="preserve">    Name = </w:t>
+      </w:r>
+      <w:proofErr w:type="spellStart"/>
       <w:proofErr w:type="gramStart"/>
       <w:r>
         <w:rPr>
           <w:rFonts w:ascii="Georgia Pro" w:eastAsia="Georgia Pro" w:hAnsi="Georgia Pro" w:cs="Georgia Pro"/>
           <w:color w:val="000000" w:themeColor="text1"/>
         </w:rPr>
-        <w:t>"../../..</w:t>
+        <w:t>var.instance</w:t>
       </w:r>
       <w:proofErr w:type="gramEnd"/>
       <w:r>
@@ -2752,7 +2305,16 @@
           <w:rFonts w:ascii="Georgia Pro" w:eastAsia="Georgia Pro" w:hAnsi="Georgia Pro" w:cs="Georgia Pro"/>
           <w:color w:val="000000" w:themeColor="text1"/>
         </w:rPr>
-        <w:t>/modules/ec2"</w:t>
+        <w:t>_name</w:t>
+      </w:r>
+      <w:proofErr w:type="spellEnd"/>
+      <w:r>
+        <w:rPr>
+          <w:rFonts w:ascii="Georgia Pro" w:eastAsia="Georgia Pro" w:hAnsi="Georgia Pro" w:cs="Georgia Pro"/>
+          <w:color w:val="000000" w:themeColor="text1"/>
+        </w:rPr>
+        <w:br/>
+        <w:t xml:space="preserve">  }</w:t>
       </w:r>
       <w:r>
         <w:rPr>
@@ -2762,100 +2324,23 @@
         <w:br/>
         <w:t>}</w:t>
       </w:r>
-      <w:r>
-        <w:rPr>
-          <w:rFonts w:ascii="Georgia Pro" w:eastAsia="Georgia Pro" w:hAnsi="Georgia Pro" w:cs="Georgia Pro"/>
-          <w:color w:val="000000" w:themeColor="text1"/>
-        </w:rPr>
-        <w:br/>
-        <w:t>inputs = {</w:t>
-      </w:r>
-      <w:r>
-        <w:rPr>
-          <w:rFonts w:ascii="Georgia Pro" w:eastAsia="Georgia Pro" w:hAnsi="Georgia Pro" w:cs="Georgia Pro"/>
-          <w:color w:val="000000" w:themeColor="text1"/>
-        </w:rPr>
-        <w:br/>
-        <w:t xml:space="preserve">  region        = "us-east-1"</w:t>
-      </w:r>
-      <w:r>
-        <w:rPr>
-          <w:rFonts w:ascii="Georgia Pro" w:eastAsia="Georgia Pro" w:hAnsi="Georgia Pro" w:cs="Georgia Pro"/>
-          <w:color w:val="000000" w:themeColor="text1"/>
-        </w:rPr>
-        <w:br/>
-        <w:t xml:space="preserve">  </w:t>
-      </w:r>
-      <w:proofErr w:type="spellStart"/>
-      <w:r>
-        <w:rPr>
-          <w:rFonts w:ascii="Georgia Pro" w:eastAsia="Georgia Pro" w:hAnsi="Georgia Pro" w:cs="Georgia Pro"/>
-          <w:color w:val="000000" w:themeColor="text1"/>
-        </w:rPr>
-        <w:t>instance_type</w:t>
-      </w:r>
-      <w:proofErr w:type="spellEnd"/>
-      <w:r>
-        <w:rPr>
-          <w:rFonts w:ascii="Georgia Pro" w:eastAsia="Georgia Pro" w:hAnsi="Georgia Pro" w:cs="Georgia Pro"/>
-          <w:color w:val="000000" w:themeColor="text1"/>
-        </w:rPr>
-        <w:t xml:space="preserve"> = "t</w:t>
-      </w:r>
-      <w:proofErr w:type="gramStart"/>
-      <w:r>
-        <w:rPr>
-          <w:rFonts w:ascii="Georgia Pro" w:eastAsia="Georgia Pro" w:hAnsi="Georgia Pro" w:cs="Georgia Pro"/>
-          <w:color w:val="000000" w:themeColor="text1"/>
-        </w:rPr>
-        <w:t>3</w:t>
-      </w:r>
-      <w:r>
-        <w:rPr>
-          <w:rFonts w:ascii="Georgia Pro" w:eastAsia="Georgia Pro" w:hAnsi="Georgia Pro" w:cs="Georgia Pro"/>
-          <w:color w:val="000000" w:themeColor="text1"/>
-        </w:rPr>
-        <w:t>.micro</w:t>
-      </w:r>
-      <w:proofErr w:type="gramEnd"/>
-      <w:r>
-        <w:rPr>
-          <w:rFonts w:ascii="Georgia Pro" w:eastAsia="Georgia Pro" w:hAnsi="Georgia Pro" w:cs="Georgia Pro"/>
-          <w:color w:val="000000" w:themeColor="text1"/>
-        </w:rPr>
-        <w:t>"</w:t>
-      </w:r>
-      <w:r>
-        <w:rPr>
-          <w:rFonts w:ascii="Georgia Pro" w:eastAsia="Georgia Pro" w:hAnsi="Georgia Pro" w:cs="Georgia Pro"/>
-          <w:color w:val="000000" w:themeColor="text1"/>
-        </w:rPr>
-        <w:br/>
-        <w:t xml:space="preserve">  </w:t>
-      </w:r>
-      <w:proofErr w:type="spellStart"/>
-      <w:r>
-        <w:rPr>
-          <w:rFonts w:ascii="Georgia Pro" w:eastAsia="Georgia Pro" w:hAnsi="Georgia Pro" w:cs="Georgia Pro"/>
-          <w:color w:val="000000" w:themeColor="text1"/>
-        </w:rPr>
-        <w:t>instance_name</w:t>
-      </w:r>
-      <w:proofErr w:type="spellEnd"/>
-      <w:r>
-        <w:rPr>
-          <w:rFonts w:ascii="Georgia Pro" w:eastAsia="Georgia Pro" w:hAnsi="Georgia Pro" w:cs="Georgia Pro"/>
-          <w:color w:val="000000" w:themeColor="text1"/>
-        </w:rPr>
-        <w:t xml:space="preserve"> = "Dev-EC2-Instance"</w:t>
-      </w:r>
-      <w:r>
-        <w:rPr>
-          <w:rFonts w:ascii="Georgia Pro" w:eastAsia="Georgia Pro" w:hAnsi="Georgia Pro" w:cs="Georgia Pro"/>
-          <w:color w:val="000000" w:themeColor="text1"/>
-        </w:rPr>
-        <w:br/>
-        <w:t>}</w:t>
+    </w:p>
+    <w:p>
+      <w:pPr>
+        <w:spacing w:line="480" w:lineRule="auto"/>
+        <w:rPr>
+          <w:rFonts w:ascii="Georgia Pro" w:eastAsia="Georgia Pro" w:hAnsi="Georgia Pro" w:cs="Georgia Pro"/>
+          <w:color w:val="000000" w:themeColor="text1"/>
+        </w:rPr>
+      </w:pPr>
+      <w:r>
+        <w:rPr>
+          <w:rFonts w:ascii="Georgia Pro" w:eastAsia="Georgia Pro" w:hAnsi="Georgia Pro" w:cs="Georgia Pro"/>
+          <w:color w:val="000000" w:themeColor="text1"/>
+        </w:rPr>
+        <w:pict w14:anchorId="19ABC0EA">
+          <v:rect id="_x0000_i1033" style="width:0;height:1.5pt" o:hrstd="t" o:hr="t" fillcolor="#a0a0a0" stroked="f"/>
+        </w:pict>
       </w:r>
     </w:p>
     <w:p>
@@ -2875,7 +2360,7 @@
           <w:bCs/>
           <w:color w:val="000000" w:themeColor="text1"/>
         </w:rPr>
-        <w:t>Step 9: Create PROD Environment Configuration</w:t>
+        <w:t>Step 8: Create DEV Environment Configuration</w:t>
       </w:r>
     </w:p>
     <w:p>
@@ -2897,19 +2382,21 @@
     <w:p>
       <w:pPr>
         <w:spacing w:line="480" w:lineRule="auto"/>
-        <w:rPr>
-          <w:rFonts w:ascii="Georgia Pro" w:eastAsia="Georgia Pro" w:hAnsi="Georgia Pro" w:cs="Georgia Pro"/>
-          <w:color w:val="000000" w:themeColor="text1"/>
-        </w:rPr>
-      </w:pPr>
-      <w:r>
         <w:rPr>
           <w:rFonts w:ascii="Georgia Pro" w:eastAsia="Georgia Pro" w:hAnsi="Georgia Pro" w:cs="Georgia Pro"/>
           <w:b/>
           <w:bCs/>
           <w:color w:val="000000" w:themeColor="text1"/>
         </w:rPr>
-        <w:t>live/prod/ec2/</w:t>
+      </w:pPr>
+      <w:r>
+        <w:rPr>
+          <w:rFonts w:ascii="Georgia Pro" w:eastAsia="Georgia Pro" w:hAnsi="Georgia Pro" w:cs="Georgia Pro"/>
+          <w:b/>
+          <w:bCs/>
+          <w:color w:val="000000" w:themeColor="text1"/>
+        </w:rPr>
+        <w:t>live/dev/ec2/</w:t>
       </w:r>
       <w:proofErr w:type="spellStart"/>
       <w:r>
@@ -3039,14 +2526,14 @@
           <w:rFonts w:ascii="Georgia Pro" w:eastAsia="Georgia Pro" w:hAnsi="Georgia Pro" w:cs="Georgia Pro"/>
           <w:color w:val="000000" w:themeColor="text1"/>
         </w:rPr>
-        <w:t>2.</w:t>
-      </w:r>
-      <w:r>
-        <w:rPr>
-          <w:rFonts w:ascii="Georgia Pro" w:eastAsia="Georgia Pro" w:hAnsi="Georgia Pro" w:cs="Georgia Pro"/>
-          <w:color w:val="000000" w:themeColor="text1"/>
-        </w:rPr>
-        <w:t>micro</w:t>
+        <w:t>3</w:t>
+      </w:r>
+      <w:r>
+        <w:rPr>
+          <w:rFonts w:ascii="Georgia Pro" w:eastAsia="Georgia Pro" w:hAnsi="Georgia Pro" w:cs="Georgia Pro"/>
+          <w:color w:val="000000" w:themeColor="text1"/>
+        </w:rPr>
+        <w:t>.micro</w:t>
       </w:r>
       <w:proofErr w:type="gramEnd"/>
       <w:r>
@@ -3078,7 +2565,7 @@
           <w:rFonts w:ascii="Georgia Pro" w:eastAsia="Georgia Pro" w:hAnsi="Georgia Pro" w:cs="Georgia Pro"/>
           <w:color w:val="000000" w:themeColor="text1"/>
         </w:rPr>
-        <w:t xml:space="preserve"> = "Prod-EC2-Instance"</w:t>
+        <w:t xml:space="preserve"> = "Dev-EC2-Instance"</w:t>
       </w:r>
       <w:r>
         <w:rPr>
@@ -3091,26 +2578,6 @@
     </w:p>
     <w:p>
       <w:pPr>
-        <w:spacing w:line="480" w:lineRule="auto"/>
-        <w:rPr>
-          <w:rFonts w:ascii="Georgia Pro" w:eastAsia="Georgia Pro" w:hAnsi="Georgia Pro" w:cs="Georgia Pro"/>
-          <w:color w:val="000000" w:themeColor="text1"/>
-        </w:rPr>
-      </w:pPr>
-      <w:r>
-        <w:rPr>
-          <w:rFonts w:ascii="Georgia Pro" w:eastAsia="Georgia Pro" w:hAnsi="Georgia Pro" w:cs="Georgia Pro"/>
-          <w:color w:val="000000" w:themeColor="text1"/>
-        </w:rPr>
-        <w:lastRenderedPageBreak/>
-        <w:pict w14:anchorId="4947C268">
-          <v:rect id="_x0000_i1149" style="width:0;height:1.5pt" o:hrstd="t" o:hr="t" fillcolor="#a0a0a0" stroked="f"/>
-        </w:pict>
-      </w:r>
-    </w:p>
-    <w:p>
-      <w:pPr>
-        <w:spacing w:line="480" w:lineRule="auto"/>
         <w:rPr>
           <w:rFonts w:ascii="Georgia Pro" w:eastAsia="Georgia Pro" w:hAnsi="Georgia Pro" w:cs="Georgia Pro"/>
           <w:b/>
@@ -3125,23 +2592,89 @@
           <w:bCs/>
           <w:color w:val="000000" w:themeColor="text1"/>
         </w:rPr>
-        <w:t>Step 10: Deploy DEV Environment (Individual)</w:t>
-      </w:r>
-    </w:p>
-    <w:p>
-      <w:pPr>
-        <w:spacing w:line="480" w:lineRule="auto"/>
-        <w:rPr>
-          <w:rFonts w:ascii="Georgia Pro" w:eastAsia="Georgia Pro" w:hAnsi="Georgia Pro" w:cs="Georgia Pro"/>
-          <w:color w:val="000000" w:themeColor="text1"/>
-        </w:rPr>
-      </w:pPr>
-      <w:r>
-        <w:rPr>
-          <w:rFonts w:ascii="Georgia Pro" w:eastAsia="Georgia Pro" w:hAnsi="Georgia Pro" w:cs="Georgia Pro"/>
-          <w:color w:val="000000" w:themeColor="text1"/>
-        </w:rPr>
-        <w:t>Navigate to dev folder.</w:t>
+        <w:br w:type="page"/>
+      </w:r>
+    </w:p>
+    <w:p>
+      <w:pPr>
+        <w:spacing w:line="480" w:lineRule="auto"/>
+        <w:rPr>
+          <w:rFonts w:ascii="Georgia Pro" w:eastAsia="Georgia Pro" w:hAnsi="Georgia Pro" w:cs="Georgia Pro"/>
+          <w:b/>
+          <w:bCs/>
+          <w:color w:val="000000" w:themeColor="text1"/>
+        </w:rPr>
+      </w:pPr>
+      <w:r>
+        <w:rPr>
+          <w:rFonts w:ascii="Georgia Pro" w:eastAsia="Georgia Pro" w:hAnsi="Georgia Pro" w:cs="Georgia Pro"/>
+          <w:b/>
+          <w:bCs/>
+          <w:color w:val="000000" w:themeColor="text1"/>
+        </w:rPr>
+        <w:lastRenderedPageBreak/>
+        <w:t>Step 9: Create PROD Environment Configuration</w:t>
+      </w:r>
+    </w:p>
+    <w:p>
+      <w:pPr>
+        <w:spacing w:line="480" w:lineRule="auto"/>
+        <w:rPr>
+          <w:rFonts w:ascii="Georgia Pro" w:eastAsia="Georgia Pro" w:hAnsi="Georgia Pro" w:cs="Georgia Pro"/>
+          <w:color w:val="000000" w:themeColor="text1"/>
+        </w:rPr>
+      </w:pPr>
+      <w:r>
+        <w:rPr>
+          <w:rFonts w:ascii="Georgia Pro" w:eastAsia="Georgia Pro" w:hAnsi="Georgia Pro" w:cs="Georgia Pro"/>
+          <w:color w:val="000000" w:themeColor="text1"/>
+        </w:rPr>
+        <w:t>Create file:</w:t>
+      </w:r>
+    </w:p>
+    <w:p>
+      <w:pPr>
+        <w:spacing w:line="480" w:lineRule="auto"/>
+        <w:rPr>
+          <w:rFonts w:ascii="Georgia Pro" w:eastAsia="Georgia Pro" w:hAnsi="Georgia Pro" w:cs="Georgia Pro"/>
+          <w:color w:val="000000" w:themeColor="text1"/>
+        </w:rPr>
+      </w:pPr>
+      <w:r>
+        <w:rPr>
+          <w:rFonts w:ascii="Georgia Pro" w:eastAsia="Georgia Pro" w:hAnsi="Georgia Pro" w:cs="Georgia Pro"/>
+          <w:b/>
+          <w:bCs/>
+          <w:color w:val="000000" w:themeColor="text1"/>
+        </w:rPr>
+        <w:t>live/prod/ec2/</w:t>
+      </w:r>
+      <w:proofErr w:type="spellStart"/>
+      <w:r>
+        <w:rPr>
+          <w:rFonts w:ascii="Georgia Pro" w:eastAsia="Georgia Pro" w:hAnsi="Georgia Pro" w:cs="Georgia Pro"/>
+          <w:b/>
+          <w:bCs/>
+          <w:color w:val="000000" w:themeColor="text1"/>
+        </w:rPr>
+        <w:t>terragrunt.hcl</w:t>
+      </w:r>
+      <w:proofErr w:type="spellEnd"/>
+    </w:p>
+    <w:p>
+      <w:pPr>
+        <w:spacing w:line="480" w:lineRule="auto"/>
+        <w:rPr>
+          <w:rFonts w:ascii="Georgia Pro" w:eastAsia="Georgia Pro" w:hAnsi="Georgia Pro" w:cs="Georgia Pro"/>
+          <w:color w:val="000000" w:themeColor="text1"/>
+        </w:rPr>
+      </w:pPr>
+      <w:r>
+        <w:rPr>
+          <w:rFonts w:ascii="Georgia Pro" w:eastAsia="Georgia Pro" w:hAnsi="Georgia Pro" w:cs="Georgia Pro"/>
+          <w:color w:val="000000" w:themeColor="text1"/>
+        </w:rPr>
+        <w:t>Add:</w:t>
       </w:r>
     </w:p>
     <w:p>
@@ -3164,23 +2697,195 @@
           <w:rFonts w:ascii="Georgia Pro" w:eastAsia="Georgia Pro" w:hAnsi="Georgia Pro" w:cs="Georgia Pro"/>
           <w:color w:val="000000" w:themeColor="text1"/>
         </w:rPr>
-        <w:t>cd live/dev/ec2</w:t>
-      </w:r>
-    </w:p>
-    <w:p>
-      <w:pPr>
-        <w:spacing w:line="480" w:lineRule="auto"/>
-        <w:rPr>
-          <w:rFonts w:ascii="Georgia Pro" w:eastAsia="Georgia Pro" w:hAnsi="Georgia Pro" w:cs="Georgia Pro"/>
-          <w:color w:val="000000" w:themeColor="text1"/>
-        </w:rPr>
-      </w:pPr>
-      <w:r>
-        <w:rPr>
-          <w:rFonts w:ascii="Georgia Pro" w:eastAsia="Georgia Pro" w:hAnsi="Georgia Pro" w:cs="Georgia Pro"/>
-          <w:color w:val="000000" w:themeColor="text1"/>
-        </w:rPr>
-        <w:t>Initialize:</w:t>
+        <w:t>terraform {</w:t>
+      </w:r>
+      <w:r>
+        <w:rPr>
+          <w:rFonts w:ascii="Georgia Pro" w:eastAsia="Georgia Pro" w:hAnsi="Georgia Pro" w:cs="Georgia Pro"/>
+          <w:color w:val="000000" w:themeColor="text1"/>
+        </w:rPr>
+        <w:br/>
+        <w:t xml:space="preserve">  source = </w:t>
+      </w:r>
+      <w:proofErr w:type="gramStart"/>
+      <w:r>
+        <w:rPr>
+          <w:rFonts w:ascii="Georgia Pro" w:eastAsia="Georgia Pro" w:hAnsi="Georgia Pro" w:cs="Georgia Pro"/>
+          <w:color w:val="000000" w:themeColor="text1"/>
+        </w:rPr>
+        <w:t>"../../..</w:t>
+      </w:r>
+      <w:proofErr w:type="gramEnd"/>
+      <w:r>
+        <w:rPr>
+          <w:rFonts w:ascii="Georgia Pro" w:eastAsia="Georgia Pro" w:hAnsi="Georgia Pro" w:cs="Georgia Pro"/>
+          <w:color w:val="000000" w:themeColor="text1"/>
+        </w:rPr>
+        <w:t>/modules/ec2"</w:t>
+      </w:r>
+      <w:r>
+        <w:rPr>
+          <w:rFonts w:ascii="Georgia Pro" w:eastAsia="Georgia Pro" w:hAnsi="Georgia Pro" w:cs="Georgia Pro"/>
+          <w:color w:val="000000" w:themeColor="text1"/>
+        </w:rPr>
+        <w:br/>
+        <w:t>}</w:t>
+      </w:r>
+      <w:r>
+        <w:rPr>
+          <w:rFonts w:ascii="Georgia Pro" w:eastAsia="Georgia Pro" w:hAnsi="Georgia Pro" w:cs="Georgia Pro"/>
+          <w:color w:val="000000" w:themeColor="text1"/>
+        </w:rPr>
+        <w:br/>
+        <w:t>inputs = {</w:t>
+      </w:r>
+      <w:r>
+        <w:rPr>
+          <w:rFonts w:ascii="Georgia Pro" w:eastAsia="Georgia Pro" w:hAnsi="Georgia Pro" w:cs="Georgia Pro"/>
+          <w:color w:val="000000" w:themeColor="text1"/>
+        </w:rPr>
+        <w:br/>
+        <w:t xml:space="preserve">  region        = "us-east-1"</w:t>
+      </w:r>
+      <w:r>
+        <w:rPr>
+          <w:rFonts w:ascii="Georgia Pro" w:eastAsia="Georgia Pro" w:hAnsi="Georgia Pro" w:cs="Georgia Pro"/>
+          <w:color w:val="000000" w:themeColor="text1"/>
+        </w:rPr>
+        <w:br/>
+        <w:t xml:space="preserve">  </w:t>
+      </w:r>
+      <w:proofErr w:type="spellStart"/>
+      <w:r>
+        <w:rPr>
+          <w:rFonts w:ascii="Georgia Pro" w:eastAsia="Georgia Pro" w:hAnsi="Georgia Pro" w:cs="Georgia Pro"/>
+          <w:color w:val="000000" w:themeColor="text1"/>
+        </w:rPr>
+        <w:t>instance_type</w:t>
+      </w:r>
+      <w:proofErr w:type="spellEnd"/>
+      <w:r>
+        <w:rPr>
+          <w:rFonts w:ascii="Georgia Pro" w:eastAsia="Georgia Pro" w:hAnsi="Georgia Pro" w:cs="Georgia Pro"/>
+          <w:color w:val="000000" w:themeColor="text1"/>
+        </w:rPr>
+        <w:t xml:space="preserve"> = "t</w:t>
+      </w:r>
+      <w:proofErr w:type="gramStart"/>
+      <w:r>
+        <w:rPr>
+          <w:rFonts w:ascii="Georgia Pro" w:eastAsia="Georgia Pro" w:hAnsi="Georgia Pro" w:cs="Georgia Pro"/>
+          <w:color w:val="000000" w:themeColor="text1"/>
+        </w:rPr>
+        <w:t>3</w:t>
+      </w:r>
+      <w:r>
+        <w:rPr>
+          <w:rFonts w:ascii="Georgia Pro" w:eastAsia="Georgia Pro" w:hAnsi="Georgia Pro" w:cs="Georgia Pro"/>
+          <w:color w:val="000000" w:themeColor="text1"/>
+        </w:rPr>
+        <w:t>.</w:t>
+      </w:r>
+      <w:r>
+        <w:rPr>
+          <w:rFonts w:ascii="Georgia Pro" w:eastAsia="Georgia Pro" w:hAnsi="Georgia Pro" w:cs="Georgia Pro"/>
+          <w:color w:val="000000" w:themeColor="text1"/>
+        </w:rPr>
+        <w:t>micro</w:t>
+      </w:r>
+      <w:proofErr w:type="gramEnd"/>
+      <w:r>
+        <w:rPr>
+          <w:rFonts w:ascii="Georgia Pro" w:eastAsia="Georgia Pro" w:hAnsi="Georgia Pro" w:cs="Georgia Pro"/>
+          <w:color w:val="000000" w:themeColor="text1"/>
+        </w:rPr>
+        <w:t>"</w:t>
+      </w:r>
+      <w:r>
+        <w:rPr>
+          <w:rFonts w:ascii="Georgia Pro" w:eastAsia="Georgia Pro" w:hAnsi="Georgia Pro" w:cs="Georgia Pro"/>
+          <w:color w:val="000000" w:themeColor="text1"/>
+        </w:rPr>
+        <w:br/>
+        <w:t xml:space="preserve">  </w:t>
+      </w:r>
+      <w:proofErr w:type="spellStart"/>
+      <w:r>
+        <w:rPr>
+          <w:rFonts w:ascii="Georgia Pro" w:eastAsia="Georgia Pro" w:hAnsi="Georgia Pro" w:cs="Georgia Pro"/>
+          <w:color w:val="000000" w:themeColor="text1"/>
+        </w:rPr>
+        <w:t>instance_name</w:t>
+      </w:r>
+      <w:proofErr w:type="spellEnd"/>
+      <w:r>
+        <w:rPr>
+          <w:rFonts w:ascii="Georgia Pro" w:eastAsia="Georgia Pro" w:hAnsi="Georgia Pro" w:cs="Georgia Pro"/>
+          <w:color w:val="000000" w:themeColor="text1"/>
+        </w:rPr>
+        <w:t xml:space="preserve"> = "Prod-EC2-Instance"</w:t>
+      </w:r>
+      <w:r>
+        <w:rPr>
+          <w:rFonts w:ascii="Georgia Pro" w:eastAsia="Georgia Pro" w:hAnsi="Georgia Pro" w:cs="Georgia Pro"/>
+          <w:color w:val="000000" w:themeColor="text1"/>
+        </w:rPr>
+        <w:br/>
+        <w:t>}</w:t>
+      </w:r>
+    </w:p>
+    <w:p>
+      <w:pPr>
+        <w:spacing w:line="480" w:lineRule="auto"/>
+        <w:rPr>
+          <w:rFonts w:ascii="Georgia Pro" w:eastAsia="Georgia Pro" w:hAnsi="Georgia Pro" w:cs="Georgia Pro"/>
+          <w:color w:val="000000" w:themeColor="text1"/>
+        </w:rPr>
+      </w:pPr>
+      <w:r>
+        <w:rPr>
+          <w:rFonts w:ascii="Georgia Pro" w:eastAsia="Georgia Pro" w:hAnsi="Georgia Pro" w:cs="Georgia Pro"/>
+          <w:color w:val="000000" w:themeColor="text1"/>
+        </w:rPr>
+        <w:pict w14:anchorId="4947C268">
+          <v:rect id="_x0000_i1034" style="width:0;height:1.5pt" o:hrstd="t" o:hr="t" fillcolor="#a0a0a0" stroked="f"/>
+        </w:pict>
+      </w:r>
+    </w:p>
+    <w:p>
+      <w:pPr>
+        <w:spacing w:line="480" w:lineRule="auto"/>
+        <w:rPr>
+          <w:rFonts w:ascii="Georgia Pro" w:eastAsia="Georgia Pro" w:hAnsi="Georgia Pro" w:cs="Georgia Pro"/>
+          <w:b/>
+          <w:bCs/>
+          <w:color w:val="000000" w:themeColor="text1"/>
+        </w:rPr>
+      </w:pPr>
+      <w:r>
+        <w:rPr>
+          <w:rFonts w:ascii="Georgia Pro" w:eastAsia="Georgia Pro" w:hAnsi="Georgia Pro" w:cs="Georgia Pro"/>
+          <w:b/>
+          <w:bCs/>
+          <w:color w:val="000000" w:themeColor="text1"/>
+        </w:rPr>
+        <w:t>Step 10: Deploy DEV Environment (Individual)</w:t>
+      </w:r>
+    </w:p>
+    <w:p>
+      <w:pPr>
+        <w:spacing w:line="480" w:lineRule="auto"/>
+        <w:rPr>
+          <w:rFonts w:ascii="Georgia Pro" w:eastAsia="Georgia Pro" w:hAnsi="Georgia Pro" w:cs="Georgia Pro"/>
+          <w:color w:val="000000" w:themeColor="text1"/>
+        </w:rPr>
+      </w:pPr>
+      <w:r>
+        <w:rPr>
+          <w:rFonts w:ascii="Georgia Pro" w:eastAsia="Georgia Pro" w:hAnsi="Georgia Pro" w:cs="Georgia Pro"/>
+          <w:color w:val="000000" w:themeColor="text1"/>
+        </w:rPr>
+        <w:t>Navigate to dev folder.</w:t>
       </w:r>
     </w:p>
     <w:p>
@@ -3198,46 +2903,28 @@
           <w:color w:val="000000" w:themeColor="text1"/>
         </w:rPr>
       </w:pPr>
-      <w:proofErr w:type="spellStart"/>
-      <w:r>
-        <w:rPr>
-          <w:rFonts w:ascii="Georgia Pro" w:eastAsia="Georgia Pro" w:hAnsi="Georgia Pro" w:cs="Georgia Pro"/>
-          <w:color w:val="000000" w:themeColor="text1"/>
-        </w:rPr>
-        <w:t>terragrunt</w:t>
-      </w:r>
-      <w:proofErr w:type="spellEnd"/>
-      <w:r>
-        <w:rPr>
-          <w:rFonts w:ascii="Georgia Pro" w:eastAsia="Georgia Pro" w:hAnsi="Georgia Pro" w:cs="Georgia Pro"/>
-          <w:color w:val="000000" w:themeColor="text1"/>
-        </w:rPr>
-        <w:t xml:space="preserve"> </w:t>
-      </w:r>
-      <w:proofErr w:type="spellStart"/>
-      <w:r>
-        <w:rPr>
-          <w:rFonts w:ascii="Georgia Pro" w:eastAsia="Georgia Pro" w:hAnsi="Georgia Pro" w:cs="Georgia Pro"/>
-          <w:color w:val="000000" w:themeColor="text1"/>
-        </w:rPr>
-        <w:t>init</w:t>
-      </w:r>
-      <w:proofErr w:type="spellEnd"/>
-    </w:p>
-    <w:p>
-      <w:pPr>
-        <w:spacing w:line="480" w:lineRule="auto"/>
-        <w:rPr>
-          <w:rFonts w:ascii="Georgia Pro" w:eastAsia="Georgia Pro" w:hAnsi="Georgia Pro" w:cs="Georgia Pro"/>
-          <w:color w:val="000000" w:themeColor="text1"/>
-        </w:rPr>
-      </w:pPr>
-      <w:r>
-        <w:rPr>
-          <w:rFonts w:ascii="Georgia Pro" w:eastAsia="Georgia Pro" w:hAnsi="Georgia Pro" w:cs="Georgia Pro"/>
-          <w:color w:val="000000" w:themeColor="text1"/>
-        </w:rPr>
-        <w:t>Deploy infrastructure.</w:t>
+      <w:r>
+        <w:rPr>
+          <w:rFonts w:ascii="Georgia Pro" w:eastAsia="Georgia Pro" w:hAnsi="Georgia Pro" w:cs="Georgia Pro"/>
+          <w:color w:val="000000" w:themeColor="text1"/>
+        </w:rPr>
+        <w:t>cd live/dev/ec2</w:t>
+      </w:r>
+    </w:p>
+    <w:p>
+      <w:pPr>
+        <w:spacing w:line="480" w:lineRule="auto"/>
+        <w:rPr>
+          <w:rFonts w:ascii="Georgia Pro" w:eastAsia="Georgia Pro" w:hAnsi="Georgia Pro" w:cs="Georgia Pro"/>
+          <w:color w:val="000000" w:themeColor="text1"/>
+        </w:rPr>
+      </w:pPr>
+      <w:r>
+        <w:rPr>
+          <w:rFonts w:ascii="Georgia Pro" w:eastAsia="Georgia Pro" w:hAnsi="Georgia Pro" w:cs="Georgia Pro"/>
+          <w:color w:val="000000" w:themeColor="text1"/>
+        </w:rPr>
+        <w:t>Initialize:</w:t>
       </w:r>
     </w:p>
     <w:p>
@@ -3269,23 +2956,32 @@
           <w:rFonts w:ascii="Georgia Pro" w:eastAsia="Georgia Pro" w:hAnsi="Georgia Pro" w:cs="Georgia Pro"/>
           <w:color w:val="000000" w:themeColor="text1"/>
         </w:rPr>
-        <w:t xml:space="preserve"> apply</w:t>
-      </w:r>
-    </w:p>
-    <w:p>
-      <w:pPr>
-        <w:spacing w:line="480" w:lineRule="auto"/>
-        <w:rPr>
-          <w:rFonts w:ascii="Georgia Pro" w:eastAsia="Georgia Pro" w:hAnsi="Georgia Pro" w:cs="Georgia Pro"/>
-          <w:color w:val="000000" w:themeColor="text1"/>
-        </w:rPr>
-      </w:pPr>
-      <w:r>
-        <w:rPr>
-          <w:rFonts w:ascii="Georgia Pro" w:eastAsia="Georgia Pro" w:hAnsi="Georgia Pro" w:cs="Georgia Pro"/>
-          <w:color w:val="000000" w:themeColor="text1"/>
-        </w:rPr>
-        <w:t>Type:</w:t>
+        <w:t xml:space="preserve"> </w:t>
+      </w:r>
+      <w:proofErr w:type="spellStart"/>
+      <w:r>
+        <w:rPr>
+          <w:rFonts w:ascii="Georgia Pro" w:eastAsia="Georgia Pro" w:hAnsi="Georgia Pro" w:cs="Georgia Pro"/>
+          <w:color w:val="000000" w:themeColor="text1"/>
+        </w:rPr>
+        <w:t>init</w:t>
+      </w:r>
+      <w:proofErr w:type="spellEnd"/>
+    </w:p>
+    <w:p>
+      <w:pPr>
+        <w:spacing w:line="480" w:lineRule="auto"/>
+        <w:rPr>
+          <w:rFonts w:ascii="Georgia Pro" w:eastAsia="Georgia Pro" w:hAnsi="Georgia Pro" w:cs="Georgia Pro"/>
+          <w:color w:val="000000" w:themeColor="text1"/>
+        </w:rPr>
+      </w:pPr>
+      <w:r>
+        <w:rPr>
+          <w:rFonts w:ascii="Georgia Pro" w:eastAsia="Georgia Pro" w:hAnsi="Georgia Pro" w:cs="Georgia Pro"/>
+          <w:color w:val="000000" w:themeColor="text1"/>
+        </w:rPr>
+        <w:t>Deploy infrastructure.</w:t>
       </w:r>
     </w:p>
     <w:p>
@@ -3303,91 +2999,37 @@
           <w:color w:val="000000" w:themeColor="text1"/>
         </w:rPr>
       </w:pPr>
-      <w:r>
-        <w:rPr>
-          <w:rFonts w:ascii="Georgia Pro" w:eastAsia="Georgia Pro" w:hAnsi="Georgia Pro" w:cs="Georgia Pro"/>
-          <w:color w:val="000000" w:themeColor="text1"/>
-        </w:rPr>
-        <w:t>yes</w:t>
-      </w:r>
-    </w:p>
-    <w:p>
-      <w:pPr>
-        <w:spacing w:line="480" w:lineRule="auto"/>
-        <w:rPr>
-          <w:rFonts w:ascii="Georgia Pro" w:eastAsia="Georgia Pro" w:hAnsi="Georgia Pro" w:cs="Georgia Pro"/>
-          <w:color w:val="000000" w:themeColor="text1"/>
-        </w:rPr>
-      </w:pPr>
-      <w:r>
-        <w:rPr>
-          <w:rFonts w:ascii="Georgia Pro" w:eastAsia="Georgia Pro" w:hAnsi="Georgia Pro" w:cs="Georgia Pro"/>
-          <w:color w:val="000000" w:themeColor="text1"/>
-        </w:rPr>
-        <w:t xml:space="preserve">Result: </w:t>
-      </w:r>
-      <w:r>
-        <w:rPr>
-          <w:rFonts w:ascii="Georgia Pro" w:eastAsia="Georgia Pro" w:hAnsi="Georgia Pro" w:cs="Georgia Pro"/>
-          <w:b/>
-          <w:bCs/>
-          <w:color w:val="000000" w:themeColor="text1"/>
-        </w:rPr>
-        <w:t>Dev EC2 instance created</w:t>
-      </w:r>
-    </w:p>
-    <w:p>
-      <w:pPr>
-        <w:spacing w:line="480" w:lineRule="auto"/>
-        <w:rPr>
-          <w:rFonts w:ascii="Georgia Pro" w:eastAsia="Georgia Pro" w:hAnsi="Georgia Pro" w:cs="Georgia Pro"/>
-          <w:color w:val="000000" w:themeColor="text1"/>
-        </w:rPr>
-      </w:pPr>
-      <w:r>
-        <w:rPr>
-          <w:rFonts w:ascii="Georgia Pro" w:eastAsia="Georgia Pro" w:hAnsi="Georgia Pro" w:cs="Georgia Pro"/>
-          <w:color w:val="000000" w:themeColor="text1"/>
-        </w:rPr>
-        <w:pict w14:anchorId="60F9E1D3">
-          <v:rect id="_x0000_i1150" style="width:0;height:1.5pt" o:hrstd="t" o:hr="t" fillcolor="#a0a0a0" stroked="f"/>
-        </w:pict>
-      </w:r>
-    </w:p>
-    <w:p>
-      <w:pPr>
-        <w:spacing w:line="480" w:lineRule="auto"/>
-        <w:rPr>
-          <w:rFonts w:ascii="Georgia Pro" w:eastAsia="Georgia Pro" w:hAnsi="Georgia Pro" w:cs="Georgia Pro"/>
-          <w:b/>
-          <w:bCs/>
-          <w:color w:val="000000" w:themeColor="text1"/>
-        </w:rPr>
-      </w:pPr>
-      <w:r>
-        <w:rPr>
-          <w:rFonts w:ascii="Georgia Pro" w:eastAsia="Georgia Pro" w:hAnsi="Georgia Pro" w:cs="Georgia Pro"/>
-          <w:b/>
-          <w:bCs/>
-          <w:color w:val="000000" w:themeColor="text1"/>
-        </w:rPr>
-        <w:t>Step 11: Deploy PROD Environment (Individual)</w:t>
-      </w:r>
-    </w:p>
-    <w:p>
-      <w:pPr>
-        <w:spacing w:line="480" w:lineRule="auto"/>
-        <w:rPr>
-          <w:rFonts w:ascii="Georgia Pro" w:eastAsia="Georgia Pro" w:hAnsi="Georgia Pro" w:cs="Georgia Pro"/>
-          <w:color w:val="000000" w:themeColor="text1"/>
-        </w:rPr>
-      </w:pPr>
-      <w:r>
-        <w:rPr>
-          <w:rFonts w:ascii="Georgia Pro" w:eastAsia="Georgia Pro" w:hAnsi="Georgia Pro" w:cs="Georgia Pro"/>
-          <w:color w:val="000000" w:themeColor="text1"/>
-        </w:rPr>
-        <w:t>Navigate to prod folder.</w:t>
+      <w:proofErr w:type="spellStart"/>
+      <w:r>
+        <w:rPr>
+          <w:rFonts w:ascii="Georgia Pro" w:eastAsia="Georgia Pro" w:hAnsi="Georgia Pro" w:cs="Georgia Pro"/>
+          <w:color w:val="000000" w:themeColor="text1"/>
+        </w:rPr>
+        <w:t>terragrunt</w:t>
+      </w:r>
+      <w:proofErr w:type="spellEnd"/>
+      <w:r>
+        <w:rPr>
+          <w:rFonts w:ascii="Georgia Pro" w:eastAsia="Georgia Pro" w:hAnsi="Georgia Pro" w:cs="Georgia Pro"/>
+          <w:color w:val="000000" w:themeColor="text1"/>
+        </w:rPr>
+        <w:t xml:space="preserve"> apply</w:t>
+      </w:r>
+    </w:p>
+    <w:p>
+      <w:pPr>
+        <w:spacing w:line="480" w:lineRule="auto"/>
+        <w:rPr>
+          <w:rFonts w:ascii="Georgia Pro" w:eastAsia="Georgia Pro" w:hAnsi="Georgia Pro" w:cs="Georgia Pro"/>
+          <w:color w:val="000000" w:themeColor="text1"/>
+        </w:rPr>
+      </w:pPr>
+      <w:r>
+        <w:rPr>
+          <w:rFonts w:ascii="Georgia Pro" w:eastAsia="Georgia Pro" w:hAnsi="Georgia Pro" w:cs="Georgia Pro"/>
+          <w:color w:val="000000" w:themeColor="text1"/>
+        </w:rPr>
+        <w:t>Type:</w:t>
       </w:r>
     </w:p>
     <w:p>
@@ -3410,39 +3052,87 @@
           <w:rFonts w:ascii="Georgia Pro" w:eastAsia="Georgia Pro" w:hAnsi="Georgia Pro" w:cs="Georgia Pro"/>
           <w:color w:val="000000" w:themeColor="text1"/>
         </w:rPr>
-        <w:t>cd</w:t>
-      </w:r>
-      <w:proofErr w:type="gramStart"/>
-      <w:r>
-        <w:rPr>
-          <w:rFonts w:ascii="Georgia Pro" w:eastAsia="Georgia Pro" w:hAnsi="Georgia Pro" w:cs="Georgia Pro"/>
-          <w:color w:val="000000" w:themeColor="text1"/>
-        </w:rPr>
-        <w:t xml:space="preserve"> ../..</w:t>
-      </w:r>
-      <w:proofErr w:type="gramEnd"/>
-      <w:r>
-        <w:rPr>
-          <w:rFonts w:ascii="Georgia Pro" w:eastAsia="Georgia Pro" w:hAnsi="Georgia Pro" w:cs="Georgia Pro"/>
-          <w:color w:val="000000" w:themeColor="text1"/>
-        </w:rPr>
-        <w:t>/prod/ec2</w:t>
-      </w:r>
-    </w:p>
-    <w:p>
-      <w:pPr>
-        <w:spacing w:line="480" w:lineRule="auto"/>
-        <w:rPr>
-          <w:rFonts w:ascii="Georgia Pro" w:eastAsia="Georgia Pro" w:hAnsi="Georgia Pro" w:cs="Georgia Pro"/>
-          <w:color w:val="000000" w:themeColor="text1"/>
-        </w:rPr>
-      </w:pPr>
-      <w:r>
-        <w:rPr>
-          <w:rFonts w:ascii="Georgia Pro" w:eastAsia="Georgia Pro" w:hAnsi="Georgia Pro" w:cs="Georgia Pro"/>
-          <w:color w:val="000000" w:themeColor="text1"/>
-        </w:rPr>
-        <w:t>Initialize:</w:t>
+        <w:t>yes</w:t>
+      </w:r>
+    </w:p>
+    <w:p>
+      <w:pPr>
+        <w:spacing w:line="480" w:lineRule="auto"/>
+        <w:rPr>
+          <w:rFonts w:ascii="Georgia Pro" w:eastAsia="Georgia Pro" w:hAnsi="Georgia Pro" w:cs="Georgia Pro"/>
+          <w:color w:val="000000" w:themeColor="text1"/>
+        </w:rPr>
+      </w:pPr>
+      <w:r>
+        <w:rPr>
+          <w:rFonts w:ascii="Georgia Pro" w:eastAsia="Georgia Pro" w:hAnsi="Georgia Pro" w:cs="Georgia Pro"/>
+          <w:color w:val="000000" w:themeColor="text1"/>
+        </w:rPr>
+        <w:lastRenderedPageBreak/>
+        <w:t xml:space="preserve">Result: </w:t>
+      </w:r>
+      <w:r>
+        <w:rPr>
+          <w:rFonts w:ascii="Georgia Pro" w:eastAsia="Georgia Pro" w:hAnsi="Georgia Pro" w:cs="Georgia Pro"/>
+          <w:b/>
+          <w:bCs/>
+          <w:color w:val="000000" w:themeColor="text1"/>
+        </w:rPr>
+        <w:t>Dev EC2 instance created</w:t>
+      </w:r>
+    </w:p>
+    <w:p>
+      <w:pPr>
+        <w:spacing w:line="480" w:lineRule="auto"/>
+        <w:rPr>
+          <w:rFonts w:ascii="Georgia Pro" w:eastAsia="Georgia Pro" w:hAnsi="Georgia Pro" w:cs="Georgia Pro"/>
+          <w:color w:val="000000" w:themeColor="text1"/>
+        </w:rPr>
+      </w:pPr>
+      <w:r>
+        <w:rPr>
+          <w:rFonts w:ascii="Georgia Pro" w:eastAsia="Georgia Pro" w:hAnsi="Georgia Pro" w:cs="Georgia Pro"/>
+          <w:color w:val="000000" w:themeColor="text1"/>
+        </w:rPr>
+        <w:pict w14:anchorId="60F9E1D3">
+          <v:rect id="_x0000_i1035" style="width:0;height:1.5pt" o:hrstd="t" o:hr="t" fillcolor="#a0a0a0" stroked="f"/>
+        </w:pict>
+      </w:r>
+    </w:p>
+    <w:p>
+      <w:pPr>
+        <w:spacing w:line="480" w:lineRule="auto"/>
+        <w:rPr>
+          <w:rFonts w:ascii="Georgia Pro" w:eastAsia="Georgia Pro" w:hAnsi="Georgia Pro" w:cs="Georgia Pro"/>
+          <w:b/>
+          <w:bCs/>
+          <w:color w:val="000000" w:themeColor="text1"/>
+        </w:rPr>
+      </w:pPr>
+      <w:r>
+        <w:rPr>
+          <w:rFonts w:ascii="Georgia Pro" w:eastAsia="Georgia Pro" w:hAnsi="Georgia Pro" w:cs="Georgia Pro"/>
+          <w:b/>
+          <w:bCs/>
+          <w:color w:val="000000" w:themeColor="text1"/>
+        </w:rPr>
+        <w:t>Step 11: Deploy PROD Environment (Individual)</w:t>
+      </w:r>
+    </w:p>
+    <w:p>
+      <w:pPr>
+        <w:spacing w:line="480" w:lineRule="auto"/>
+        <w:rPr>
+          <w:rFonts w:ascii="Georgia Pro" w:eastAsia="Georgia Pro" w:hAnsi="Georgia Pro" w:cs="Georgia Pro"/>
+          <w:color w:val="000000" w:themeColor="text1"/>
+        </w:rPr>
+      </w:pPr>
+      <w:r>
+        <w:rPr>
+          <w:rFonts w:ascii="Georgia Pro" w:eastAsia="Georgia Pro" w:hAnsi="Georgia Pro" w:cs="Georgia Pro"/>
+          <w:color w:val="000000" w:themeColor="text1"/>
+        </w:rPr>
+        <w:t>Navigate to prod folder.</w:t>
       </w:r>
     </w:p>
     <w:p>
@@ -3460,46 +3150,44 @@
           <w:color w:val="000000" w:themeColor="text1"/>
         </w:rPr>
       </w:pPr>
-      <w:proofErr w:type="spellStart"/>
-      <w:r>
-        <w:rPr>
-          <w:rFonts w:ascii="Georgia Pro" w:eastAsia="Georgia Pro" w:hAnsi="Georgia Pro" w:cs="Georgia Pro"/>
-          <w:color w:val="000000" w:themeColor="text1"/>
-        </w:rPr>
-        <w:t>terragrunt</w:t>
-      </w:r>
-      <w:proofErr w:type="spellEnd"/>
-      <w:r>
-        <w:rPr>
-          <w:rFonts w:ascii="Georgia Pro" w:eastAsia="Georgia Pro" w:hAnsi="Georgia Pro" w:cs="Georgia Pro"/>
-          <w:color w:val="000000" w:themeColor="text1"/>
-        </w:rPr>
-        <w:t xml:space="preserve"> </w:t>
-      </w:r>
-      <w:proofErr w:type="spellStart"/>
-      <w:r>
-        <w:rPr>
-          <w:rFonts w:ascii="Georgia Pro" w:eastAsia="Georgia Pro" w:hAnsi="Georgia Pro" w:cs="Georgia Pro"/>
-          <w:color w:val="000000" w:themeColor="text1"/>
-        </w:rPr>
-        <w:t>init</w:t>
-      </w:r>
-      <w:proofErr w:type="spellEnd"/>
-    </w:p>
-    <w:p>
-      <w:pPr>
-        <w:spacing w:line="480" w:lineRule="auto"/>
-        <w:rPr>
-          <w:rFonts w:ascii="Georgia Pro" w:eastAsia="Georgia Pro" w:hAnsi="Georgia Pro" w:cs="Georgia Pro"/>
-          <w:color w:val="000000" w:themeColor="text1"/>
-        </w:rPr>
-      </w:pPr>
-      <w:r>
-        <w:rPr>
-          <w:rFonts w:ascii="Georgia Pro" w:eastAsia="Georgia Pro" w:hAnsi="Georgia Pro" w:cs="Georgia Pro"/>
-          <w:color w:val="000000" w:themeColor="text1"/>
-        </w:rPr>
-        <w:t>Deploy.</w:t>
+      <w:r>
+        <w:rPr>
+          <w:rFonts w:ascii="Georgia Pro" w:eastAsia="Georgia Pro" w:hAnsi="Georgia Pro" w:cs="Georgia Pro"/>
+          <w:color w:val="000000" w:themeColor="text1"/>
+        </w:rPr>
+        <w:t>cd</w:t>
+      </w:r>
+      <w:proofErr w:type="gramStart"/>
+      <w:r>
+        <w:rPr>
+          <w:rFonts w:ascii="Georgia Pro" w:eastAsia="Georgia Pro" w:hAnsi="Georgia Pro" w:cs="Georgia Pro"/>
+          <w:color w:val="000000" w:themeColor="text1"/>
+        </w:rPr>
+        <w:t xml:space="preserve"> ../..</w:t>
+      </w:r>
+      <w:proofErr w:type="gramEnd"/>
+      <w:r>
+        <w:rPr>
+          <w:rFonts w:ascii="Georgia Pro" w:eastAsia="Georgia Pro" w:hAnsi="Georgia Pro" w:cs="Georgia Pro"/>
+          <w:color w:val="000000" w:themeColor="text1"/>
+        </w:rPr>
+        <w:t>/prod/ec2</w:t>
+      </w:r>
+    </w:p>
+    <w:p>
+      <w:pPr>
+        <w:spacing w:line="480" w:lineRule="auto"/>
+        <w:rPr>
+          <w:rFonts w:ascii="Georgia Pro" w:eastAsia="Georgia Pro" w:hAnsi="Georgia Pro" w:cs="Georgia Pro"/>
+          <w:color w:val="000000" w:themeColor="text1"/>
+        </w:rPr>
+      </w:pPr>
+      <w:r>
+        <w:rPr>
+          <w:rFonts w:ascii="Georgia Pro" w:eastAsia="Georgia Pro" w:hAnsi="Georgia Pro" w:cs="Georgia Pro"/>
+          <w:color w:val="000000" w:themeColor="text1"/>
+        </w:rPr>
+        <w:t>Initialize:</w:t>
       </w:r>
     </w:p>
     <w:p>
@@ -3531,135 +3219,32 @@
           <w:rFonts w:ascii="Georgia Pro" w:eastAsia="Georgia Pro" w:hAnsi="Georgia Pro" w:cs="Georgia Pro"/>
           <w:color w:val="000000" w:themeColor="text1"/>
         </w:rPr>
-        <w:t xml:space="preserve"> apply</w:t>
-      </w:r>
-    </w:p>
-    <w:p>
-      <w:pPr>
-        <w:spacing w:line="480" w:lineRule="auto"/>
-        <w:rPr>
-          <w:rFonts w:ascii="Georgia Pro" w:eastAsia="Georgia Pro" w:hAnsi="Georgia Pro" w:cs="Georgia Pro"/>
-          <w:color w:val="000000" w:themeColor="text1"/>
-        </w:rPr>
-      </w:pPr>
-      <w:r>
-        <w:rPr>
-          <w:rFonts w:ascii="Georgia Pro" w:eastAsia="Georgia Pro" w:hAnsi="Georgia Pro" w:cs="Georgia Pro"/>
-          <w:color w:val="000000" w:themeColor="text1"/>
-        </w:rPr>
-        <w:t>Type:</w:t>
-      </w:r>
-    </w:p>
-    <w:p>
-      <w:pPr>
-        <w:spacing w:line="480" w:lineRule="auto"/>
-        <w:rPr>
-          <w:rFonts w:ascii="Georgia Pro" w:eastAsia="Georgia Pro" w:hAnsi="Georgia Pro" w:cs="Georgia Pro"/>
-          <w:color w:val="000000" w:themeColor="text1"/>
-        </w:rPr>
-      </w:pPr>
-      <w:r>
-        <w:rPr>
-          <w:rFonts w:ascii="Georgia Pro" w:eastAsia="Georgia Pro" w:hAnsi="Georgia Pro" w:cs="Georgia Pro"/>
-          <w:color w:val="000000" w:themeColor="text1"/>
-        </w:rPr>
-        <w:lastRenderedPageBreak/>
-        <w:t>yes</w:t>
-      </w:r>
-    </w:p>
-    <w:p>
-      <w:pPr>
-        <w:spacing w:line="480" w:lineRule="auto"/>
-        <w:rPr>
-          <w:rFonts w:ascii="Georgia Pro" w:eastAsia="Georgia Pro" w:hAnsi="Georgia Pro" w:cs="Georgia Pro"/>
-          <w:color w:val="000000" w:themeColor="text1"/>
-        </w:rPr>
-      </w:pPr>
-      <w:r>
-        <w:rPr>
-          <w:rFonts w:ascii="Georgia Pro" w:eastAsia="Georgia Pro" w:hAnsi="Georgia Pro" w:cs="Georgia Pro"/>
-          <w:color w:val="000000" w:themeColor="text1"/>
-        </w:rPr>
-        <w:t xml:space="preserve">Result: </w:t>
-      </w:r>
-      <w:r>
-        <w:rPr>
-          <w:rFonts w:ascii="Georgia Pro" w:eastAsia="Georgia Pro" w:hAnsi="Georgia Pro" w:cs="Georgia Pro"/>
-          <w:b/>
-          <w:bCs/>
-          <w:color w:val="000000" w:themeColor="text1"/>
-        </w:rPr>
-        <w:t>Prod EC2 instance created</w:t>
-      </w:r>
-    </w:p>
-    <w:p>
-      <w:pPr>
-        <w:spacing w:line="480" w:lineRule="auto"/>
-        <w:rPr>
-          <w:rFonts w:ascii="Georgia Pro" w:eastAsia="Georgia Pro" w:hAnsi="Georgia Pro" w:cs="Georgia Pro"/>
-          <w:color w:val="000000" w:themeColor="text1"/>
-        </w:rPr>
-      </w:pPr>
-      <w:r>
-        <w:rPr>
-          <w:rFonts w:ascii="Georgia Pro" w:eastAsia="Georgia Pro" w:hAnsi="Georgia Pro" w:cs="Georgia Pro"/>
-          <w:color w:val="000000" w:themeColor="text1"/>
-        </w:rPr>
-        <w:pict w14:anchorId="6D5957E2">
-          <v:rect id="_x0000_i1151" style="width:0;height:1.5pt" o:hrstd="t" o:hr="t" fillcolor="#a0a0a0" stroked="f"/>
-        </w:pict>
-      </w:r>
-    </w:p>
-    <w:p>
-      <w:pPr>
-        <w:spacing w:line="480" w:lineRule="auto"/>
-        <w:rPr>
-          <w:rFonts w:ascii="Georgia Pro" w:eastAsia="Georgia Pro" w:hAnsi="Georgia Pro" w:cs="Georgia Pro"/>
-          <w:b/>
-          <w:bCs/>
-          <w:color w:val="000000" w:themeColor="text1"/>
-        </w:rPr>
-      </w:pPr>
-      <w:r>
-        <w:rPr>
-          <w:rFonts w:ascii="Georgia Pro" w:eastAsia="Georgia Pro" w:hAnsi="Georgia Pro" w:cs="Georgia Pro"/>
-          <w:b/>
-          <w:bCs/>
-          <w:color w:val="000000" w:themeColor="text1"/>
-        </w:rPr>
-        <w:t>Step 12: Deploy Both Environments Together</w:t>
-      </w:r>
-    </w:p>
-    <w:p>
-      <w:pPr>
-        <w:spacing w:line="480" w:lineRule="auto"/>
-        <w:rPr>
-          <w:rFonts w:ascii="Georgia Pro" w:eastAsia="Georgia Pro" w:hAnsi="Georgia Pro" w:cs="Georgia Pro"/>
-          <w:color w:val="000000" w:themeColor="text1"/>
-        </w:rPr>
-      </w:pPr>
-      <w:r>
-        <w:rPr>
-          <w:rFonts w:ascii="Georgia Pro" w:eastAsia="Georgia Pro" w:hAnsi="Georgia Pro" w:cs="Georgia Pro"/>
-          <w:color w:val="000000" w:themeColor="text1"/>
-        </w:rPr>
-        <w:t xml:space="preserve">Navigate to </w:t>
-      </w:r>
-      <w:r>
-        <w:rPr>
-          <w:rFonts w:ascii="Georgia Pro" w:eastAsia="Georgia Pro" w:hAnsi="Georgia Pro" w:cs="Georgia Pro"/>
-          <w:b/>
-          <w:bCs/>
-          <w:color w:val="000000" w:themeColor="text1"/>
-        </w:rPr>
-        <w:t>live directory</w:t>
-      </w:r>
-      <w:r>
-        <w:rPr>
-          <w:rFonts w:ascii="Georgia Pro" w:eastAsia="Georgia Pro" w:hAnsi="Georgia Pro" w:cs="Georgia Pro"/>
-          <w:color w:val="000000" w:themeColor="text1"/>
-        </w:rPr>
-        <w:t>.</w:t>
+        <w:t xml:space="preserve"> </w:t>
+      </w:r>
+      <w:proofErr w:type="spellStart"/>
+      <w:r>
+        <w:rPr>
+          <w:rFonts w:ascii="Georgia Pro" w:eastAsia="Georgia Pro" w:hAnsi="Georgia Pro" w:cs="Georgia Pro"/>
+          <w:color w:val="000000" w:themeColor="text1"/>
+        </w:rPr>
+        <w:t>init</w:t>
+      </w:r>
+      <w:proofErr w:type="spellEnd"/>
+    </w:p>
+    <w:p>
+      <w:pPr>
+        <w:spacing w:line="480" w:lineRule="auto"/>
+        <w:rPr>
+          <w:rFonts w:ascii="Georgia Pro" w:eastAsia="Georgia Pro" w:hAnsi="Georgia Pro" w:cs="Georgia Pro"/>
+          <w:color w:val="000000" w:themeColor="text1"/>
+        </w:rPr>
+      </w:pPr>
+      <w:r>
+        <w:rPr>
+          <w:rFonts w:ascii="Georgia Pro" w:eastAsia="Georgia Pro" w:hAnsi="Georgia Pro" w:cs="Georgia Pro"/>
+          <w:color w:val="000000" w:themeColor="text1"/>
+        </w:rPr>
+        <w:t>Deploy.</w:t>
       </w:r>
     </w:p>
     <w:p>
@@ -3677,44 +3262,148 @@
           <w:color w:val="000000" w:themeColor="text1"/>
         </w:rPr>
       </w:pPr>
-      <w:r>
-        <w:rPr>
-          <w:rFonts w:ascii="Georgia Pro" w:eastAsia="Georgia Pro" w:hAnsi="Georgia Pro" w:cs="Georgia Pro"/>
-          <w:color w:val="000000" w:themeColor="text1"/>
-        </w:rPr>
-        <w:t>cd</w:t>
-      </w:r>
-      <w:proofErr w:type="gramStart"/>
-      <w:r>
-        <w:rPr>
-          <w:rFonts w:ascii="Georgia Pro" w:eastAsia="Georgia Pro" w:hAnsi="Georgia Pro" w:cs="Georgia Pro"/>
-          <w:color w:val="000000" w:themeColor="text1"/>
-        </w:rPr>
-        <w:t xml:space="preserve"> ../..</w:t>
-      </w:r>
-      <w:proofErr w:type="gramEnd"/>
-      <w:r>
-        <w:rPr>
-          <w:rFonts w:ascii="Georgia Pro" w:eastAsia="Georgia Pro" w:hAnsi="Georgia Pro" w:cs="Georgia Pro"/>
-          <w:color w:val="000000" w:themeColor="text1"/>
-        </w:rPr>
-        <w:t>/</w:t>
-      </w:r>
-    </w:p>
-    <w:p>
-      <w:pPr>
-        <w:spacing w:line="480" w:lineRule="auto"/>
-        <w:rPr>
-          <w:rFonts w:ascii="Georgia Pro" w:eastAsia="Georgia Pro" w:hAnsi="Georgia Pro" w:cs="Georgia Pro"/>
-          <w:color w:val="000000" w:themeColor="text1"/>
-        </w:rPr>
-      </w:pPr>
-      <w:r>
-        <w:rPr>
-          <w:rFonts w:ascii="Georgia Pro" w:eastAsia="Georgia Pro" w:hAnsi="Georgia Pro" w:cs="Georgia Pro"/>
-          <w:color w:val="000000" w:themeColor="text1"/>
-        </w:rPr>
-        <w:t>Initialize all modules.</w:t>
+      <w:proofErr w:type="spellStart"/>
+      <w:r>
+        <w:rPr>
+          <w:rFonts w:ascii="Georgia Pro" w:eastAsia="Georgia Pro" w:hAnsi="Georgia Pro" w:cs="Georgia Pro"/>
+          <w:color w:val="000000" w:themeColor="text1"/>
+        </w:rPr>
+        <w:t>terragrunt</w:t>
+      </w:r>
+      <w:proofErr w:type="spellEnd"/>
+      <w:r>
+        <w:rPr>
+          <w:rFonts w:ascii="Georgia Pro" w:eastAsia="Georgia Pro" w:hAnsi="Georgia Pro" w:cs="Georgia Pro"/>
+          <w:color w:val="000000" w:themeColor="text1"/>
+        </w:rPr>
+        <w:t xml:space="preserve"> apply</w:t>
+      </w:r>
+    </w:p>
+    <w:p>
+      <w:pPr>
+        <w:spacing w:line="480" w:lineRule="auto"/>
+        <w:rPr>
+          <w:rFonts w:ascii="Georgia Pro" w:eastAsia="Georgia Pro" w:hAnsi="Georgia Pro" w:cs="Georgia Pro"/>
+          <w:color w:val="000000" w:themeColor="text1"/>
+        </w:rPr>
+      </w:pPr>
+      <w:r>
+        <w:rPr>
+          <w:rFonts w:ascii="Georgia Pro" w:eastAsia="Georgia Pro" w:hAnsi="Georgia Pro" w:cs="Georgia Pro"/>
+          <w:color w:val="000000" w:themeColor="text1"/>
+        </w:rPr>
+        <w:t>Type:</w:t>
+      </w:r>
+    </w:p>
+    <w:p>
+      <w:pPr>
+        <w:spacing w:line="480" w:lineRule="auto"/>
+        <w:rPr>
+          <w:rFonts w:ascii="Georgia Pro" w:eastAsia="Georgia Pro" w:hAnsi="Georgia Pro" w:cs="Georgia Pro"/>
+          <w:color w:val="000000" w:themeColor="text1"/>
+        </w:rPr>
+      </w:pPr>
+      <w:r>
+        <w:rPr>
+          <w:rFonts w:ascii="Georgia Pro" w:eastAsia="Georgia Pro" w:hAnsi="Georgia Pro" w:cs="Georgia Pro"/>
+          <w:color w:val="000000" w:themeColor="text1"/>
+        </w:rPr>
+        <w:t>yes</w:t>
+      </w:r>
+    </w:p>
+    <w:p>
+      <w:pPr>
+        <w:spacing w:line="480" w:lineRule="auto"/>
+        <w:rPr>
+          <w:rFonts w:ascii="Georgia Pro" w:eastAsia="Georgia Pro" w:hAnsi="Georgia Pro" w:cs="Georgia Pro"/>
+          <w:color w:val="000000" w:themeColor="text1"/>
+        </w:rPr>
+      </w:pPr>
+      <w:r>
+        <w:rPr>
+          <w:rFonts w:ascii="Georgia Pro" w:eastAsia="Georgia Pro" w:hAnsi="Georgia Pro" w:cs="Georgia Pro"/>
+          <w:color w:val="000000" w:themeColor="text1"/>
+        </w:rPr>
+        <w:t xml:space="preserve">Result: </w:t>
+      </w:r>
+      <w:r>
+        <w:rPr>
+          <w:rFonts w:ascii="Georgia Pro" w:eastAsia="Georgia Pro" w:hAnsi="Georgia Pro" w:cs="Georgia Pro"/>
+          <w:b/>
+          <w:bCs/>
+          <w:color w:val="000000" w:themeColor="text1"/>
+        </w:rPr>
+        <w:t>Prod EC2 instance created</w:t>
+      </w:r>
+    </w:p>
+    <w:p>
+      <w:pPr>
+        <w:spacing w:line="480" w:lineRule="auto"/>
+        <w:rPr>
+          <w:rFonts w:ascii="Georgia Pro" w:eastAsia="Georgia Pro" w:hAnsi="Georgia Pro" w:cs="Georgia Pro"/>
+          <w:color w:val="000000" w:themeColor="text1"/>
+        </w:rPr>
+      </w:pPr>
+      <w:r>
+        <w:rPr>
+          <w:rFonts w:ascii="Georgia Pro" w:eastAsia="Georgia Pro" w:hAnsi="Georgia Pro" w:cs="Georgia Pro"/>
+          <w:color w:val="000000" w:themeColor="text1"/>
+        </w:rPr>
+        <w:pict w14:anchorId="6D5957E2">
+          <v:rect id="_x0000_i1036" style="width:0;height:1.5pt" o:hrstd="t" o:hr="t" fillcolor="#a0a0a0" stroked="f"/>
+        </w:pict>
+      </w:r>
+    </w:p>
+    <w:p>
+      <w:pPr>
+        <w:spacing w:line="480" w:lineRule="auto"/>
+        <w:rPr>
+          <w:rFonts w:ascii="Georgia Pro" w:eastAsia="Georgia Pro" w:hAnsi="Georgia Pro" w:cs="Georgia Pro"/>
+          <w:b/>
+          <w:bCs/>
+          <w:color w:val="000000" w:themeColor="text1"/>
+        </w:rPr>
+      </w:pPr>
+      <w:r>
+        <w:rPr>
+          <w:rFonts w:ascii="Georgia Pro" w:eastAsia="Georgia Pro" w:hAnsi="Georgia Pro" w:cs="Georgia Pro"/>
+          <w:b/>
+          <w:bCs/>
+          <w:color w:val="000000" w:themeColor="text1"/>
+        </w:rPr>
+        <w:t>Step 12: Deploy Both Environments Together</w:t>
+      </w:r>
+    </w:p>
+    <w:p>
+      <w:pPr>
+        <w:spacing w:line="480" w:lineRule="auto"/>
+        <w:rPr>
+          <w:rFonts w:ascii="Georgia Pro" w:eastAsia="Georgia Pro" w:hAnsi="Georgia Pro" w:cs="Georgia Pro"/>
+          <w:color w:val="000000" w:themeColor="text1"/>
+        </w:rPr>
+      </w:pPr>
+      <w:r>
+        <w:rPr>
+          <w:rFonts w:ascii="Georgia Pro" w:eastAsia="Georgia Pro" w:hAnsi="Georgia Pro" w:cs="Georgia Pro"/>
+          <w:color w:val="000000" w:themeColor="text1"/>
+        </w:rPr>
+        <w:t xml:space="preserve">Navigate to </w:t>
+      </w:r>
+      <w:r>
+        <w:rPr>
+          <w:rFonts w:ascii="Georgia Pro" w:eastAsia="Georgia Pro" w:hAnsi="Georgia Pro" w:cs="Georgia Pro"/>
+          <w:b/>
+          <w:bCs/>
+          <w:color w:val="000000" w:themeColor="text1"/>
+        </w:rPr>
+        <w:t>live directory</w:t>
+      </w:r>
+      <w:r>
+        <w:rPr>
+          <w:rFonts w:ascii="Georgia Pro" w:eastAsia="Georgia Pro" w:hAnsi="Georgia Pro" w:cs="Georgia Pro"/>
+          <w:color w:val="000000" w:themeColor="text1"/>
+        </w:rPr>
+        <w:t>.</w:t>
       </w:r>
     </w:p>
     <w:p>
@@ -3732,46 +3421,44 @@
           <w:color w:val="000000" w:themeColor="text1"/>
         </w:rPr>
       </w:pPr>
-      <w:proofErr w:type="spellStart"/>
-      <w:r>
-        <w:rPr>
-          <w:rFonts w:ascii="Georgia Pro" w:eastAsia="Georgia Pro" w:hAnsi="Georgia Pro" w:cs="Georgia Pro"/>
-          <w:color w:val="000000" w:themeColor="text1"/>
-        </w:rPr>
-        <w:t>terragrunt</w:t>
-      </w:r>
-      <w:proofErr w:type="spellEnd"/>
-      <w:r>
-        <w:rPr>
-          <w:rFonts w:ascii="Georgia Pro" w:eastAsia="Georgia Pro" w:hAnsi="Georgia Pro" w:cs="Georgia Pro"/>
-          <w:color w:val="000000" w:themeColor="text1"/>
-        </w:rPr>
-        <w:t xml:space="preserve"> run --all </w:t>
-      </w:r>
-      <w:proofErr w:type="spellStart"/>
-      <w:r>
-        <w:rPr>
-          <w:rFonts w:ascii="Georgia Pro" w:eastAsia="Georgia Pro" w:hAnsi="Georgia Pro" w:cs="Georgia Pro"/>
-          <w:color w:val="000000" w:themeColor="text1"/>
-        </w:rPr>
-        <w:t>init</w:t>
-      </w:r>
-      <w:proofErr w:type="spellEnd"/>
-    </w:p>
-    <w:p>
-      <w:pPr>
-        <w:spacing w:line="480" w:lineRule="auto"/>
-        <w:rPr>
-          <w:rFonts w:ascii="Georgia Pro" w:eastAsia="Georgia Pro" w:hAnsi="Georgia Pro" w:cs="Georgia Pro"/>
-          <w:color w:val="000000" w:themeColor="text1"/>
-        </w:rPr>
-      </w:pPr>
-      <w:r>
-        <w:rPr>
-          <w:rFonts w:ascii="Georgia Pro" w:eastAsia="Georgia Pro" w:hAnsi="Georgia Pro" w:cs="Georgia Pro"/>
-          <w:color w:val="000000" w:themeColor="text1"/>
-        </w:rPr>
-        <w:t>Deploy everything.</w:t>
+      <w:r>
+        <w:rPr>
+          <w:rFonts w:ascii="Georgia Pro" w:eastAsia="Georgia Pro" w:hAnsi="Georgia Pro" w:cs="Georgia Pro"/>
+          <w:color w:val="000000" w:themeColor="text1"/>
+        </w:rPr>
+        <w:t>cd</w:t>
+      </w:r>
+      <w:proofErr w:type="gramStart"/>
+      <w:r>
+        <w:rPr>
+          <w:rFonts w:ascii="Georgia Pro" w:eastAsia="Georgia Pro" w:hAnsi="Georgia Pro" w:cs="Georgia Pro"/>
+          <w:color w:val="000000" w:themeColor="text1"/>
+        </w:rPr>
+        <w:t xml:space="preserve"> ../..</w:t>
+      </w:r>
+      <w:proofErr w:type="gramEnd"/>
+      <w:r>
+        <w:rPr>
+          <w:rFonts w:ascii="Georgia Pro" w:eastAsia="Georgia Pro" w:hAnsi="Georgia Pro" w:cs="Georgia Pro"/>
+          <w:color w:val="000000" w:themeColor="text1"/>
+        </w:rPr>
+        <w:t>/</w:t>
+      </w:r>
+    </w:p>
+    <w:p>
+      <w:pPr>
+        <w:spacing w:line="480" w:lineRule="auto"/>
+        <w:rPr>
+          <w:rFonts w:ascii="Georgia Pro" w:eastAsia="Georgia Pro" w:hAnsi="Georgia Pro" w:cs="Georgia Pro"/>
+          <w:color w:val="000000" w:themeColor="text1"/>
+        </w:rPr>
+      </w:pPr>
+      <w:r>
+        <w:rPr>
+          <w:rFonts w:ascii="Georgia Pro" w:eastAsia="Georgia Pro" w:hAnsi="Georgia Pro" w:cs="Georgia Pro"/>
+          <w:color w:val="000000" w:themeColor="text1"/>
+        </w:rPr>
+        <w:t>Initialize all modules.</w:t>
       </w:r>
     </w:p>
     <w:p>
@@ -3803,32 +3490,32 @@
           <w:rFonts w:ascii="Georgia Pro" w:eastAsia="Georgia Pro" w:hAnsi="Georgia Pro" w:cs="Georgia Pro"/>
           <w:color w:val="000000" w:themeColor="text1"/>
         </w:rPr>
-        <w:t xml:space="preserve"> run --all apply</w:t>
-      </w:r>
-    </w:p>
-    <w:p>
-      <w:pPr>
-        <w:spacing w:line="480" w:lineRule="auto"/>
-        <w:rPr>
-          <w:rFonts w:ascii="Georgia Pro" w:eastAsia="Georgia Pro" w:hAnsi="Georgia Pro" w:cs="Georgia Pro"/>
-          <w:color w:val="000000" w:themeColor="text1"/>
-        </w:rPr>
-      </w:pPr>
+        <w:t xml:space="preserve"> run --all </w:t>
+      </w:r>
       <w:proofErr w:type="spellStart"/>
       <w:r>
         <w:rPr>
           <w:rFonts w:ascii="Georgia Pro" w:eastAsia="Georgia Pro" w:hAnsi="Georgia Pro" w:cs="Georgia Pro"/>
           <w:color w:val="000000" w:themeColor="text1"/>
         </w:rPr>
-        <w:t>Terragrunt</w:t>
+        <w:t>init</w:t>
       </w:r>
       <w:proofErr w:type="spellEnd"/>
-      <w:r>
-        <w:rPr>
-          <w:rFonts w:ascii="Georgia Pro" w:eastAsia="Georgia Pro" w:hAnsi="Georgia Pro" w:cs="Georgia Pro"/>
-          <w:color w:val="000000" w:themeColor="text1"/>
-        </w:rPr>
-        <w:t xml:space="preserve"> will run Terraform for:</w:t>
+    </w:p>
+    <w:p>
+      <w:pPr>
+        <w:spacing w:line="480" w:lineRule="auto"/>
+        <w:rPr>
+          <w:rFonts w:ascii="Georgia Pro" w:eastAsia="Georgia Pro" w:hAnsi="Georgia Pro" w:cs="Georgia Pro"/>
+          <w:color w:val="000000" w:themeColor="text1"/>
+        </w:rPr>
+      </w:pPr>
+      <w:r>
+        <w:rPr>
+          <w:rFonts w:ascii="Georgia Pro" w:eastAsia="Georgia Pro" w:hAnsi="Georgia Pro" w:cs="Georgia Pro"/>
+          <w:color w:val="000000" w:themeColor="text1"/>
+        </w:rPr>
+        <w:t>Deploy everything.</w:t>
       </w:r>
     </w:p>
     <w:p>
@@ -3846,114 +3533,47 @@
           <w:color w:val="000000" w:themeColor="text1"/>
         </w:rPr>
       </w:pPr>
-      <w:r>
-        <w:rPr>
-          <w:rFonts w:ascii="Georgia Pro" w:eastAsia="Georgia Pro" w:hAnsi="Georgia Pro" w:cs="Georgia Pro"/>
-          <w:color w:val="000000" w:themeColor="text1"/>
-        </w:rPr>
-        <w:t>live/dev/ec2</w:t>
-      </w:r>
-      <w:r>
-        <w:rPr>
-          <w:rFonts w:ascii="Georgia Pro" w:eastAsia="Georgia Pro" w:hAnsi="Georgia Pro" w:cs="Georgia Pro"/>
-          <w:color w:val="000000" w:themeColor="text1"/>
-        </w:rPr>
-        <w:br/>
-        <w:t>live/prod/ec2</w:t>
-      </w:r>
-    </w:p>
-    <w:p>
-      <w:pPr>
-        <w:spacing w:line="480" w:lineRule="auto"/>
-        <w:rPr>
-          <w:rFonts w:ascii="Georgia Pro" w:eastAsia="Georgia Pro" w:hAnsi="Georgia Pro" w:cs="Georgia Pro"/>
-          <w:color w:val="000000" w:themeColor="text1"/>
-        </w:rPr>
-      </w:pPr>
-      <w:r>
-        <w:rPr>
-          <w:rFonts w:ascii="Georgia Pro" w:eastAsia="Georgia Pro" w:hAnsi="Georgia Pro" w:cs="Georgia Pro"/>
-          <w:color w:val="000000" w:themeColor="text1"/>
-        </w:rPr>
-        <w:t>Result:</w:t>
-      </w:r>
-    </w:p>
-    <w:p>
-      <w:pPr>
-        <w:spacing w:line="480" w:lineRule="auto"/>
-        <w:rPr>
-          <w:rFonts w:ascii="Georgia Pro" w:eastAsia="Georgia Pro" w:hAnsi="Georgia Pro" w:cs="Georgia Pro"/>
-          <w:color w:val="000000" w:themeColor="text1"/>
-        </w:rPr>
-      </w:pPr>
-      <w:r>
-        <w:rPr>
-          <w:rFonts w:ascii="Georgia Pro" w:eastAsia="Georgia Pro" w:hAnsi="Georgia Pro" w:cs="Georgia Pro"/>
-          <w:color w:val="000000" w:themeColor="text1"/>
-        </w:rPr>
-        <w:t>Dev-EC2-Instance</w:t>
-      </w:r>
-      <w:r>
-        <w:rPr>
-          <w:rFonts w:ascii="Georgia Pro" w:eastAsia="Georgia Pro" w:hAnsi="Georgia Pro" w:cs="Georgia Pro"/>
-          <w:color w:val="000000" w:themeColor="text1"/>
-        </w:rPr>
-        <w:br/>
-        <w:t>Prod-EC2-Instance</w:t>
-      </w:r>
-    </w:p>
-    <w:p>
-      <w:pPr>
-        <w:spacing w:line="480" w:lineRule="auto"/>
-        <w:rPr>
-          <w:rFonts w:ascii="Georgia Pro" w:eastAsia="Georgia Pro" w:hAnsi="Georgia Pro" w:cs="Georgia Pro"/>
-          <w:color w:val="000000" w:themeColor="text1"/>
-        </w:rPr>
-      </w:pPr>
-      <w:r>
-        <w:rPr>
-          <w:rFonts w:ascii="Georgia Pro" w:eastAsia="Georgia Pro" w:hAnsi="Georgia Pro" w:cs="Georgia Pro"/>
-          <w:color w:val="000000" w:themeColor="text1"/>
-        </w:rPr>
-        <w:pict w14:anchorId="178D5916">
-          <v:rect id="_x0000_i1152" style="width:0;height:1.5pt" o:hrstd="t" o:hr="t" fillcolor="#a0a0a0" stroked="f"/>
-        </w:pict>
-      </w:r>
-    </w:p>
-    <w:p>
-      <w:pPr>
-        <w:spacing w:line="480" w:lineRule="auto"/>
-        <w:rPr>
-          <w:rFonts w:ascii="Georgia Pro" w:eastAsia="Georgia Pro" w:hAnsi="Georgia Pro" w:cs="Georgia Pro"/>
-          <w:b/>
-          <w:bCs/>
-          <w:color w:val="000000" w:themeColor="text1"/>
-        </w:rPr>
-      </w:pPr>
-      <w:r>
-        <w:rPr>
-          <w:rFonts w:ascii="Georgia Pro" w:eastAsia="Georgia Pro" w:hAnsi="Georgia Pro" w:cs="Georgia Pro"/>
-          <w:b/>
-          <w:bCs/>
-          <w:color w:val="000000" w:themeColor="text1"/>
-        </w:rPr>
-        <w:t>Step 13: Verify Instances</w:t>
-      </w:r>
-    </w:p>
-    <w:p>
-      <w:pPr>
-        <w:spacing w:line="480" w:lineRule="auto"/>
-        <w:rPr>
-          <w:rFonts w:ascii="Georgia Pro" w:eastAsia="Georgia Pro" w:hAnsi="Georgia Pro" w:cs="Georgia Pro"/>
-          <w:color w:val="000000" w:themeColor="text1"/>
-        </w:rPr>
-      </w:pPr>
-      <w:r>
-        <w:rPr>
-          <w:rFonts w:ascii="Georgia Pro" w:eastAsia="Georgia Pro" w:hAnsi="Georgia Pro" w:cs="Georgia Pro"/>
-          <w:color w:val="000000" w:themeColor="text1"/>
-        </w:rPr>
-        <w:t>Run:</w:t>
+      <w:proofErr w:type="spellStart"/>
+      <w:r>
+        <w:rPr>
+          <w:rFonts w:ascii="Georgia Pro" w:eastAsia="Georgia Pro" w:hAnsi="Georgia Pro" w:cs="Georgia Pro"/>
+          <w:color w:val="000000" w:themeColor="text1"/>
+        </w:rPr>
+        <w:t>terragrunt</w:t>
+      </w:r>
+      <w:proofErr w:type="spellEnd"/>
+      <w:r>
+        <w:rPr>
+          <w:rFonts w:ascii="Georgia Pro" w:eastAsia="Georgia Pro" w:hAnsi="Georgia Pro" w:cs="Georgia Pro"/>
+          <w:color w:val="000000" w:themeColor="text1"/>
+        </w:rPr>
+        <w:t xml:space="preserve"> run --all apply</w:t>
+      </w:r>
+    </w:p>
+    <w:p>
+      <w:pPr>
+        <w:spacing w:line="480" w:lineRule="auto"/>
+        <w:rPr>
+          <w:rFonts w:ascii="Georgia Pro" w:eastAsia="Georgia Pro" w:hAnsi="Georgia Pro" w:cs="Georgia Pro"/>
+          <w:color w:val="000000" w:themeColor="text1"/>
+        </w:rPr>
+      </w:pPr>
+      <w:proofErr w:type="spellStart"/>
+      <w:r>
+        <w:rPr>
+          <w:rFonts w:ascii="Georgia Pro" w:eastAsia="Georgia Pro" w:hAnsi="Georgia Pro" w:cs="Georgia Pro"/>
+          <w:color w:val="000000" w:themeColor="text1"/>
+        </w:rPr>
+        <w:lastRenderedPageBreak/>
+        <w:t>Terragrunt</w:t>
+      </w:r>
+      <w:proofErr w:type="spellEnd"/>
+      <w:r>
+        <w:rPr>
+          <w:rFonts w:ascii="Georgia Pro" w:eastAsia="Georgia Pro" w:hAnsi="Georgia Pro" w:cs="Georgia Pro"/>
+          <w:color w:val="000000" w:themeColor="text1"/>
+        </w:rPr>
+        <w:t xml:space="preserve"> will run Terraform for:</w:t>
       </w:r>
     </w:p>
     <w:p>
@@ -3971,55 +3591,77 @@
           <w:color w:val="000000" w:themeColor="text1"/>
         </w:rPr>
       </w:pPr>
-      <w:proofErr w:type="spellStart"/>
-      <w:r>
-        <w:rPr>
-          <w:rFonts w:ascii="Georgia Pro" w:eastAsia="Georgia Pro" w:hAnsi="Georgia Pro" w:cs="Georgia Pro"/>
-          <w:color w:val="000000" w:themeColor="text1"/>
-        </w:rPr>
-        <w:t>aws</w:t>
-      </w:r>
-      <w:proofErr w:type="spellEnd"/>
-      <w:r>
-        <w:rPr>
-          <w:rFonts w:ascii="Georgia Pro" w:eastAsia="Georgia Pro" w:hAnsi="Georgia Pro" w:cs="Georgia Pro"/>
-          <w:color w:val="000000" w:themeColor="text1"/>
-        </w:rPr>
-        <w:t xml:space="preserve"> ec2 describe-instances</w:t>
-      </w:r>
-    </w:p>
-    <w:p>
-      <w:pPr>
-        <w:spacing w:line="480" w:lineRule="auto"/>
-        <w:rPr>
-          <w:rFonts w:ascii="Georgia Pro" w:eastAsia="Georgia Pro" w:hAnsi="Georgia Pro" w:cs="Georgia Pro"/>
-          <w:color w:val="000000" w:themeColor="text1"/>
-        </w:rPr>
-      </w:pPr>
-      <w:r>
-        <w:rPr>
-          <w:rFonts w:ascii="Georgia Pro" w:eastAsia="Georgia Pro" w:hAnsi="Georgia Pro" w:cs="Georgia Pro"/>
-          <w:color w:val="000000" w:themeColor="text1"/>
-        </w:rPr>
-        <w:t>Or check in AWS EC2 Console.</w:t>
-      </w:r>
-    </w:p>
-    <w:p>
-      <w:pPr>
-        <w:spacing w:line="480" w:lineRule="auto"/>
-        <w:rPr>
-          <w:rFonts w:ascii="Georgia Pro" w:eastAsia="Georgia Pro" w:hAnsi="Georgia Pro" w:cs="Georgia Pro"/>
-          <w:color w:val="000000" w:themeColor="text1"/>
-        </w:rPr>
-      </w:pPr>
-      <w:r>
-        <w:rPr>
-          <w:rFonts w:ascii="Georgia Pro" w:eastAsia="Georgia Pro" w:hAnsi="Georgia Pro" w:cs="Georgia Pro"/>
-          <w:color w:val="000000" w:themeColor="text1"/>
-        </w:rPr>
-        <w:lastRenderedPageBreak/>
-        <w:pict w14:anchorId="249F6EB2">
-          <v:rect id="_x0000_i1153" style="width:0;height:1.5pt" o:hrstd="t" o:hr="t" fillcolor="#a0a0a0" stroked="f"/>
+      <w:r>
+        <w:rPr>
+          <w:rFonts w:ascii="Georgia Pro" w:eastAsia="Georgia Pro" w:hAnsi="Georgia Pro" w:cs="Georgia Pro"/>
+          <w:color w:val="000000" w:themeColor="text1"/>
+        </w:rPr>
+        <w:t>live/dev/ec2</w:t>
+      </w:r>
+      <w:r>
+        <w:rPr>
+          <w:rFonts w:ascii="Georgia Pro" w:eastAsia="Georgia Pro" w:hAnsi="Georgia Pro" w:cs="Georgia Pro"/>
+          <w:color w:val="000000" w:themeColor="text1"/>
+        </w:rPr>
+        <w:br/>
+        <w:t>live/prod/ec2</w:t>
+      </w:r>
+    </w:p>
+    <w:p>
+      <w:pPr>
+        <w:spacing w:line="480" w:lineRule="auto"/>
+        <w:rPr>
+          <w:rFonts w:ascii="Georgia Pro" w:eastAsia="Georgia Pro" w:hAnsi="Georgia Pro" w:cs="Georgia Pro"/>
+          <w:color w:val="000000" w:themeColor="text1"/>
+        </w:rPr>
+      </w:pPr>
+      <w:r>
+        <w:rPr>
+          <w:rFonts w:ascii="Georgia Pro" w:eastAsia="Georgia Pro" w:hAnsi="Georgia Pro" w:cs="Georgia Pro"/>
+          <w:color w:val="000000" w:themeColor="text1"/>
+        </w:rPr>
+        <w:t>Result:</w:t>
+      </w:r>
+    </w:p>
+    <w:p>
+      <w:pPr>
+        <w:spacing w:line="480" w:lineRule="auto"/>
+        <w:rPr>
+          <w:rFonts w:ascii="Georgia Pro" w:eastAsia="Georgia Pro" w:hAnsi="Georgia Pro" w:cs="Georgia Pro"/>
+          <w:color w:val="000000" w:themeColor="text1"/>
+        </w:rPr>
+      </w:pPr>
+      <w:r>
+        <w:rPr>
+          <w:rFonts w:ascii="Georgia Pro" w:eastAsia="Georgia Pro" w:hAnsi="Georgia Pro" w:cs="Georgia Pro"/>
+          <w:color w:val="000000" w:themeColor="text1"/>
+        </w:rPr>
+        <w:t>Dev-EC2-Instance</w:t>
+      </w:r>
+      <w:r>
+        <w:rPr>
+          <w:rFonts w:ascii="Georgia Pro" w:eastAsia="Georgia Pro" w:hAnsi="Georgia Pro" w:cs="Georgia Pro"/>
+          <w:color w:val="000000" w:themeColor="text1"/>
+        </w:rPr>
+        <w:br/>
+        <w:t>Prod-EC2-Instance</w:t>
+      </w:r>
+    </w:p>
+    <w:p>
+      <w:pPr>
+        <w:spacing w:line="480" w:lineRule="auto"/>
+        <w:rPr>
+          <w:rFonts w:ascii="Georgia Pro" w:eastAsia="Georgia Pro" w:hAnsi="Georgia Pro" w:cs="Georgia Pro"/>
+          <w:color w:val="000000" w:themeColor="text1"/>
+        </w:rPr>
+      </w:pPr>
+      <w:r>
+        <w:rPr>
+          <w:rFonts w:ascii="Georgia Pro" w:eastAsia="Georgia Pro" w:hAnsi="Georgia Pro" w:cs="Georgia Pro"/>
+          <w:color w:val="000000" w:themeColor="text1"/>
+        </w:rPr>
+        <w:pict w14:anchorId="178D5916">
+          <v:rect id="_x0000_i1037" style="width:0;height:1.5pt" o:hrstd="t" o:hr="t" fillcolor="#a0a0a0" stroked="f"/>
         </w:pict>
       </w:r>
     </w:p>
@@ -4040,43 +3682,23 @@
           <w:bCs/>
           <w:color w:val="000000" w:themeColor="text1"/>
         </w:rPr>
-        <w:t xml:space="preserve">Step 14: </w:t>
-      </w:r>
-      <w:proofErr w:type="gramStart"/>
-      <w:r>
-        <w:rPr>
-          <w:rFonts w:ascii="Georgia Pro" w:eastAsia="Georgia Pro" w:hAnsi="Georgia Pro" w:cs="Georgia Pro"/>
-          <w:b/>
-          <w:bCs/>
-          <w:color w:val="000000" w:themeColor="text1"/>
-        </w:rPr>
-        <w:t>Destroy</w:t>
-      </w:r>
-      <w:proofErr w:type="gramEnd"/>
-      <w:r>
-        <w:rPr>
-          <w:rFonts w:ascii="Georgia Pro" w:eastAsia="Georgia Pro" w:hAnsi="Georgia Pro" w:cs="Georgia Pro"/>
-          <w:b/>
-          <w:bCs/>
-          <w:color w:val="000000" w:themeColor="text1"/>
-        </w:rPr>
-        <w:t xml:space="preserve"> Individual Environment</w:t>
-      </w:r>
-    </w:p>
-    <w:p>
-      <w:pPr>
-        <w:spacing w:line="480" w:lineRule="auto"/>
-        <w:rPr>
-          <w:rFonts w:ascii="Georgia Pro" w:eastAsia="Georgia Pro" w:hAnsi="Georgia Pro" w:cs="Georgia Pro"/>
-          <w:color w:val="000000" w:themeColor="text1"/>
-        </w:rPr>
-      </w:pPr>
-      <w:r>
-        <w:rPr>
-          <w:rFonts w:ascii="Georgia Pro" w:eastAsia="Georgia Pro" w:hAnsi="Georgia Pro" w:cs="Georgia Pro"/>
-          <w:color w:val="000000" w:themeColor="text1"/>
-        </w:rPr>
-        <w:t>Destroy dev:</w:t>
+        <w:t>Step 13: Verify Instances</w:t>
+      </w:r>
+    </w:p>
+    <w:p>
+      <w:pPr>
+        <w:spacing w:line="480" w:lineRule="auto"/>
+        <w:rPr>
+          <w:rFonts w:ascii="Georgia Pro" w:eastAsia="Georgia Pro" w:hAnsi="Georgia Pro" w:cs="Georgia Pro"/>
+          <w:color w:val="000000" w:themeColor="text1"/>
+        </w:rPr>
+      </w:pPr>
+      <w:r>
+        <w:rPr>
+          <w:rFonts w:ascii="Georgia Pro" w:eastAsia="Georgia Pro" w:hAnsi="Georgia Pro" w:cs="Georgia Pro"/>
+          <w:color w:val="000000" w:themeColor="text1"/>
+        </w:rPr>
+        <w:t>Run:</w:t>
       </w:r>
     </w:p>
     <w:p>
@@ -4094,27 +3716,13 @@
           <w:color w:val="000000" w:themeColor="text1"/>
         </w:rPr>
       </w:pPr>
-      <w:r>
-        <w:rPr>
-          <w:rFonts w:ascii="Georgia Pro" w:eastAsia="Georgia Pro" w:hAnsi="Georgia Pro" w:cs="Georgia Pro"/>
-          <w:color w:val="000000" w:themeColor="text1"/>
-        </w:rPr>
-        <w:t>cd live/dev/ec2</w:t>
-      </w:r>
-      <w:r>
-        <w:rPr>
-          <w:rFonts w:ascii="Georgia Pro" w:eastAsia="Georgia Pro" w:hAnsi="Georgia Pro" w:cs="Georgia Pro"/>
-          <w:color w:val="000000" w:themeColor="text1"/>
-        </w:rPr>
-        <w:br/>
-      </w:r>
       <w:proofErr w:type="spellStart"/>
       <w:r>
         <w:rPr>
           <w:rFonts w:ascii="Georgia Pro" w:eastAsia="Georgia Pro" w:hAnsi="Georgia Pro" w:cs="Georgia Pro"/>
           <w:color w:val="000000" w:themeColor="text1"/>
         </w:rPr>
-        <w:t>terragrunt</w:t>
+        <w:t>aws</w:t>
       </w:r>
       <w:proofErr w:type="spellEnd"/>
       <w:r>
@@ -4122,23 +3730,97 @@
           <w:rFonts w:ascii="Georgia Pro" w:eastAsia="Georgia Pro" w:hAnsi="Georgia Pro" w:cs="Georgia Pro"/>
           <w:color w:val="000000" w:themeColor="text1"/>
         </w:rPr>
-        <w:t xml:space="preserve"> destroy</w:t>
-      </w:r>
-    </w:p>
-    <w:p>
-      <w:pPr>
-        <w:spacing w:line="480" w:lineRule="auto"/>
-        <w:rPr>
-          <w:rFonts w:ascii="Georgia Pro" w:eastAsia="Georgia Pro" w:hAnsi="Georgia Pro" w:cs="Georgia Pro"/>
-          <w:color w:val="000000" w:themeColor="text1"/>
-        </w:rPr>
-      </w:pPr>
-      <w:r>
-        <w:rPr>
-          <w:rFonts w:ascii="Georgia Pro" w:eastAsia="Georgia Pro" w:hAnsi="Georgia Pro" w:cs="Georgia Pro"/>
-          <w:color w:val="000000" w:themeColor="text1"/>
-        </w:rPr>
-        <w:t>Destroy prod:</w:t>
+        <w:t xml:space="preserve"> ec2 describe-instances</w:t>
+      </w:r>
+    </w:p>
+    <w:p>
+      <w:pPr>
+        <w:spacing w:line="480" w:lineRule="auto"/>
+        <w:rPr>
+          <w:rFonts w:ascii="Georgia Pro" w:eastAsia="Georgia Pro" w:hAnsi="Georgia Pro" w:cs="Georgia Pro"/>
+          <w:color w:val="000000" w:themeColor="text1"/>
+        </w:rPr>
+      </w:pPr>
+      <w:r>
+        <w:rPr>
+          <w:rFonts w:ascii="Georgia Pro" w:eastAsia="Georgia Pro" w:hAnsi="Georgia Pro" w:cs="Georgia Pro"/>
+          <w:color w:val="000000" w:themeColor="text1"/>
+        </w:rPr>
+        <w:t>Or check in AWS EC2 Console.</w:t>
+      </w:r>
+    </w:p>
+    <w:p>
+      <w:pPr>
+        <w:spacing w:line="480" w:lineRule="auto"/>
+        <w:rPr>
+          <w:rFonts w:ascii="Georgia Pro" w:eastAsia="Georgia Pro" w:hAnsi="Georgia Pro" w:cs="Georgia Pro"/>
+          <w:color w:val="000000" w:themeColor="text1"/>
+        </w:rPr>
+      </w:pPr>
+      <w:r>
+        <w:rPr>
+          <w:rFonts w:ascii="Georgia Pro" w:eastAsia="Georgia Pro" w:hAnsi="Georgia Pro" w:cs="Georgia Pro"/>
+          <w:color w:val="000000" w:themeColor="text1"/>
+        </w:rPr>
+        <w:pict w14:anchorId="249F6EB2">
+          <v:rect id="_x0000_i1038" style="width:0;height:1.5pt" o:hrstd="t" o:hr="t" fillcolor="#a0a0a0" stroked="f"/>
+        </w:pict>
+      </w:r>
+    </w:p>
+    <w:p>
+      <w:pPr>
+        <w:spacing w:line="480" w:lineRule="auto"/>
+        <w:rPr>
+          <w:rFonts w:ascii="Georgia Pro" w:eastAsia="Georgia Pro" w:hAnsi="Georgia Pro" w:cs="Georgia Pro"/>
+          <w:b/>
+          <w:bCs/>
+          <w:color w:val="000000" w:themeColor="text1"/>
+        </w:rPr>
+      </w:pPr>
+      <w:r>
+        <w:rPr>
+          <w:rFonts w:ascii="Georgia Pro" w:eastAsia="Georgia Pro" w:hAnsi="Georgia Pro" w:cs="Georgia Pro"/>
+          <w:b/>
+          <w:bCs/>
+          <w:color w:val="000000" w:themeColor="text1"/>
+        </w:rPr>
+        <w:t xml:space="preserve">Step 14: </w:t>
+      </w:r>
+      <w:proofErr w:type="gramStart"/>
+      <w:r>
+        <w:rPr>
+          <w:rFonts w:ascii="Georgia Pro" w:eastAsia="Georgia Pro" w:hAnsi="Georgia Pro" w:cs="Georgia Pro"/>
+          <w:b/>
+          <w:bCs/>
+          <w:color w:val="000000" w:themeColor="text1"/>
+        </w:rPr>
+        <w:t>Destroy</w:t>
+      </w:r>
+      <w:proofErr w:type="gramEnd"/>
+      <w:r>
+        <w:rPr>
+          <w:rFonts w:ascii="Georgia Pro" w:eastAsia="Georgia Pro" w:hAnsi="Georgia Pro" w:cs="Georgia Pro"/>
+          <w:b/>
+          <w:bCs/>
+          <w:color w:val="000000" w:themeColor="text1"/>
+        </w:rPr>
+        <w:t xml:space="preserve"> Individual Environment</w:t>
+      </w:r>
+    </w:p>
+    <w:p>
+      <w:pPr>
+        <w:spacing w:line="480" w:lineRule="auto"/>
+        <w:rPr>
+          <w:rFonts w:ascii="Georgia Pro" w:eastAsia="Georgia Pro" w:hAnsi="Georgia Pro" w:cs="Georgia Pro"/>
+          <w:color w:val="000000" w:themeColor="text1"/>
+        </w:rPr>
+      </w:pPr>
+      <w:r>
+        <w:rPr>
+          <w:rFonts w:ascii="Georgia Pro" w:eastAsia="Georgia Pro" w:hAnsi="Georgia Pro" w:cs="Georgia Pro"/>
+          <w:color w:val="000000" w:themeColor="text1"/>
+        </w:rPr>
+        <w:t>Destroy dev:</w:t>
       </w:r>
     </w:p>
     <w:p>
@@ -4161,6 +3843,68 @@
           <w:rFonts w:ascii="Georgia Pro" w:eastAsia="Georgia Pro" w:hAnsi="Georgia Pro" w:cs="Georgia Pro"/>
           <w:color w:val="000000" w:themeColor="text1"/>
         </w:rPr>
+        <w:t>cd live/dev/ec2</w:t>
+      </w:r>
+      <w:r>
+        <w:rPr>
+          <w:rFonts w:ascii="Georgia Pro" w:eastAsia="Georgia Pro" w:hAnsi="Georgia Pro" w:cs="Georgia Pro"/>
+          <w:color w:val="000000" w:themeColor="text1"/>
+        </w:rPr>
+        <w:br/>
+      </w:r>
+      <w:proofErr w:type="spellStart"/>
+      <w:r>
+        <w:rPr>
+          <w:rFonts w:ascii="Georgia Pro" w:eastAsia="Georgia Pro" w:hAnsi="Georgia Pro" w:cs="Georgia Pro"/>
+          <w:color w:val="000000" w:themeColor="text1"/>
+        </w:rPr>
+        <w:t>terragrunt</w:t>
+      </w:r>
+      <w:proofErr w:type="spellEnd"/>
+      <w:r>
+        <w:rPr>
+          <w:rFonts w:ascii="Georgia Pro" w:eastAsia="Georgia Pro" w:hAnsi="Georgia Pro" w:cs="Georgia Pro"/>
+          <w:color w:val="000000" w:themeColor="text1"/>
+        </w:rPr>
+        <w:t xml:space="preserve"> destroy</w:t>
+      </w:r>
+    </w:p>
+    <w:p>
+      <w:pPr>
+        <w:spacing w:line="480" w:lineRule="auto"/>
+        <w:rPr>
+          <w:rFonts w:ascii="Georgia Pro" w:eastAsia="Georgia Pro" w:hAnsi="Georgia Pro" w:cs="Georgia Pro"/>
+          <w:color w:val="000000" w:themeColor="text1"/>
+        </w:rPr>
+      </w:pPr>
+      <w:r>
+        <w:rPr>
+          <w:rFonts w:ascii="Georgia Pro" w:eastAsia="Georgia Pro" w:hAnsi="Georgia Pro" w:cs="Georgia Pro"/>
+          <w:color w:val="000000" w:themeColor="text1"/>
+        </w:rPr>
+        <w:t>Destroy prod:</w:t>
+      </w:r>
+    </w:p>
+    <w:p>
+      <w:pPr>
+        <w:pBdr>
+          <w:top w:val="single" w:sz="4" w:space="1" w:color="auto"/>
+          <w:left w:val="single" w:sz="4" w:space="4" w:color="auto"/>
+          <w:bottom w:val="single" w:sz="4" w:space="1" w:color="auto"/>
+          <w:right w:val="single" w:sz="4" w:space="4" w:color="auto"/>
+        </w:pBdr>
+        <w:shd w:val="clear" w:color="auto" w:fill="F2F2F2" w:themeFill="background1" w:themeFillShade="F2"/>
+        <w:spacing w:line="480" w:lineRule="auto"/>
+        <w:rPr>
+          <w:rFonts w:ascii="Georgia Pro" w:eastAsia="Georgia Pro" w:hAnsi="Georgia Pro" w:cs="Georgia Pro"/>
+          <w:color w:val="000000" w:themeColor="text1"/>
+        </w:rPr>
+      </w:pPr>
+      <w:r>
+        <w:rPr>
+          <w:rFonts w:ascii="Georgia Pro" w:eastAsia="Georgia Pro" w:hAnsi="Georgia Pro" w:cs="Georgia Pro"/>
+          <w:color w:val="000000" w:themeColor="text1"/>
+        </w:rPr>
         <w:t>cd live/prod/ec2</w:t>
       </w:r>
       <w:r>
@@ -4201,7 +3945,7 @@
           <w:color w:val="000000" w:themeColor="text1"/>
         </w:rPr>
         <w:pict w14:anchorId="13666401">
-          <v:rect id="_x0000_i1154" style="width:0;height:1.5pt" o:hrstd="t" o:hr="t" fillcolor="#a0a0a0" stroked="f"/>
+          <v:rect id="_x0000_i1039" style="width:0;height:1.5pt" o:hrstd="t" o:hr="t" fillcolor="#a0a0a0" stroked="f"/>
         </w:pict>
       </w:r>
     </w:p>
@@ -4233,6 +3977,7 @@
           <w:bCs/>
           <w:color w:val="000000" w:themeColor="text1"/>
         </w:rPr>
+        <w:lastRenderedPageBreak/>
         <w:t>Step 15: Destroy All Environments Together</w:t>
       </w:r>
     </w:p>
